--- a/ES/notes/ES_Roadmap.docx
+++ b/ES/notes/ES_Roadmap.docx
@@ -623,13 +623,8 @@
               <w:cnfStyle w:val="000000100000" w:firstRow="0" w:lastRow="0" w:firstColumn="0" w:lastColumn="0" w:oddVBand="0" w:evenVBand="0" w:oddHBand="1" w:evenHBand="0" w:firstRowFirstColumn="0" w:firstRowLastColumn="0" w:lastRowFirstColumn="0" w:lastRowLastColumn="0"/>
             </w:pPr>
             <w:r>
-              <w:t xml:space="preserve">Types of </w:t>
-            </w:r>
-            <w:proofErr w:type="gramStart"/>
-            <w:r>
-              <w:t>environment</w:t>
-            </w:r>
-            <w:proofErr w:type="gramEnd"/>
+              <w:t>Types of environment</w:t>
+            </w:r>
           </w:p>
         </w:tc>
         <w:tc>
@@ -4506,8 +4501,6 @@
         <w:t xml:space="preserve"> for mid-semester preparation.</w:t>
       </w:r>
     </w:p>
-    <w:p/>
-    <w:p/>
     <w:p>
       <w:pPr>
         <w:rPr>
@@ -4515,19 +4508,12 @@
           <w:bCs/>
         </w:rPr>
       </w:pPr>
-    </w:p>
-    <w:p>
-      <w:pPr>
+      <w:r>
         <w:rPr>
           <w:b/>
           <w:bCs/>
         </w:rPr>
-      </w:pPr>
-      <w:r>
-        <w:rPr>
-          <w:b/>
-          <w:bCs/>
-        </w:rPr>
+        <w:lastRenderedPageBreak/>
         <w:t>Unit 2 Detailed Coverage Table</w:t>
       </w:r>
     </w:p>
@@ -6884,7 +6870,6 @@
               <w:spacing w:after="160" w:line="259" w:lineRule="auto"/>
             </w:pPr>
             <w:r>
-              <w:lastRenderedPageBreak/>
               <w:t>Ozone Layer Depletion</w:t>
             </w:r>
           </w:p>
@@ -7326,6 +7311,10 @@
         <w:pBdr>
           <w:bottom w:val="single" w:sz="6" w:space="1" w:color="auto"/>
         </w:pBdr>
+        <w:rPr>
+          <w:b/>
+          <w:bCs/>
+        </w:rPr>
       </w:pPr>
     </w:p>
     <w:p>
@@ -7351,6 +7340,10 @@
         <w:pBdr>
           <w:bottom w:val="single" w:sz="6" w:space="1" w:color="auto"/>
         </w:pBdr>
+        <w:rPr>
+          <w:b/>
+          <w:bCs/>
+        </w:rPr>
       </w:pPr>
       <w:r>
         <w:t xml:space="preserve">Use this structure for </w:t>
@@ -10050,9 +10043,6 @@
       </w:r>
       <w:r>
         <w:br/>
-      </w:r>
-      <w:r>
-        <w:lastRenderedPageBreak/>
         <w:t>• Working principle (photovoltaic effect)</w:t>
       </w:r>
       <w:r>
@@ -10087,6 +10077,7 @@
           <w:b/>
           <w:bCs/>
         </w:rPr>
+        <w:lastRenderedPageBreak/>
         <w:t xml:space="preserve">Quick Knowledge Map – Unit </w:t>
       </w:r>
       <w:r>
@@ -10472,15 +10463,190 @@
         <w:t>.</w:t>
       </w:r>
     </w:p>
-    <w:p/>
+    <w:p>
+      <w:r>
+        <w:pict w14:anchorId="491E94AA">
+          <v:rect id="_x0000_i1041" style="width:0;height:1.5pt" o:hralign="center" o:hrstd="t" o:hr="t" fillcolor="#a0a0a0" stroked="f"/>
+        </w:pict>
+      </w:r>
+    </w:p>
     <w:sectPr>
+      <w:headerReference w:type="even" r:id="rId7"/>
+      <w:headerReference w:type="default" r:id="rId8"/>
+      <w:footerReference w:type="even" r:id="rId9"/>
+      <w:footerReference w:type="default" r:id="rId10"/>
+      <w:headerReference w:type="first" r:id="rId11"/>
+      <w:footerReference w:type="first" r:id="rId12"/>
       <w:pgSz w:w="11906" w:h="16838"/>
       <w:pgMar w:top="1440" w:right="1440" w:bottom="1440" w:left="1440" w:header="708" w:footer="708" w:gutter="0"/>
+      <w:pgBorders w:offsetFrom="page">
+        <w:top w:val="single" w:sz="4" w:space="24" w:color="auto"/>
+        <w:left w:val="single" w:sz="4" w:space="24" w:color="auto"/>
+        <w:bottom w:val="single" w:sz="4" w:space="24" w:color="auto"/>
+        <w:right w:val="single" w:sz="4" w:space="24" w:color="auto"/>
+      </w:pgBorders>
       <w:cols w:space="708"/>
       <w:docGrid w:linePitch="360"/>
     </w:sectPr>
   </w:body>
 </w:document>
+</file>
+
+<file path=word/endnotes.xml><?xml version="1.0" encoding="utf-8"?>
+<w:endnotes xmlns:wpc="http://schemas.microsoft.com/office/word/2010/wordprocessingCanvas" xmlns:cx="http://schemas.microsoft.com/office/drawing/2014/chartex" xmlns:cx1="http://schemas.microsoft.com/office/drawing/2015/9/8/chartex" xmlns:cx2="http://schemas.microsoft.com/office/drawing/2015/10/21/chartex" xmlns:cx3="http://schemas.microsoft.com/office/drawing/2016/5/9/chartex" xmlns:cx4="http://schemas.microsoft.com/office/drawing/2016/5/10/chartex" xmlns:cx5="http://schemas.microsoft.com/office/drawing/2016/5/11/chartex" xmlns:cx6="http://schemas.microsoft.com/office/drawing/2016/5/12/chartex" xmlns:cx7="http://schemas.microsoft.com/office/drawing/2016/5/13/chartex" xmlns:cx8="http://schemas.microsoft.com/office/drawing/2016/5/14/chartex" xmlns:mc="http://schemas.openxmlformats.org/markup-compatibility/2006" xmlns:aink="http://schemas.microsoft.com/office/drawing/2016/ink" xmlns:am3d="http://schemas.microsoft.com/office/drawing/2017/model3d" xmlns:o="urn:schemas-microsoft-com:office:office" xmlns:oel="http://schemas.microsoft.com/office/2019/extlst" xmlns:r="http://schemas.openxmlformats.org/officeDocument/2006/relationships" xmlns:m="http://schemas.openxmlformats.org/officeDocument/2006/math" xmlns:v="urn:schemas-microsoft-com:vml" xmlns:wp14="http://schemas.microsoft.com/office/word/2010/wordprocessingDrawing" xmlns:wp="http://schemas.openxmlformats.org/drawingml/2006/wordprocessingDrawing" xmlns:w10="urn:schemas-microsoft-com:office:word" xmlns:w="http://schemas.openxmlformats.org/wordprocessingml/2006/main" xmlns:w14="http://schemas.microsoft.com/office/word/2010/wordml" xmlns:w15="http://schemas.microsoft.com/office/word/2012/wordml" xmlns:w16cex="http://schemas.microsoft.com/office/word/2018/wordml/cex" xmlns:w16cid="http://schemas.microsoft.com/office/word/2016/wordml/cid" xmlns:w16="http://schemas.microsoft.com/office/word/2018/wordml" xmlns:w16du="http://schemas.microsoft.com/office/word/2023/wordml/word16du" xmlns:w16sdtdh="http://schemas.microsoft.com/office/word/2020/wordml/sdtdatahash" xmlns:w16sdtfl="http://schemas.microsoft.com/office/word/2024/wordml/sdtformatlock" xmlns:w16se="http://schemas.microsoft.com/office/word/2015/wordml/symex" xmlns:wpg="http://schemas.microsoft.com/office/word/2010/wordprocessingGroup" xmlns:wpi="http://schemas.microsoft.com/office/word/2010/wordprocessingInk" xmlns:wne="http://schemas.microsoft.com/office/word/2006/wordml" xmlns:wps="http://schemas.microsoft.com/office/word/2010/wordprocessingShape" mc:Ignorable="w14 w15 w16se w16cid w16 w16cex w16sdtdh w16sdtfl w16du wp14">
+  <w:endnote w:type="separator" w:id="-1">
+    <w:p>
+      <w:pPr>
+        <w:spacing w:after="0" w:line="240" w:lineRule="auto"/>
+      </w:pPr>
+      <w:r>
+        <w:separator/>
+      </w:r>
+    </w:p>
+  </w:endnote>
+  <w:endnote w:type="continuationSeparator" w:id="0">
+    <w:p>
+      <w:pPr>
+        <w:spacing w:after="0" w:line="240" w:lineRule="auto"/>
+      </w:pPr>
+      <w:r>
+        <w:continuationSeparator/>
+      </w:r>
+    </w:p>
+  </w:endnote>
+</w:endnotes>
+</file>
+
+<file path=word/footer1.xml><?xml version="1.0" encoding="utf-8"?>
+<w:ftr xmlns:wpc="http://schemas.microsoft.com/office/word/2010/wordprocessingCanvas" xmlns:cx="http://schemas.microsoft.com/office/drawing/2014/chartex" xmlns:cx1="http://schemas.microsoft.com/office/drawing/2015/9/8/chartex" xmlns:cx2="http://schemas.microsoft.com/office/drawing/2015/10/21/chartex" xmlns:cx3="http://schemas.microsoft.com/office/drawing/2016/5/9/chartex" xmlns:cx4="http://schemas.microsoft.com/office/drawing/2016/5/10/chartex" xmlns:cx5="http://schemas.microsoft.com/office/drawing/2016/5/11/chartex" xmlns:cx6="http://schemas.microsoft.com/office/drawing/2016/5/12/chartex" xmlns:cx7="http://schemas.microsoft.com/office/drawing/2016/5/13/chartex" xmlns:cx8="http://schemas.microsoft.com/office/drawing/2016/5/14/chartex" xmlns:mc="http://schemas.openxmlformats.org/markup-compatibility/2006" xmlns:aink="http://schemas.microsoft.com/office/drawing/2016/ink" xmlns:am3d="http://schemas.microsoft.com/office/drawing/2017/model3d" xmlns:o="urn:schemas-microsoft-com:office:office" xmlns:oel="http://schemas.microsoft.com/office/2019/extlst" xmlns:r="http://schemas.openxmlformats.org/officeDocument/2006/relationships" xmlns:m="http://schemas.openxmlformats.org/officeDocument/2006/math" xmlns:v="urn:schemas-microsoft-com:vml" xmlns:wp14="http://schemas.microsoft.com/office/word/2010/wordprocessingDrawing" xmlns:wp="http://schemas.openxmlformats.org/drawingml/2006/wordprocessingDrawing" xmlns:w10="urn:schemas-microsoft-com:office:word" xmlns:w="http://schemas.openxmlformats.org/wordprocessingml/2006/main" xmlns:w14="http://schemas.microsoft.com/office/word/2010/wordml" xmlns:w15="http://schemas.microsoft.com/office/word/2012/wordml" xmlns:w16cex="http://schemas.microsoft.com/office/word/2018/wordml/cex" xmlns:w16cid="http://schemas.microsoft.com/office/word/2016/wordml/cid" xmlns:w16="http://schemas.microsoft.com/office/word/2018/wordml" xmlns:w16du="http://schemas.microsoft.com/office/word/2023/wordml/word16du" xmlns:w16sdtdh="http://schemas.microsoft.com/office/word/2020/wordml/sdtdatahash" xmlns:w16sdtfl="http://schemas.microsoft.com/office/word/2024/wordml/sdtformatlock" xmlns:w16se="http://schemas.microsoft.com/office/word/2015/wordml/symex" xmlns:wpg="http://schemas.microsoft.com/office/word/2010/wordprocessingGroup" xmlns:wpi="http://schemas.microsoft.com/office/word/2010/wordprocessingInk" xmlns:wne="http://schemas.microsoft.com/office/word/2006/wordml" xmlns:wps="http://schemas.microsoft.com/office/word/2010/wordprocessingShape" mc:Ignorable="w14 w15 w16se w16cid w16 w16cex w16sdtdh w16sdtfl w16du wp14">
+  <w:p>
+    <w:pPr>
+      <w:pStyle w:val="Footer"/>
+    </w:pPr>
+  </w:p>
+</w:ftr>
+</file>
+
+<file path=word/footer2.xml><?xml version="1.0" encoding="utf-8"?>
+<w:ftr xmlns:wpc="http://schemas.microsoft.com/office/word/2010/wordprocessingCanvas" xmlns:cx="http://schemas.microsoft.com/office/drawing/2014/chartex" xmlns:cx1="http://schemas.microsoft.com/office/drawing/2015/9/8/chartex" xmlns:cx2="http://schemas.microsoft.com/office/drawing/2015/10/21/chartex" xmlns:cx3="http://schemas.microsoft.com/office/drawing/2016/5/9/chartex" xmlns:cx4="http://schemas.microsoft.com/office/drawing/2016/5/10/chartex" xmlns:cx5="http://schemas.microsoft.com/office/drawing/2016/5/11/chartex" xmlns:cx6="http://schemas.microsoft.com/office/drawing/2016/5/12/chartex" xmlns:cx7="http://schemas.microsoft.com/office/drawing/2016/5/13/chartex" xmlns:cx8="http://schemas.microsoft.com/office/drawing/2016/5/14/chartex" xmlns:mc="http://schemas.openxmlformats.org/markup-compatibility/2006" xmlns:aink="http://schemas.microsoft.com/office/drawing/2016/ink" xmlns:am3d="http://schemas.microsoft.com/office/drawing/2017/model3d" xmlns:o="urn:schemas-microsoft-com:office:office" xmlns:oel="http://schemas.microsoft.com/office/2019/extlst" xmlns:r="http://schemas.openxmlformats.org/officeDocument/2006/relationships" xmlns:m="http://schemas.openxmlformats.org/officeDocument/2006/math" xmlns:v="urn:schemas-microsoft-com:vml" xmlns:wp14="http://schemas.microsoft.com/office/word/2010/wordprocessingDrawing" xmlns:wp="http://schemas.openxmlformats.org/drawingml/2006/wordprocessingDrawing" xmlns:w10="urn:schemas-microsoft-com:office:word" xmlns:w="http://schemas.openxmlformats.org/wordprocessingml/2006/main" xmlns:w14="http://schemas.microsoft.com/office/word/2010/wordml" xmlns:w15="http://schemas.microsoft.com/office/word/2012/wordml" xmlns:w16cex="http://schemas.microsoft.com/office/word/2018/wordml/cex" xmlns:w16cid="http://schemas.microsoft.com/office/word/2016/wordml/cid" xmlns:w16="http://schemas.microsoft.com/office/word/2018/wordml" xmlns:w16du="http://schemas.microsoft.com/office/word/2023/wordml/word16du" xmlns:w16sdtdh="http://schemas.microsoft.com/office/word/2020/wordml/sdtdatahash" xmlns:w16sdtfl="http://schemas.microsoft.com/office/word/2024/wordml/sdtformatlock" xmlns:w16se="http://schemas.microsoft.com/office/word/2015/wordml/symex" xmlns:wpg="http://schemas.microsoft.com/office/word/2010/wordprocessingGroup" xmlns:wpi="http://schemas.microsoft.com/office/word/2010/wordprocessingInk" xmlns:wne="http://schemas.microsoft.com/office/word/2006/wordml" xmlns:wps="http://schemas.microsoft.com/office/word/2010/wordprocessingShape" mc:Ignorable="w14 w15 w16se w16cid w16 w16cex w16sdtdh w16sdtfl w16du wp14">
+  <w:p>
+    <w:pPr>
+      <w:pStyle w:val="Footer"/>
+    </w:pPr>
+  </w:p>
+</w:ftr>
+</file>
+
+<file path=word/footer3.xml><?xml version="1.0" encoding="utf-8"?>
+<w:ftr xmlns:wpc="http://schemas.microsoft.com/office/word/2010/wordprocessingCanvas" xmlns:cx="http://schemas.microsoft.com/office/drawing/2014/chartex" xmlns:cx1="http://schemas.microsoft.com/office/drawing/2015/9/8/chartex" xmlns:cx2="http://schemas.microsoft.com/office/drawing/2015/10/21/chartex" xmlns:cx3="http://schemas.microsoft.com/office/drawing/2016/5/9/chartex" xmlns:cx4="http://schemas.microsoft.com/office/drawing/2016/5/10/chartex" xmlns:cx5="http://schemas.microsoft.com/office/drawing/2016/5/11/chartex" xmlns:cx6="http://schemas.microsoft.com/office/drawing/2016/5/12/chartex" xmlns:cx7="http://schemas.microsoft.com/office/drawing/2016/5/13/chartex" xmlns:cx8="http://schemas.microsoft.com/office/drawing/2016/5/14/chartex" xmlns:mc="http://schemas.openxmlformats.org/markup-compatibility/2006" xmlns:aink="http://schemas.microsoft.com/office/drawing/2016/ink" xmlns:am3d="http://schemas.microsoft.com/office/drawing/2017/model3d" xmlns:o="urn:schemas-microsoft-com:office:office" xmlns:oel="http://schemas.microsoft.com/office/2019/extlst" xmlns:r="http://schemas.openxmlformats.org/officeDocument/2006/relationships" xmlns:m="http://schemas.openxmlformats.org/officeDocument/2006/math" xmlns:v="urn:schemas-microsoft-com:vml" xmlns:wp14="http://schemas.microsoft.com/office/word/2010/wordprocessingDrawing" xmlns:wp="http://schemas.openxmlformats.org/drawingml/2006/wordprocessingDrawing" xmlns:w10="urn:schemas-microsoft-com:office:word" xmlns:w="http://schemas.openxmlformats.org/wordprocessingml/2006/main" xmlns:w14="http://schemas.microsoft.com/office/word/2010/wordml" xmlns:w15="http://schemas.microsoft.com/office/word/2012/wordml" xmlns:w16cex="http://schemas.microsoft.com/office/word/2018/wordml/cex" xmlns:w16cid="http://schemas.microsoft.com/office/word/2016/wordml/cid" xmlns:w16="http://schemas.microsoft.com/office/word/2018/wordml" xmlns:w16du="http://schemas.microsoft.com/office/word/2023/wordml/word16du" xmlns:w16sdtdh="http://schemas.microsoft.com/office/word/2020/wordml/sdtdatahash" xmlns:w16sdtfl="http://schemas.microsoft.com/office/word/2024/wordml/sdtformatlock" xmlns:w16se="http://schemas.microsoft.com/office/word/2015/wordml/symex" xmlns:wpg="http://schemas.microsoft.com/office/word/2010/wordprocessingGroup" xmlns:wpi="http://schemas.microsoft.com/office/word/2010/wordprocessingInk" xmlns:wne="http://schemas.microsoft.com/office/word/2006/wordml" xmlns:wps="http://schemas.microsoft.com/office/word/2010/wordprocessingShape" mc:Ignorable="w14 w15 w16se w16cid w16 w16cex w16sdtdh w16sdtfl w16du wp14">
+  <w:p>
+    <w:pPr>
+      <w:pStyle w:val="Footer"/>
+    </w:pPr>
+  </w:p>
+</w:ftr>
+</file>
+
+<file path=word/footnotes.xml><?xml version="1.0" encoding="utf-8"?>
+<w:footnotes xmlns:wpc="http://schemas.microsoft.com/office/word/2010/wordprocessingCanvas" xmlns:cx="http://schemas.microsoft.com/office/drawing/2014/chartex" xmlns:cx1="http://schemas.microsoft.com/office/drawing/2015/9/8/chartex" xmlns:cx2="http://schemas.microsoft.com/office/drawing/2015/10/21/chartex" xmlns:cx3="http://schemas.microsoft.com/office/drawing/2016/5/9/chartex" xmlns:cx4="http://schemas.microsoft.com/office/drawing/2016/5/10/chartex" xmlns:cx5="http://schemas.microsoft.com/office/drawing/2016/5/11/chartex" xmlns:cx6="http://schemas.microsoft.com/office/drawing/2016/5/12/chartex" xmlns:cx7="http://schemas.microsoft.com/office/drawing/2016/5/13/chartex" xmlns:cx8="http://schemas.microsoft.com/office/drawing/2016/5/14/chartex" xmlns:mc="http://schemas.openxmlformats.org/markup-compatibility/2006" xmlns:aink="http://schemas.microsoft.com/office/drawing/2016/ink" xmlns:am3d="http://schemas.microsoft.com/office/drawing/2017/model3d" xmlns:o="urn:schemas-microsoft-com:office:office" xmlns:oel="http://schemas.microsoft.com/office/2019/extlst" xmlns:r="http://schemas.openxmlformats.org/officeDocument/2006/relationships" xmlns:m="http://schemas.openxmlformats.org/officeDocument/2006/math" xmlns:v="urn:schemas-microsoft-com:vml" xmlns:wp14="http://schemas.microsoft.com/office/word/2010/wordprocessingDrawing" xmlns:wp="http://schemas.openxmlformats.org/drawingml/2006/wordprocessingDrawing" xmlns:w10="urn:schemas-microsoft-com:office:word" xmlns:w="http://schemas.openxmlformats.org/wordprocessingml/2006/main" xmlns:w14="http://schemas.microsoft.com/office/word/2010/wordml" xmlns:w15="http://schemas.microsoft.com/office/word/2012/wordml" xmlns:w16cex="http://schemas.microsoft.com/office/word/2018/wordml/cex" xmlns:w16cid="http://schemas.microsoft.com/office/word/2016/wordml/cid" xmlns:w16="http://schemas.microsoft.com/office/word/2018/wordml" xmlns:w16du="http://schemas.microsoft.com/office/word/2023/wordml/word16du" xmlns:w16sdtdh="http://schemas.microsoft.com/office/word/2020/wordml/sdtdatahash" xmlns:w16sdtfl="http://schemas.microsoft.com/office/word/2024/wordml/sdtformatlock" xmlns:w16se="http://schemas.microsoft.com/office/word/2015/wordml/symex" xmlns:wpg="http://schemas.microsoft.com/office/word/2010/wordprocessingGroup" xmlns:wpi="http://schemas.microsoft.com/office/word/2010/wordprocessingInk" xmlns:wne="http://schemas.microsoft.com/office/word/2006/wordml" xmlns:wps="http://schemas.microsoft.com/office/word/2010/wordprocessingShape" mc:Ignorable="w14 w15 w16se w16cid w16 w16cex w16sdtdh w16sdtfl w16du wp14">
+  <w:footnote w:type="separator" w:id="-1">
+    <w:p>
+      <w:pPr>
+        <w:spacing w:after="0" w:line="240" w:lineRule="auto"/>
+      </w:pPr>
+      <w:r>
+        <w:separator/>
+      </w:r>
+    </w:p>
+  </w:footnote>
+  <w:footnote w:type="continuationSeparator" w:id="0">
+    <w:p>
+      <w:pPr>
+        <w:spacing w:after="0" w:line="240" w:lineRule="auto"/>
+      </w:pPr>
+      <w:r>
+        <w:continuationSeparator/>
+      </w:r>
+    </w:p>
+  </w:footnote>
+</w:footnotes>
+</file>
+
+<file path=word/header1.xml><?xml version="1.0" encoding="utf-8"?>
+<w:hdr xmlns:wpc="http://schemas.microsoft.com/office/word/2010/wordprocessingCanvas" xmlns:cx="http://schemas.microsoft.com/office/drawing/2014/chartex" xmlns:cx1="http://schemas.microsoft.com/office/drawing/2015/9/8/chartex" xmlns:cx2="http://schemas.microsoft.com/office/drawing/2015/10/21/chartex" xmlns:cx3="http://schemas.microsoft.com/office/drawing/2016/5/9/chartex" xmlns:cx4="http://schemas.microsoft.com/office/drawing/2016/5/10/chartex" xmlns:cx5="http://schemas.microsoft.com/office/drawing/2016/5/11/chartex" xmlns:cx6="http://schemas.microsoft.com/office/drawing/2016/5/12/chartex" xmlns:cx7="http://schemas.microsoft.com/office/drawing/2016/5/13/chartex" xmlns:cx8="http://schemas.microsoft.com/office/drawing/2016/5/14/chartex" xmlns:mc="http://schemas.openxmlformats.org/markup-compatibility/2006" xmlns:aink="http://schemas.microsoft.com/office/drawing/2016/ink" xmlns:am3d="http://schemas.microsoft.com/office/drawing/2017/model3d" xmlns:o="urn:schemas-microsoft-com:office:office" xmlns:oel="http://schemas.microsoft.com/office/2019/extlst" xmlns:r="http://schemas.openxmlformats.org/officeDocument/2006/relationships" xmlns:m="http://schemas.openxmlformats.org/officeDocument/2006/math" xmlns:v="urn:schemas-microsoft-com:vml" xmlns:wp14="http://schemas.microsoft.com/office/word/2010/wordprocessingDrawing" xmlns:wp="http://schemas.openxmlformats.org/drawingml/2006/wordprocessingDrawing" xmlns:w10="urn:schemas-microsoft-com:office:word" xmlns:w="http://schemas.openxmlformats.org/wordprocessingml/2006/main" xmlns:w14="http://schemas.microsoft.com/office/word/2010/wordml" xmlns:w15="http://schemas.microsoft.com/office/word/2012/wordml" xmlns:w16cex="http://schemas.microsoft.com/office/word/2018/wordml/cex" xmlns:w16cid="http://schemas.microsoft.com/office/word/2016/wordml/cid" xmlns:w16="http://schemas.microsoft.com/office/word/2018/wordml" xmlns:w16du="http://schemas.microsoft.com/office/word/2023/wordml/word16du" xmlns:w16sdtdh="http://schemas.microsoft.com/office/word/2020/wordml/sdtdatahash" xmlns:w16sdtfl="http://schemas.microsoft.com/office/word/2024/wordml/sdtformatlock" xmlns:w16se="http://schemas.microsoft.com/office/word/2015/wordml/symex" xmlns:wpg="http://schemas.microsoft.com/office/word/2010/wordprocessingGroup" xmlns:wpi="http://schemas.microsoft.com/office/word/2010/wordprocessingInk" xmlns:wne="http://schemas.microsoft.com/office/word/2006/wordml" xmlns:wps="http://schemas.microsoft.com/office/word/2010/wordprocessingShape" mc:Ignorable="w14 w15 w16se w16cid w16 w16cex w16sdtdh w16sdtfl w16du wp14">
+  <w:p>
+    <w:pPr>
+      <w:pStyle w:val="Header"/>
+    </w:pPr>
+  </w:p>
+</w:hdr>
+</file>
+
+<file path=word/header2.xml><?xml version="1.0" encoding="utf-8"?>
+<w:hdr xmlns:wpc="http://schemas.microsoft.com/office/word/2010/wordprocessingCanvas" xmlns:cx="http://schemas.microsoft.com/office/drawing/2014/chartex" xmlns:cx1="http://schemas.microsoft.com/office/drawing/2015/9/8/chartex" xmlns:cx2="http://schemas.microsoft.com/office/drawing/2015/10/21/chartex" xmlns:cx3="http://schemas.microsoft.com/office/drawing/2016/5/9/chartex" xmlns:cx4="http://schemas.microsoft.com/office/drawing/2016/5/10/chartex" xmlns:cx5="http://schemas.microsoft.com/office/drawing/2016/5/11/chartex" xmlns:cx6="http://schemas.microsoft.com/office/drawing/2016/5/12/chartex" xmlns:cx7="http://schemas.microsoft.com/office/drawing/2016/5/13/chartex" xmlns:cx8="http://schemas.microsoft.com/office/drawing/2016/5/14/chartex" xmlns:mc="http://schemas.openxmlformats.org/markup-compatibility/2006" xmlns:aink="http://schemas.microsoft.com/office/drawing/2016/ink" xmlns:am3d="http://schemas.microsoft.com/office/drawing/2017/model3d" xmlns:o="urn:schemas-microsoft-com:office:office" xmlns:oel="http://schemas.microsoft.com/office/2019/extlst" xmlns:r="http://schemas.openxmlformats.org/officeDocument/2006/relationships" xmlns:m="http://schemas.openxmlformats.org/officeDocument/2006/math" xmlns:v="urn:schemas-microsoft-com:vml" xmlns:wp14="http://schemas.microsoft.com/office/word/2010/wordprocessingDrawing" xmlns:wp="http://schemas.openxmlformats.org/drawingml/2006/wordprocessingDrawing" xmlns:w10="urn:schemas-microsoft-com:office:word" xmlns:w="http://schemas.openxmlformats.org/wordprocessingml/2006/main" xmlns:w14="http://schemas.microsoft.com/office/word/2010/wordml" xmlns:w15="http://schemas.microsoft.com/office/word/2012/wordml" xmlns:w16cex="http://schemas.microsoft.com/office/word/2018/wordml/cex" xmlns:w16cid="http://schemas.microsoft.com/office/word/2016/wordml/cid" xmlns:w16="http://schemas.microsoft.com/office/word/2018/wordml" xmlns:w16du="http://schemas.microsoft.com/office/word/2023/wordml/word16du" xmlns:w16sdtdh="http://schemas.microsoft.com/office/word/2020/wordml/sdtdatahash" xmlns:w16sdtfl="http://schemas.microsoft.com/office/word/2024/wordml/sdtformatlock" xmlns:w16se="http://schemas.microsoft.com/office/word/2015/wordml/symex" xmlns:wpg="http://schemas.microsoft.com/office/word/2010/wordprocessingGroup" xmlns:wpi="http://schemas.microsoft.com/office/word/2010/wordprocessingInk" xmlns:wne="http://schemas.microsoft.com/office/word/2006/wordml" xmlns:wps="http://schemas.microsoft.com/office/word/2010/wordprocessingShape" mc:Ignorable="w14 w15 w16se w16cid w16 w16cex w16sdtdh w16sdtfl w16du wp14">
+  <w:sdt>
+    <w:sdtPr>
+      <w:id w:val="-885104194"/>
+      <w:docPartObj>
+        <w:docPartGallery w:val="Watermarks"/>
+        <w:docPartUnique/>
+      </w:docPartObj>
+    </w:sdtPr>
+    <w:sdtContent>
+      <w:p>
+        <w:pPr>
+          <w:pStyle w:val="Header"/>
+        </w:pPr>
+        <w:r>
+          <w:rPr>
+            <w:noProof/>
+          </w:rPr>
+          <w:pict w14:anchorId="58993DBF">
+            <v:shapetype id="_x0000_t136" coordsize="21600,21600" o:spt="136" adj="10800" path="m@7,l@8,m@5,21600l@6,21600e">
+              <v:formulas>
+                <v:f eqn="sum #0 0 10800"/>
+                <v:f eqn="prod #0 2 1"/>
+                <v:f eqn="sum 21600 0 @1"/>
+                <v:f eqn="sum 0 0 @2"/>
+                <v:f eqn="sum 21600 0 @3"/>
+                <v:f eqn="if @0 @3 0"/>
+                <v:f eqn="if @0 21600 @1"/>
+                <v:f eqn="if @0 0 @2"/>
+                <v:f eqn="if @0 @4 21600"/>
+                <v:f eqn="mid @5 @6"/>
+                <v:f eqn="mid @8 @5"/>
+                <v:f eqn="mid @7 @8"/>
+                <v:f eqn="mid @6 @7"/>
+                <v:f eqn="sum @6 0 @5"/>
+              </v:formulas>
+              <v:path textpathok="t" o:connecttype="custom" o:connectlocs="@9,0;@10,10800;@11,21600;@12,10800" o:connectangles="270,180,90,0"/>
+              <v:textpath on="t" fitshape="t"/>
+              <v:handles>
+                <v:h position="#0,bottomRight" xrange="6629,14971"/>
+              </v:handles>
+              <o:lock v:ext="edit" text="t" shapetype="t"/>
+            </v:shapetype>
+            <v:shape id="PowerPlusWaterMarkObject182548" o:spid="_x0000_s1025" type="#_x0000_t136" style="position:absolute;margin-left:0;margin-top:0;width:523.95pt;height:112.25pt;rotation:315;z-index:-251657216;mso-position-horizontal:center;mso-position-horizontal-relative:margin;mso-position-vertical:center;mso-position-vertical-relative:margin" o:allowincell="f" fillcolor="silver" stroked="f">
+              <v:fill opacity=".5"/>
+              <v:textpath style="font-family:&quot;Calibri&quot;;font-size:1pt" string="DhruvPatel16120"/>
+              <w10:wrap anchorx="margin" anchory="margin"/>
+            </v:shape>
+          </w:pict>
+        </w:r>
+      </w:p>
+    </w:sdtContent>
+  </w:sdt>
+</w:hdr>
+</file>
+
+<file path=word/header3.xml><?xml version="1.0" encoding="utf-8"?>
+<w:hdr xmlns:wpc="http://schemas.microsoft.com/office/word/2010/wordprocessingCanvas" xmlns:cx="http://schemas.microsoft.com/office/drawing/2014/chartex" xmlns:cx1="http://schemas.microsoft.com/office/drawing/2015/9/8/chartex" xmlns:cx2="http://schemas.microsoft.com/office/drawing/2015/10/21/chartex" xmlns:cx3="http://schemas.microsoft.com/office/drawing/2016/5/9/chartex" xmlns:cx4="http://schemas.microsoft.com/office/drawing/2016/5/10/chartex" xmlns:cx5="http://schemas.microsoft.com/office/drawing/2016/5/11/chartex" xmlns:cx6="http://schemas.microsoft.com/office/drawing/2016/5/12/chartex" xmlns:cx7="http://schemas.microsoft.com/office/drawing/2016/5/13/chartex" xmlns:cx8="http://schemas.microsoft.com/office/drawing/2016/5/14/chartex" xmlns:mc="http://schemas.openxmlformats.org/markup-compatibility/2006" xmlns:aink="http://schemas.microsoft.com/office/drawing/2016/ink" xmlns:am3d="http://schemas.microsoft.com/office/drawing/2017/model3d" xmlns:o="urn:schemas-microsoft-com:office:office" xmlns:oel="http://schemas.microsoft.com/office/2019/extlst" xmlns:r="http://schemas.openxmlformats.org/officeDocument/2006/relationships" xmlns:m="http://schemas.openxmlformats.org/officeDocument/2006/math" xmlns:v="urn:schemas-microsoft-com:vml" xmlns:wp14="http://schemas.microsoft.com/office/word/2010/wordprocessingDrawing" xmlns:wp="http://schemas.openxmlformats.org/drawingml/2006/wordprocessingDrawing" xmlns:w10="urn:schemas-microsoft-com:office:word" xmlns:w="http://schemas.openxmlformats.org/wordprocessingml/2006/main" xmlns:w14="http://schemas.microsoft.com/office/word/2010/wordml" xmlns:w15="http://schemas.microsoft.com/office/word/2012/wordml" xmlns:w16cex="http://schemas.microsoft.com/office/word/2018/wordml/cex" xmlns:w16cid="http://schemas.microsoft.com/office/word/2016/wordml/cid" xmlns:w16="http://schemas.microsoft.com/office/word/2018/wordml" xmlns:w16du="http://schemas.microsoft.com/office/word/2023/wordml/word16du" xmlns:w16sdtdh="http://schemas.microsoft.com/office/word/2020/wordml/sdtdatahash" xmlns:w16sdtfl="http://schemas.microsoft.com/office/word/2024/wordml/sdtformatlock" xmlns:w16se="http://schemas.microsoft.com/office/word/2015/wordml/symex" xmlns:wpg="http://schemas.microsoft.com/office/word/2010/wordprocessingGroup" xmlns:wpi="http://schemas.microsoft.com/office/word/2010/wordprocessingInk" xmlns:wne="http://schemas.microsoft.com/office/word/2006/wordml" xmlns:wps="http://schemas.microsoft.com/office/word/2010/wordprocessingShape" mc:Ignorable="w14 w15 w16se w16cid w16 w16cex w16sdtdh w16sdtfl w16du wp14">
+  <w:p>
+    <w:pPr>
+      <w:pStyle w:val="Header"/>
+    </w:pPr>
+  </w:p>
+</w:hdr>
 </file>
 
 <file path=word/numbering.xml><?xml version="1.0" encoding="utf-8"?>
@@ -14625,6 +14791,50 @@
       </w:tcPr>
     </w:tblStylePr>
   </w:style>
+  <w:style w:type="paragraph" w:styleId="Header">
+    <w:name w:val="header"/>
+    <w:basedOn w:val="Normal"/>
+    <w:link w:val="HeaderChar"/>
+    <w:uiPriority w:val="99"/>
+    <w:unhideWhenUsed/>
+    <w:rsid w:val="005871A4"/>
+    <w:pPr>
+      <w:tabs>
+        <w:tab w:val="center" w:pos="4513"/>
+        <w:tab w:val="right" w:pos="9026"/>
+      </w:tabs>
+      <w:spacing w:after="0" w:line="240" w:lineRule="auto"/>
+    </w:pPr>
+  </w:style>
+  <w:style w:type="character" w:customStyle="1" w:styleId="HeaderChar">
+    <w:name w:val="Header Char"/>
+    <w:basedOn w:val="DefaultParagraphFont"/>
+    <w:link w:val="Header"/>
+    <w:uiPriority w:val="99"/>
+    <w:rsid w:val="005871A4"/>
+  </w:style>
+  <w:style w:type="paragraph" w:styleId="Footer">
+    <w:name w:val="footer"/>
+    <w:basedOn w:val="Normal"/>
+    <w:link w:val="FooterChar"/>
+    <w:uiPriority w:val="99"/>
+    <w:unhideWhenUsed/>
+    <w:rsid w:val="005871A4"/>
+    <w:pPr>
+      <w:tabs>
+        <w:tab w:val="center" w:pos="4513"/>
+        <w:tab w:val="right" w:pos="9026"/>
+      </w:tabs>
+      <w:spacing w:after="0" w:line="240" w:lineRule="auto"/>
+    </w:pPr>
+  </w:style>
+  <w:style w:type="character" w:customStyle="1" w:styleId="FooterChar">
+    <w:name w:val="Footer Char"/>
+    <w:basedOn w:val="DefaultParagraphFont"/>
+    <w:link w:val="Footer"/>
+    <w:uiPriority w:val="99"/>
+    <w:rsid w:val="005871A4"/>
+  </w:style>
 </w:styles>
 </file>
 

--- a/ES/notes/ES_Roadmap.docx
+++ b/ES/notes/ES_Roadmap.docx
@@ -10466,9 +10466,3067 @@
     <w:p>
       <w:r>
         <w:pict w14:anchorId="491E94AA">
-          <v:rect id="_x0000_i1041" style="width:0;height:1.5pt" o:hralign="center" o:hrstd="t" o:hr="t" fillcolor="#a0a0a0" stroked="f"/>
+          <v:rect id="_x0000_i1044" style="width:0;height:1.5pt" o:hralign="center" o:bullet="t" o:hrstd="t" o:hr="t" fillcolor="#a0a0a0" stroked="f"/>
         </w:pict>
       </w:r>
+    </w:p>
+    <w:p>
+      <w:pPr>
+        <w:spacing w:after="0"/>
+        <w:rPr>
+          <w:b/>
+          <w:bCs/>
+          <w:sz w:val="28"/>
+          <w:szCs w:val="28"/>
+        </w:rPr>
+      </w:pPr>
+      <w:r>
+        <w:rPr>
+          <w:b/>
+          <w:bCs/>
+          <w:sz w:val="28"/>
+          <w:szCs w:val="28"/>
+        </w:rPr>
+        <w:t>Unit 3 – Sustainability</w:t>
+      </w:r>
+    </w:p>
+    <w:p>
+      <w:pPr>
+        <w:spacing w:after="0"/>
+      </w:pPr>
+      <w:r>
+        <w:t xml:space="preserve">This unit covers the </w:t>
+      </w:r>
+      <w:r>
+        <w:rPr>
+          <w:b/>
+          <w:bCs/>
+        </w:rPr>
+        <w:t>core concepts of sustainability, climate change, sustainable development, and green engineering practices</w:t>
+      </w:r>
+      <w:r>
+        <w:t xml:space="preserve"> in the course </w:t>
+      </w:r>
+      <w:r>
+        <w:rPr>
+          <w:i/>
+          <w:iCs/>
+        </w:rPr>
+        <w:t>Environmental Science, Sustainability and Renewable Energy (BE04000101)</w:t>
+      </w:r>
+      <w:r>
+        <w:t xml:space="preserve"> </w:t>
+      </w:r>
+    </w:p>
+    <w:p>
+      <w:pPr>
+        <w:spacing w:after="0"/>
+        <w:rPr>
+          <w:sz w:val="16"/>
+          <w:szCs w:val="16"/>
+        </w:rPr>
+      </w:pPr>
+    </w:p>
+    <w:p>
+      <w:pPr>
+        <w:spacing w:after="0"/>
+      </w:pPr>
+      <w:r>
+        <w:t xml:space="preserve">Below is a </w:t>
+      </w:r>
+      <w:r>
+        <w:rPr>
+          <w:b/>
+          <w:bCs/>
+        </w:rPr>
+        <w:t>detailed coverage table</w:t>
+      </w:r>
+      <w:r>
+        <w:t xml:space="preserve"> showing the exact topics, subtopics, and depth required for </w:t>
+      </w:r>
+      <w:r>
+        <w:rPr>
+          <w:b/>
+          <w:bCs/>
+        </w:rPr>
+        <w:t>mid-semester preparation (5-mark questions focus)</w:t>
+      </w:r>
+      <w:r>
+        <w:t>.</w:t>
+      </w:r>
+    </w:p>
+    <w:p>
+      <w:pPr>
+        <w:spacing w:after="0"/>
+      </w:pPr>
+      <w:r>
+        <w:pict w14:anchorId="5A6BD984">
+          <v:rect id="_x0000_i1460" style="width:0;height:1.5pt" o:hralign="center" o:hrstd="t" o:hr="t" fillcolor="#a0a0a0" stroked="f"/>
+        </w:pict>
+      </w:r>
+    </w:p>
+    <w:p>
+      <w:pPr>
+        <w:rPr>
+          <w:b/>
+          <w:bCs/>
+        </w:rPr>
+      </w:pPr>
+      <w:r>
+        <w:rPr>
+          <w:b/>
+          <w:bCs/>
+        </w:rPr>
+        <w:br w:type="page"/>
+      </w:r>
+    </w:p>
+    <w:p>
+      <w:pPr>
+        <w:spacing w:after="0"/>
+        <w:rPr>
+          <w:b/>
+          <w:bCs/>
+        </w:rPr>
+      </w:pPr>
+      <w:r>
+        <w:rPr>
+          <w:b/>
+          <w:bCs/>
+        </w:rPr>
+        <w:lastRenderedPageBreak/>
+        <w:t>Unit 3 Detailed Coverage Table</w:t>
+      </w:r>
+    </w:p>
+    <w:p>
+      <w:pPr>
+        <w:spacing w:after="0"/>
+        <w:rPr>
+          <w:b/>
+          <w:bCs/>
+          <w:sz w:val="14"/>
+          <w:szCs w:val="14"/>
+        </w:rPr>
+      </w:pPr>
+    </w:p>
+    <w:tbl>
+      <w:tblPr>
+        <w:tblStyle w:val="PlainTable1"/>
+        <w:tblW w:w="0" w:type="auto"/>
+        <w:tblLook w:val="04A0" w:firstRow="1" w:lastRow="0" w:firstColumn="1" w:lastColumn="0" w:noHBand="0" w:noVBand="1"/>
+      </w:tblPr>
+      <w:tblGrid>
+        <w:gridCol w:w="1956"/>
+        <w:gridCol w:w="3110"/>
+        <w:gridCol w:w="2782"/>
+        <w:gridCol w:w="1168"/>
+      </w:tblGrid>
+      <w:tr>
+        <w:trPr>
+          <w:cnfStyle w:val="100000000000" w:firstRow="1" w:lastRow="0" w:firstColumn="0" w:lastColumn="0" w:oddVBand="0" w:evenVBand="0" w:oddHBand="0" w:evenHBand="0" w:firstRowFirstColumn="0" w:firstRowLastColumn="0" w:lastRowFirstColumn="0" w:lastRowLastColumn="0"/>
+        </w:trPr>
+        <w:tc>
+          <w:tcPr>
+            <w:cnfStyle w:val="001000000000" w:firstRow="0" w:lastRow="0" w:firstColumn="1" w:lastColumn="0" w:oddVBand="0" w:evenVBand="0" w:oddHBand="0" w:evenHBand="0" w:firstRowFirstColumn="0" w:firstRowLastColumn="0" w:lastRowFirstColumn="0" w:lastRowLastColumn="0"/>
+            <w:tcW w:w="0" w:type="auto"/>
+            <w:hideMark/>
+          </w:tcPr>
+          <w:p>
+            <w:pPr>
+              <w:spacing w:line="259" w:lineRule="auto"/>
+            </w:pPr>
+            <w:r>
+              <w:t>Main Topic</w:t>
+            </w:r>
+          </w:p>
+        </w:tc>
+        <w:tc>
+          <w:tcPr>
+            <w:tcW w:w="0" w:type="auto"/>
+            <w:hideMark/>
+          </w:tcPr>
+          <w:p>
+            <w:pPr>
+              <w:spacing w:line="259" w:lineRule="auto"/>
+              <w:cnfStyle w:val="100000000000" w:firstRow="1" w:lastRow="0" w:firstColumn="0" w:lastColumn="0" w:oddVBand="0" w:evenVBand="0" w:oddHBand="0" w:evenHBand="0" w:firstRowFirstColumn="0" w:firstRowLastColumn="0" w:lastRowFirstColumn="0" w:lastRowLastColumn="0"/>
+            </w:pPr>
+            <w:r>
+              <w:t>Sub Topics</w:t>
+            </w:r>
+          </w:p>
+        </w:tc>
+        <w:tc>
+          <w:tcPr>
+            <w:tcW w:w="0" w:type="auto"/>
+            <w:hideMark/>
+          </w:tcPr>
+          <w:p>
+            <w:pPr>
+              <w:spacing w:line="259" w:lineRule="auto"/>
+              <w:cnfStyle w:val="100000000000" w:firstRow="1" w:lastRow="0" w:firstColumn="0" w:lastColumn="0" w:oddVBand="0" w:evenVBand="0" w:oddHBand="0" w:evenHBand="0" w:firstRowFirstColumn="0" w:firstRowLastColumn="0" w:lastRowFirstColumn="0" w:lastRowLastColumn="0"/>
+            </w:pPr>
+            <w:r>
+              <w:t>In-Depth Points to Cover</w:t>
+            </w:r>
+          </w:p>
+        </w:tc>
+        <w:tc>
+          <w:tcPr>
+            <w:tcW w:w="0" w:type="auto"/>
+            <w:hideMark/>
+          </w:tcPr>
+          <w:p>
+            <w:pPr>
+              <w:spacing w:line="259" w:lineRule="auto"/>
+              <w:cnfStyle w:val="100000000000" w:firstRow="1" w:lastRow="0" w:firstColumn="0" w:lastColumn="0" w:oddVBand="0" w:evenVBand="0" w:oddHBand="0" w:evenHBand="0" w:firstRowFirstColumn="0" w:firstRowLastColumn="0" w:lastRowFirstColumn="0" w:lastRowLastColumn="0"/>
+            </w:pPr>
+            <w:r>
+              <w:t>Depth for 5 Marks</w:t>
+            </w:r>
+          </w:p>
+        </w:tc>
+      </w:tr>
+      <w:tr>
+        <w:trPr>
+          <w:cnfStyle w:val="000000100000" w:firstRow="0" w:lastRow="0" w:firstColumn="0" w:lastColumn="0" w:oddVBand="0" w:evenVBand="0" w:oddHBand="1" w:evenHBand="0" w:firstRowFirstColumn="0" w:firstRowLastColumn="0" w:lastRowFirstColumn="0" w:lastRowLastColumn="0"/>
+        </w:trPr>
+        <w:tc>
+          <w:tcPr>
+            <w:cnfStyle w:val="001000000000" w:firstRow="0" w:lastRow="0" w:firstColumn="1" w:lastColumn="0" w:oddVBand="0" w:evenVBand="0" w:oddHBand="0" w:evenHBand="0" w:firstRowFirstColumn="0" w:firstRowLastColumn="0" w:lastRowFirstColumn="0" w:lastRowLastColumn="0"/>
+            <w:tcW w:w="0" w:type="auto"/>
+            <w:hideMark/>
+          </w:tcPr>
+          <w:p>
+            <w:pPr>
+              <w:spacing w:line="259" w:lineRule="auto"/>
+            </w:pPr>
+            <w:r>
+              <w:t>Sustainability</w:t>
+            </w:r>
+          </w:p>
+        </w:tc>
+        <w:tc>
+          <w:tcPr>
+            <w:tcW w:w="0" w:type="auto"/>
+            <w:hideMark/>
+          </w:tcPr>
+          <w:p>
+            <w:pPr>
+              <w:spacing w:line="259" w:lineRule="auto"/>
+              <w:cnfStyle w:val="000000100000" w:firstRow="0" w:lastRow="0" w:firstColumn="0" w:lastColumn="0" w:oddVBand="0" w:evenVBand="0" w:oddHBand="1" w:evenHBand="0" w:firstRowFirstColumn="0" w:firstRowLastColumn="0" w:lastRowFirstColumn="0" w:lastRowLastColumn="0"/>
+            </w:pPr>
+            <w:r>
+              <w:t>Definition of Sustainability</w:t>
+            </w:r>
+          </w:p>
+        </w:tc>
+        <w:tc>
+          <w:tcPr>
+            <w:tcW w:w="0" w:type="auto"/>
+            <w:hideMark/>
+          </w:tcPr>
+          <w:p>
+            <w:pPr>
+              <w:spacing w:line="259" w:lineRule="auto"/>
+              <w:cnfStyle w:val="000000100000" w:firstRow="0" w:lastRow="0" w:firstColumn="0" w:lastColumn="0" w:oddVBand="0" w:evenVBand="0" w:oddHBand="1" w:evenHBand="0" w:firstRowFirstColumn="0" w:firstRowLastColumn="0" w:lastRowFirstColumn="0" w:lastRowLastColumn="0"/>
+            </w:pPr>
+            <w:r>
+              <w:t>Standard definition, concept of balance between present and future needs</w:t>
+            </w:r>
+          </w:p>
+        </w:tc>
+        <w:tc>
+          <w:tcPr>
+            <w:tcW w:w="0" w:type="auto"/>
+            <w:hideMark/>
+          </w:tcPr>
+          <w:p>
+            <w:pPr>
+              <w:spacing w:line="259" w:lineRule="auto"/>
+              <w:cnfStyle w:val="000000100000" w:firstRow="0" w:lastRow="0" w:firstColumn="0" w:lastColumn="0" w:oddVBand="0" w:evenVBand="0" w:oddHBand="1" w:evenHBand="0" w:firstRowFirstColumn="0" w:firstRowLastColumn="0" w:lastRowFirstColumn="0" w:lastRowLastColumn="0"/>
+            </w:pPr>
+            <w:r>
+              <w:t>Basic</w:t>
+            </w:r>
+          </w:p>
+        </w:tc>
+      </w:tr>
+      <w:tr>
+        <w:tc>
+          <w:tcPr>
+            <w:cnfStyle w:val="001000000000" w:firstRow="0" w:lastRow="0" w:firstColumn="1" w:lastColumn="0" w:oddVBand="0" w:evenVBand="0" w:oddHBand="0" w:evenHBand="0" w:firstRowFirstColumn="0" w:firstRowLastColumn="0" w:lastRowFirstColumn="0" w:lastRowLastColumn="0"/>
+            <w:tcW w:w="0" w:type="auto"/>
+            <w:hideMark/>
+          </w:tcPr>
+          <w:p>
+            <w:pPr>
+              <w:spacing w:line="259" w:lineRule="auto"/>
+            </w:pPr>
+            <w:r>
+              <w:t>Scope of Sustainability</w:t>
+            </w:r>
+          </w:p>
+        </w:tc>
+        <w:tc>
+          <w:tcPr>
+            <w:tcW w:w="0" w:type="auto"/>
+            <w:hideMark/>
+          </w:tcPr>
+          <w:p>
+            <w:pPr>
+              <w:spacing w:line="259" w:lineRule="auto"/>
+              <w:cnfStyle w:val="000000000000" w:firstRow="0" w:lastRow="0" w:firstColumn="0" w:lastColumn="0" w:oddVBand="0" w:evenVBand="0" w:oddHBand="0" w:evenHBand="0" w:firstRowFirstColumn="0" w:firstRowLastColumn="0" w:lastRowFirstColumn="0" w:lastRowLastColumn="0"/>
+            </w:pPr>
+            <w:r>
+              <w:t>Environmental protection, resource conservation, renewable energy, sustainable development</w:t>
+            </w:r>
+          </w:p>
+        </w:tc>
+        <w:tc>
+          <w:tcPr>
+            <w:tcW w:w="0" w:type="auto"/>
+            <w:hideMark/>
+          </w:tcPr>
+          <w:p>
+            <w:pPr>
+              <w:spacing w:line="259" w:lineRule="auto"/>
+              <w:cnfStyle w:val="000000000000" w:firstRow="0" w:lastRow="0" w:firstColumn="0" w:lastColumn="0" w:oddVBand="0" w:evenVBand="0" w:oddHBand="0" w:evenHBand="0" w:firstRowFirstColumn="0" w:firstRowLastColumn="0" w:lastRowFirstColumn="0" w:lastRowLastColumn="0"/>
+            </w:pPr>
+            <w:r>
+              <w:t>Medium</w:t>
+            </w:r>
+          </w:p>
+        </w:tc>
+        <w:tc>
+          <w:tcPr>
+            <w:tcW w:w="0" w:type="auto"/>
+            <w:hideMark/>
+          </w:tcPr>
+          <w:p>
+            <w:pPr>
+              <w:spacing w:line="259" w:lineRule="auto"/>
+              <w:cnfStyle w:val="000000000000" w:firstRow="0" w:lastRow="0" w:firstColumn="0" w:lastColumn="0" w:oddVBand="0" w:evenVBand="0" w:oddHBand="0" w:evenHBand="0" w:firstRowFirstColumn="0" w:firstRowLastColumn="0" w:lastRowFirstColumn="0" w:lastRowLastColumn="0"/>
+            </w:pPr>
+          </w:p>
+        </w:tc>
+      </w:tr>
+      <w:tr>
+        <w:trPr>
+          <w:cnfStyle w:val="000000100000" w:firstRow="0" w:lastRow="0" w:firstColumn="0" w:lastColumn="0" w:oddVBand="0" w:evenVBand="0" w:oddHBand="1" w:evenHBand="0" w:firstRowFirstColumn="0" w:firstRowLastColumn="0" w:lastRowFirstColumn="0" w:lastRowLastColumn="0"/>
+        </w:trPr>
+        <w:tc>
+          <w:tcPr>
+            <w:cnfStyle w:val="001000000000" w:firstRow="0" w:lastRow="0" w:firstColumn="1" w:lastColumn="0" w:oddVBand="0" w:evenVBand="0" w:oddHBand="0" w:evenHBand="0" w:firstRowFirstColumn="0" w:firstRowLastColumn="0" w:lastRowFirstColumn="0" w:lastRowLastColumn="0"/>
+            <w:tcW w:w="0" w:type="auto"/>
+            <w:hideMark/>
+          </w:tcPr>
+          <w:p>
+            <w:pPr>
+              <w:spacing w:line="259" w:lineRule="auto"/>
+            </w:pPr>
+            <w:r>
+              <w:t>Sustainable Development</w:t>
+            </w:r>
+          </w:p>
+        </w:tc>
+        <w:tc>
+          <w:tcPr>
+            <w:tcW w:w="0" w:type="auto"/>
+            <w:hideMark/>
+          </w:tcPr>
+          <w:p>
+            <w:pPr>
+              <w:spacing w:line="259" w:lineRule="auto"/>
+              <w:cnfStyle w:val="000000100000" w:firstRow="0" w:lastRow="0" w:firstColumn="0" w:lastColumn="0" w:oddVBand="0" w:evenVBand="0" w:oddHBand="1" w:evenHBand="0" w:firstRowFirstColumn="0" w:firstRowLastColumn="0" w:lastRowFirstColumn="0" w:lastRowLastColumn="0"/>
+            </w:pPr>
+            <w:r>
+              <w:t>Concept of Sustainable Development</w:t>
+            </w:r>
+          </w:p>
+        </w:tc>
+        <w:tc>
+          <w:tcPr>
+            <w:tcW w:w="0" w:type="auto"/>
+            <w:hideMark/>
+          </w:tcPr>
+          <w:p>
+            <w:pPr>
+              <w:spacing w:line="259" w:lineRule="auto"/>
+              <w:cnfStyle w:val="000000100000" w:firstRow="0" w:lastRow="0" w:firstColumn="0" w:lastColumn="0" w:oddVBand="0" w:evenVBand="0" w:oddHBand="1" w:evenHBand="0" w:firstRowFirstColumn="0" w:firstRowLastColumn="0" w:lastRowFirstColumn="0" w:lastRowLastColumn="0"/>
+            </w:pPr>
+            <w:r>
+              <w:t>Definition, 3 pillars (environmental, economic, social)</w:t>
+            </w:r>
+          </w:p>
+        </w:tc>
+        <w:tc>
+          <w:tcPr>
+            <w:tcW w:w="0" w:type="auto"/>
+            <w:hideMark/>
+          </w:tcPr>
+          <w:p>
+            <w:pPr>
+              <w:spacing w:line="259" w:lineRule="auto"/>
+              <w:cnfStyle w:val="000000100000" w:firstRow="0" w:lastRow="0" w:firstColumn="0" w:lastColumn="0" w:oddVBand="0" w:evenVBand="0" w:oddHBand="1" w:evenHBand="0" w:firstRowFirstColumn="0" w:firstRowLastColumn="0" w:lastRowFirstColumn="0" w:lastRowLastColumn="0"/>
+            </w:pPr>
+            <w:r>
+              <w:t>Medium</w:t>
+            </w:r>
+          </w:p>
+        </w:tc>
+      </w:tr>
+      <w:tr>
+        <w:tc>
+          <w:tcPr>
+            <w:cnfStyle w:val="001000000000" w:firstRow="0" w:lastRow="0" w:firstColumn="1" w:lastColumn="0" w:oddVBand="0" w:evenVBand="0" w:oddHBand="0" w:evenHBand="0" w:firstRowFirstColumn="0" w:firstRowLastColumn="0" w:lastRowFirstColumn="0" w:lastRowLastColumn="0"/>
+            <w:tcW w:w="0" w:type="auto"/>
+            <w:hideMark/>
+          </w:tcPr>
+          <w:p>
+            <w:pPr>
+              <w:spacing w:line="259" w:lineRule="auto"/>
+            </w:pPr>
+            <w:r>
+              <w:t>Circular Economy</w:t>
+            </w:r>
+          </w:p>
+        </w:tc>
+        <w:tc>
+          <w:tcPr>
+            <w:tcW w:w="0" w:type="auto"/>
+            <w:hideMark/>
+          </w:tcPr>
+          <w:p>
+            <w:pPr>
+              <w:spacing w:line="259" w:lineRule="auto"/>
+              <w:cnfStyle w:val="000000000000" w:firstRow="0" w:lastRow="0" w:firstColumn="0" w:lastColumn="0" w:oddVBand="0" w:evenVBand="0" w:oddHBand="0" w:evenHBand="0" w:firstRowFirstColumn="0" w:firstRowLastColumn="0" w:lastRowFirstColumn="0" w:lastRowLastColumn="0"/>
+            </w:pPr>
+            <w:r>
+              <w:t>Concept, linear vs circular economy, 4R connection</w:t>
+            </w:r>
+          </w:p>
+        </w:tc>
+        <w:tc>
+          <w:tcPr>
+            <w:tcW w:w="0" w:type="auto"/>
+            <w:hideMark/>
+          </w:tcPr>
+          <w:p>
+            <w:pPr>
+              <w:spacing w:line="259" w:lineRule="auto"/>
+              <w:cnfStyle w:val="000000000000" w:firstRow="0" w:lastRow="0" w:firstColumn="0" w:lastColumn="0" w:oddVBand="0" w:evenVBand="0" w:oddHBand="0" w:evenHBand="0" w:firstRowFirstColumn="0" w:firstRowLastColumn="0" w:lastRowFirstColumn="0" w:lastRowLastColumn="0"/>
+            </w:pPr>
+            <w:r>
+              <w:t>Medium</w:t>
+            </w:r>
+          </w:p>
+        </w:tc>
+        <w:tc>
+          <w:tcPr>
+            <w:tcW w:w="0" w:type="auto"/>
+            <w:hideMark/>
+          </w:tcPr>
+          <w:p>
+            <w:pPr>
+              <w:spacing w:line="259" w:lineRule="auto"/>
+              <w:cnfStyle w:val="000000000000" w:firstRow="0" w:lastRow="0" w:firstColumn="0" w:lastColumn="0" w:oddVBand="0" w:evenVBand="0" w:oddHBand="0" w:evenHBand="0" w:firstRowFirstColumn="0" w:firstRowLastColumn="0" w:lastRowFirstColumn="0" w:lastRowLastColumn="0"/>
+            </w:pPr>
+          </w:p>
+        </w:tc>
+      </w:tr>
+      <w:tr>
+        <w:trPr>
+          <w:cnfStyle w:val="000000100000" w:firstRow="0" w:lastRow="0" w:firstColumn="0" w:lastColumn="0" w:oddVBand="0" w:evenVBand="0" w:oddHBand="1" w:evenHBand="0" w:firstRowFirstColumn="0" w:firstRowLastColumn="0" w:lastRowFirstColumn="0" w:lastRowLastColumn="0"/>
+        </w:trPr>
+        <w:tc>
+          <w:tcPr>
+            <w:cnfStyle w:val="001000000000" w:firstRow="0" w:lastRow="0" w:firstColumn="1" w:lastColumn="0" w:oddVBand="0" w:evenVBand="0" w:oddHBand="0" w:evenHBand="0" w:firstRowFirstColumn="0" w:firstRowLastColumn="0" w:lastRowFirstColumn="0" w:lastRowLastColumn="0"/>
+            <w:tcW w:w="0" w:type="auto"/>
+            <w:hideMark/>
+          </w:tcPr>
+          <w:p>
+            <w:pPr>
+              <w:spacing w:line="259" w:lineRule="auto"/>
+            </w:pPr>
+            <w:r>
+              <w:t>Sustainable Development Goals (SDGs)</w:t>
+            </w:r>
+          </w:p>
+        </w:tc>
+        <w:tc>
+          <w:tcPr>
+            <w:tcW w:w="0" w:type="auto"/>
+            <w:hideMark/>
+          </w:tcPr>
+          <w:p>
+            <w:pPr>
+              <w:spacing w:line="259" w:lineRule="auto"/>
+              <w:cnfStyle w:val="000000100000" w:firstRow="0" w:lastRow="0" w:firstColumn="0" w:lastColumn="0" w:oddVBand="0" w:evenVBand="0" w:oddHBand="1" w:evenHBand="0" w:firstRowFirstColumn="0" w:firstRowLastColumn="0" w:lastRowFirstColumn="0" w:lastRowLastColumn="0"/>
+            </w:pPr>
+            <w:r>
+              <w:t>17 goals overview, purpose, global importance</w:t>
+            </w:r>
+          </w:p>
+        </w:tc>
+        <w:tc>
+          <w:tcPr>
+            <w:tcW w:w="0" w:type="auto"/>
+            <w:hideMark/>
+          </w:tcPr>
+          <w:p>
+            <w:pPr>
+              <w:spacing w:line="259" w:lineRule="auto"/>
+              <w:cnfStyle w:val="000000100000" w:firstRow="0" w:lastRow="0" w:firstColumn="0" w:lastColumn="0" w:oddVBand="0" w:evenVBand="0" w:oddHBand="1" w:evenHBand="0" w:firstRowFirstColumn="0" w:firstRowLastColumn="0" w:lastRowFirstColumn="0" w:lastRowLastColumn="0"/>
+            </w:pPr>
+            <w:r>
+              <w:t>Medium</w:t>
+            </w:r>
+          </w:p>
+        </w:tc>
+        <w:tc>
+          <w:tcPr>
+            <w:tcW w:w="0" w:type="auto"/>
+            <w:hideMark/>
+          </w:tcPr>
+          <w:p>
+            <w:pPr>
+              <w:spacing w:line="259" w:lineRule="auto"/>
+              <w:cnfStyle w:val="000000100000" w:firstRow="0" w:lastRow="0" w:firstColumn="0" w:lastColumn="0" w:oddVBand="0" w:evenVBand="0" w:oddHBand="1" w:evenHBand="0" w:firstRowFirstColumn="0" w:firstRowLastColumn="0" w:lastRowFirstColumn="0" w:lastRowLastColumn="0"/>
+            </w:pPr>
+          </w:p>
+        </w:tc>
+      </w:tr>
+      <w:tr>
+        <w:tc>
+          <w:tcPr>
+            <w:cnfStyle w:val="001000000000" w:firstRow="0" w:lastRow="0" w:firstColumn="1" w:lastColumn="0" w:oddVBand="0" w:evenVBand="0" w:oddHBand="0" w:evenHBand="0" w:firstRowFirstColumn="0" w:firstRowLastColumn="0" w:lastRowFirstColumn="0" w:lastRowLastColumn="0"/>
+            <w:tcW w:w="0" w:type="auto"/>
+            <w:hideMark/>
+          </w:tcPr>
+          <w:p>
+            <w:pPr>
+              <w:spacing w:line="259" w:lineRule="auto"/>
+            </w:pPr>
+            <w:r>
+              <w:t>Climate Change</w:t>
+            </w:r>
+          </w:p>
+        </w:tc>
+        <w:tc>
+          <w:tcPr>
+            <w:tcW w:w="0" w:type="auto"/>
+            <w:hideMark/>
+          </w:tcPr>
+          <w:p>
+            <w:pPr>
+              <w:spacing w:line="259" w:lineRule="auto"/>
+              <w:cnfStyle w:val="000000000000" w:firstRow="0" w:lastRow="0" w:firstColumn="0" w:lastColumn="0" w:oddVBand="0" w:evenVBand="0" w:oddHBand="0" w:evenHBand="0" w:firstRowFirstColumn="0" w:firstRowLastColumn="0" w:lastRowFirstColumn="0" w:lastRowLastColumn="0"/>
+            </w:pPr>
+            <w:r>
+              <w:t>Climate Change Concept</w:t>
+            </w:r>
+          </w:p>
+        </w:tc>
+        <w:tc>
+          <w:tcPr>
+            <w:tcW w:w="0" w:type="auto"/>
+            <w:hideMark/>
+          </w:tcPr>
+          <w:p>
+            <w:pPr>
+              <w:spacing w:line="259" w:lineRule="auto"/>
+              <w:cnfStyle w:val="000000000000" w:firstRow="0" w:lastRow="0" w:firstColumn="0" w:lastColumn="0" w:oddVBand="0" w:evenVBand="0" w:oddHBand="0" w:evenHBand="0" w:firstRowFirstColumn="0" w:firstRowLastColumn="0" w:lastRowFirstColumn="0" w:lastRowLastColumn="0"/>
+            </w:pPr>
+            <w:r>
+              <w:t>Definition, causes (GHGs, human activities)</w:t>
+            </w:r>
+          </w:p>
+        </w:tc>
+        <w:tc>
+          <w:tcPr>
+            <w:tcW w:w="0" w:type="auto"/>
+            <w:hideMark/>
+          </w:tcPr>
+          <w:p>
+            <w:pPr>
+              <w:spacing w:line="259" w:lineRule="auto"/>
+              <w:cnfStyle w:val="000000000000" w:firstRow="0" w:lastRow="0" w:firstColumn="0" w:lastColumn="0" w:oddVBand="0" w:evenVBand="0" w:oddHBand="0" w:evenHBand="0" w:firstRowFirstColumn="0" w:firstRowLastColumn="0" w:lastRowFirstColumn="0" w:lastRowLastColumn="0"/>
+            </w:pPr>
+            <w:r>
+              <w:t>Basic</w:t>
+            </w:r>
+          </w:p>
+        </w:tc>
+      </w:tr>
+      <w:tr>
+        <w:trPr>
+          <w:cnfStyle w:val="000000100000" w:firstRow="0" w:lastRow="0" w:firstColumn="0" w:lastColumn="0" w:oddVBand="0" w:evenVBand="0" w:oddHBand="1" w:evenHBand="0" w:firstRowFirstColumn="0" w:firstRowLastColumn="0" w:lastRowFirstColumn="0" w:lastRowLastColumn="0"/>
+        </w:trPr>
+        <w:tc>
+          <w:tcPr>
+            <w:cnfStyle w:val="001000000000" w:firstRow="0" w:lastRow="0" w:firstColumn="1" w:lastColumn="0" w:oddVBand="0" w:evenVBand="0" w:oddHBand="0" w:evenHBand="0" w:firstRowFirstColumn="0" w:firstRowLastColumn="0" w:lastRowFirstColumn="0" w:lastRowLastColumn="0"/>
+            <w:tcW w:w="0" w:type="auto"/>
+            <w:hideMark/>
+          </w:tcPr>
+          <w:p>
+            <w:pPr>
+              <w:spacing w:line="259" w:lineRule="auto"/>
+            </w:pPr>
+            <w:r>
+              <w:t>Global Warming</w:t>
+            </w:r>
+          </w:p>
+        </w:tc>
+        <w:tc>
+          <w:tcPr>
+            <w:tcW w:w="0" w:type="auto"/>
+            <w:hideMark/>
+          </w:tcPr>
+          <w:p>
+            <w:pPr>
+              <w:spacing w:line="259" w:lineRule="auto"/>
+              <w:cnfStyle w:val="000000100000" w:firstRow="0" w:lastRow="0" w:firstColumn="0" w:lastColumn="0" w:oddVBand="0" w:evenVBand="0" w:oddHBand="1" w:evenHBand="0" w:firstRowFirstColumn="0" w:firstRowLastColumn="0" w:lastRowFirstColumn="0" w:lastRowLastColumn="0"/>
+            </w:pPr>
+            <w:r>
+              <w:t>Definition, causes, impacts</w:t>
+            </w:r>
+          </w:p>
+        </w:tc>
+        <w:tc>
+          <w:tcPr>
+            <w:tcW w:w="0" w:type="auto"/>
+            <w:hideMark/>
+          </w:tcPr>
+          <w:p>
+            <w:pPr>
+              <w:spacing w:line="259" w:lineRule="auto"/>
+              <w:cnfStyle w:val="000000100000" w:firstRow="0" w:lastRow="0" w:firstColumn="0" w:lastColumn="0" w:oddVBand="0" w:evenVBand="0" w:oddHBand="1" w:evenHBand="0" w:firstRowFirstColumn="0" w:firstRowLastColumn="0" w:lastRowFirstColumn="0" w:lastRowLastColumn="0"/>
+            </w:pPr>
+            <w:r>
+              <w:t>Medium</w:t>
+            </w:r>
+          </w:p>
+        </w:tc>
+        <w:tc>
+          <w:tcPr>
+            <w:tcW w:w="0" w:type="auto"/>
+            <w:hideMark/>
+          </w:tcPr>
+          <w:p>
+            <w:pPr>
+              <w:spacing w:line="259" w:lineRule="auto"/>
+              <w:cnfStyle w:val="000000100000" w:firstRow="0" w:lastRow="0" w:firstColumn="0" w:lastColumn="0" w:oddVBand="0" w:evenVBand="0" w:oddHBand="1" w:evenHBand="0" w:firstRowFirstColumn="0" w:firstRowLastColumn="0" w:lastRowFirstColumn="0" w:lastRowLastColumn="0"/>
+            </w:pPr>
+          </w:p>
+        </w:tc>
+      </w:tr>
+      <w:tr>
+        <w:tc>
+          <w:tcPr>
+            <w:cnfStyle w:val="001000000000" w:firstRow="0" w:lastRow="0" w:firstColumn="1" w:lastColumn="0" w:oddVBand="0" w:evenVBand="0" w:oddHBand="0" w:evenHBand="0" w:firstRowFirstColumn="0" w:firstRowLastColumn="0" w:lastRowFirstColumn="0" w:lastRowLastColumn="0"/>
+            <w:tcW w:w="0" w:type="auto"/>
+            <w:hideMark/>
+          </w:tcPr>
+          <w:p>
+            <w:pPr>
+              <w:spacing w:line="259" w:lineRule="auto"/>
+            </w:pPr>
+            <w:r>
+              <w:t>Greenhouse Effect</w:t>
+            </w:r>
+          </w:p>
+        </w:tc>
+        <w:tc>
+          <w:tcPr>
+            <w:tcW w:w="0" w:type="auto"/>
+            <w:hideMark/>
+          </w:tcPr>
+          <w:p>
+            <w:pPr>
+              <w:spacing w:line="259" w:lineRule="auto"/>
+              <w:cnfStyle w:val="000000000000" w:firstRow="0" w:lastRow="0" w:firstColumn="0" w:lastColumn="0" w:oddVBand="0" w:evenVBand="0" w:oddHBand="0" w:evenHBand="0" w:firstRowFirstColumn="0" w:firstRowLastColumn="0" w:lastRowFirstColumn="0" w:lastRowLastColumn="0"/>
+            </w:pPr>
+            <w:r>
+              <w:t>Concept and mechanism (step-by-step explanation)</w:t>
+            </w:r>
+          </w:p>
+        </w:tc>
+        <w:tc>
+          <w:tcPr>
+            <w:tcW w:w="0" w:type="auto"/>
+            <w:hideMark/>
+          </w:tcPr>
+          <w:p>
+            <w:pPr>
+              <w:spacing w:line="259" w:lineRule="auto"/>
+              <w:cnfStyle w:val="000000000000" w:firstRow="0" w:lastRow="0" w:firstColumn="0" w:lastColumn="0" w:oddVBand="0" w:evenVBand="0" w:oddHBand="0" w:evenHBand="0" w:firstRowFirstColumn="0" w:firstRowLastColumn="0" w:lastRowFirstColumn="0" w:lastRowLastColumn="0"/>
+            </w:pPr>
+            <w:r>
+              <w:t>Medium</w:t>
+            </w:r>
+          </w:p>
+        </w:tc>
+        <w:tc>
+          <w:tcPr>
+            <w:tcW w:w="0" w:type="auto"/>
+            <w:hideMark/>
+          </w:tcPr>
+          <w:p>
+            <w:pPr>
+              <w:spacing w:line="259" w:lineRule="auto"/>
+              <w:cnfStyle w:val="000000000000" w:firstRow="0" w:lastRow="0" w:firstColumn="0" w:lastColumn="0" w:oddVBand="0" w:evenVBand="0" w:oddHBand="0" w:evenHBand="0" w:firstRowFirstColumn="0" w:firstRowLastColumn="0" w:lastRowFirstColumn="0" w:lastRowLastColumn="0"/>
+            </w:pPr>
+          </w:p>
+        </w:tc>
+      </w:tr>
+      <w:tr>
+        <w:trPr>
+          <w:cnfStyle w:val="000000100000" w:firstRow="0" w:lastRow="0" w:firstColumn="0" w:lastColumn="0" w:oddVBand="0" w:evenVBand="0" w:oddHBand="1" w:evenHBand="0" w:firstRowFirstColumn="0" w:firstRowLastColumn="0" w:lastRowFirstColumn="0" w:lastRowLastColumn="0"/>
+        </w:trPr>
+        <w:tc>
+          <w:tcPr>
+            <w:cnfStyle w:val="001000000000" w:firstRow="0" w:lastRow="0" w:firstColumn="1" w:lastColumn="0" w:oddVBand="0" w:evenVBand="0" w:oddHBand="0" w:evenHBand="0" w:firstRowFirstColumn="0" w:firstRowLastColumn="0" w:lastRowFirstColumn="0" w:lastRowLastColumn="0"/>
+            <w:tcW w:w="0" w:type="auto"/>
+            <w:hideMark/>
+          </w:tcPr>
+          <w:p>
+            <w:pPr>
+              <w:spacing w:line="259" w:lineRule="auto"/>
+            </w:pPr>
+            <w:r>
+              <w:t>Climate Change Effects</w:t>
+            </w:r>
+          </w:p>
+        </w:tc>
+        <w:tc>
+          <w:tcPr>
+            <w:tcW w:w="0" w:type="auto"/>
+            <w:hideMark/>
+          </w:tcPr>
+          <w:p>
+            <w:pPr>
+              <w:spacing w:line="259" w:lineRule="auto"/>
+              <w:cnfStyle w:val="000000100000" w:firstRow="0" w:lastRow="0" w:firstColumn="0" w:lastColumn="0" w:oddVBand="0" w:evenVBand="0" w:oddHBand="1" w:evenHBand="0" w:firstRowFirstColumn="0" w:firstRowLastColumn="0" w:lastRowFirstColumn="0" w:lastRowLastColumn="0"/>
+            </w:pPr>
+            <w:r>
+              <w:t>Temperature rise, sea level rise, biodiversity loss, disasters</w:t>
+            </w:r>
+          </w:p>
+        </w:tc>
+        <w:tc>
+          <w:tcPr>
+            <w:tcW w:w="0" w:type="auto"/>
+            <w:hideMark/>
+          </w:tcPr>
+          <w:p>
+            <w:pPr>
+              <w:spacing w:line="259" w:lineRule="auto"/>
+              <w:cnfStyle w:val="000000100000" w:firstRow="0" w:lastRow="0" w:firstColumn="0" w:lastColumn="0" w:oddVBand="0" w:evenVBand="0" w:oddHBand="1" w:evenHBand="0" w:firstRowFirstColumn="0" w:firstRowLastColumn="0" w:lastRowFirstColumn="0" w:lastRowLastColumn="0"/>
+            </w:pPr>
+            <w:r>
+              <w:t>Medium</w:t>
+            </w:r>
+          </w:p>
+        </w:tc>
+        <w:tc>
+          <w:tcPr>
+            <w:tcW w:w="0" w:type="auto"/>
+            <w:hideMark/>
+          </w:tcPr>
+          <w:p>
+            <w:pPr>
+              <w:spacing w:line="259" w:lineRule="auto"/>
+              <w:cnfStyle w:val="000000100000" w:firstRow="0" w:lastRow="0" w:firstColumn="0" w:lastColumn="0" w:oddVBand="0" w:evenVBand="0" w:oddHBand="1" w:evenHBand="0" w:firstRowFirstColumn="0" w:firstRowLastColumn="0" w:lastRowFirstColumn="0" w:lastRowLastColumn="0"/>
+            </w:pPr>
+          </w:p>
+        </w:tc>
+      </w:tr>
+      <w:tr>
+        <w:tc>
+          <w:tcPr>
+            <w:cnfStyle w:val="001000000000" w:firstRow="0" w:lastRow="0" w:firstColumn="1" w:lastColumn="0" w:oddVBand="0" w:evenVBand="0" w:oddHBand="0" w:evenHBand="0" w:firstRowFirstColumn="0" w:firstRowLastColumn="0" w:lastRowFirstColumn="0" w:lastRowLastColumn="0"/>
+            <w:tcW w:w="0" w:type="auto"/>
+            <w:hideMark/>
+          </w:tcPr>
+          <w:p>
+            <w:pPr>
+              <w:spacing w:line="259" w:lineRule="auto"/>
+            </w:pPr>
+            <w:r>
+              <w:t>Mitigation Strategies</w:t>
+            </w:r>
+          </w:p>
+        </w:tc>
+        <w:tc>
+          <w:tcPr>
+            <w:tcW w:w="0" w:type="auto"/>
+            <w:hideMark/>
+          </w:tcPr>
+          <w:p>
+            <w:pPr>
+              <w:spacing w:line="259" w:lineRule="auto"/>
+              <w:cnfStyle w:val="000000000000" w:firstRow="0" w:lastRow="0" w:firstColumn="0" w:lastColumn="0" w:oddVBand="0" w:evenVBand="0" w:oddHBand="0" w:evenHBand="0" w:firstRowFirstColumn="0" w:firstRowLastColumn="0" w:lastRowFirstColumn="0" w:lastRowLastColumn="0"/>
+            </w:pPr>
+            <w:r>
+              <w:t>Renewable energy, afforestation, energy efficiency, policies</w:t>
+            </w:r>
+          </w:p>
+        </w:tc>
+        <w:tc>
+          <w:tcPr>
+            <w:tcW w:w="0" w:type="auto"/>
+            <w:hideMark/>
+          </w:tcPr>
+          <w:p>
+            <w:pPr>
+              <w:spacing w:line="259" w:lineRule="auto"/>
+              <w:cnfStyle w:val="000000000000" w:firstRow="0" w:lastRow="0" w:firstColumn="0" w:lastColumn="0" w:oddVBand="0" w:evenVBand="0" w:oddHBand="0" w:evenHBand="0" w:firstRowFirstColumn="0" w:firstRowLastColumn="0" w:lastRowFirstColumn="0" w:lastRowLastColumn="0"/>
+            </w:pPr>
+            <w:r>
+              <w:t>Medium</w:t>
+            </w:r>
+          </w:p>
+        </w:tc>
+        <w:tc>
+          <w:tcPr>
+            <w:tcW w:w="0" w:type="auto"/>
+            <w:hideMark/>
+          </w:tcPr>
+          <w:p>
+            <w:pPr>
+              <w:spacing w:line="259" w:lineRule="auto"/>
+              <w:cnfStyle w:val="000000000000" w:firstRow="0" w:lastRow="0" w:firstColumn="0" w:lastColumn="0" w:oddVBand="0" w:evenVBand="0" w:oddHBand="0" w:evenHBand="0" w:firstRowFirstColumn="0" w:firstRowLastColumn="0" w:lastRowFirstColumn="0" w:lastRowLastColumn="0"/>
+            </w:pPr>
+          </w:p>
+        </w:tc>
+      </w:tr>
+      <w:tr>
+        <w:trPr>
+          <w:cnfStyle w:val="000000100000" w:firstRow="0" w:lastRow="0" w:firstColumn="0" w:lastColumn="0" w:oddVBand="0" w:evenVBand="0" w:oddHBand="1" w:evenHBand="0" w:firstRowFirstColumn="0" w:firstRowLastColumn="0" w:lastRowFirstColumn="0" w:lastRowLastColumn="0"/>
+        </w:trPr>
+        <w:tc>
+          <w:tcPr>
+            <w:cnfStyle w:val="001000000000" w:firstRow="0" w:lastRow="0" w:firstColumn="1" w:lastColumn="0" w:oddVBand="0" w:evenVBand="0" w:oddHBand="0" w:evenHBand="0" w:firstRowFirstColumn="0" w:firstRowLastColumn="0" w:lastRowFirstColumn="0" w:lastRowLastColumn="0"/>
+            <w:tcW w:w="0" w:type="auto"/>
+            <w:hideMark/>
+          </w:tcPr>
+          <w:p>
+            <w:pPr>
+              <w:spacing w:line="259" w:lineRule="auto"/>
+            </w:pPr>
+            <w:r>
+              <w:t>Green Building</w:t>
+            </w:r>
+          </w:p>
+        </w:tc>
+        <w:tc>
+          <w:tcPr>
+            <w:tcW w:w="0" w:type="auto"/>
+            <w:hideMark/>
+          </w:tcPr>
+          <w:p>
+            <w:pPr>
+              <w:spacing w:line="259" w:lineRule="auto"/>
+              <w:cnfStyle w:val="000000100000" w:firstRow="0" w:lastRow="0" w:firstColumn="0" w:lastColumn="0" w:oddVBand="0" w:evenVBand="0" w:oddHBand="1" w:evenHBand="0" w:firstRowFirstColumn="0" w:firstRowLastColumn="0" w:lastRowFirstColumn="0" w:lastRowLastColumn="0"/>
+            </w:pPr>
+            <w:r>
+              <w:t>Concept of Green Building</w:t>
+            </w:r>
+          </w:p>
+        </w:tc>
+        <w:tc>
+          <w:tcPr>
+            <w:tcW w:w="0" w:type="auto"/>
+            <w:hideMark/>
+          </w:tcPr>
+          <w:p>
+            <w:pPr>
+              <w:spacing w:line="259" w:lineRule="auto"/>
+              <w:cnfStyle w:val="000000100000" w:firstRow="0" w:lastRow="0" w:firstColumn="0" w:lastColumn="0" w:oddVBand="0" w:evenVBand="0" w:oddHBand="1" w:evenHBand="0" w:firstRowFirstColumn="0" w:firstRowLastColumn="0" w:lastRowFirstColumn="0" w:lastRowLastColumn="0"/>
+            </w:pPr>
+            <w:r>
+              <w:t>Definition, need, eco-friendly construction</w:t>
+            </w:r>
+          </w:p>
+        </w:tc>
+        <w:tc>
+          <w:tcPr>
+            <w:tcW w:w="0" w:type="auto"/>
+            <w:hideMark/>
+          </w:tcPr>
+          <w:p>
+            <w:pPr>
+              <w:spacing w:line="259" w:lineRule="auto"/>
+              <w:cnfStyle w:val="000000100000" w:firstRow="0" w:lastRow="0" w:firstColumn="0" w:lastColumn="0" w:oddVBand="0" w:evenVBand="0" w:oddHBand="1" w:evenHBand="0" w:firstRowFirstColumn="0" w:firstRowLastColumn="0" w:lastRowFirstColumn="0" w:lastRowLastColumn="0"/>
+            </w:pPr>
+            <w:r>
+              <w:t>Medium</w:t>
+            </w:r>
+          </w:p>
+        </w:tc>
+      </w:tr>
+      <w:tr>
+        <w:tc>
+          <w:tcPr>
+            <w:cnfStyle w:val="001000000000" w:firstRow="0" w:lastRow="0" w:firstColumn="1" w:lastColumn="0" w:oddVBand="0" w:evenVBand="0" w:oddHBand="0" w:evenHBand="0" w:firstRowFirstColumn="0" w:firstRowLastColumn="0" w:lastRowFirstColumn="0" w:lastRowLastColumn="0"/>
+            <w:tcW w:w="0" w:type="auto"/>
+            <w:hideMark/>
+          </w:tcPr>
+          <w:p>
+            <w:pPr>
+              <w:spacing w:line="259" w:lineRule="auto"/>
+            </w:pPr>
+            <w:r>
+              <w:t>Objectives</w:t>
+            </w:r>
+          </w:p>
+        </w:tc>
+        <w:tc>
+          <w:tcPr>
+            <w:tcW w:w="0" w:type="auto"/>
+            <w:hideMark/>
+          </w:tcPr>
+          <w:p>
+            <w:pPr>
+              <w:spacing w:line="259" w:lineRule="auto"/>
+              <w:cnfStyle w:val="000000000000" w:firstRow="0" w:lastRow="0" w:firstColumn="0" w:lastColumn="0" w:oddVBand="0" w:evenVBand="0" w:oddHBand="0" w:evenHBand="0" w:firstRowFirstColumn="0" w:firstRowLastColumn="0" w:lastRowFirstColumn="0" w:lastRowLastColumn="0"/>
+            </w:pPr>
+            <w:r>
+              <w:t>Energy efficiency, water conservation, resource use</w:t>
+            </w:r>
+          </w:p>
+        </w:tc>
+        <w:tc>
+          <w:tcPr>
+            <w:tcW w:w="0" w:type="auto"/>
+            <w:hideMark/>
+          </w:tcPr>
+          <w:p>
+            <w:pPr>
+              <w:spacing w:line="259" w:lineRule="auto"/>
+              <w:cnfStyle w:val="000000000000" w:firstRow="0" w:lastRow="0" w:firstColumn="0" w:lastColumn="0" w:oddVBand="0" w:evenVBand="0" w:oddHBand="0" w:evenHBand="0" w:firstRowFirstColumn="0" w:firstRowLastColumn="0" w:lastRowFirstColumn="0" w:lastRowLastColumn="0"/>
+            </w:pPr>
+            <w:r>
+              <w:t>Medium</w:t>
+            </w:r>
+          </w:p>
+        </w:tc>
+        <w:tc>
+          <w:tcPr>
+            <w:tcW w:w="0" w:type="auto"/>
+            <w:hideMark/>
+          </w:tcPr>
+          <w:p>
+            <w:pPr>
+              <w:spacing w:line="259" w:lineRule="auto"/>
+              <w:cnfStyle w:val="000000000000" w:firstRow="0" w:lastRow="0" w:firstColumn="0" w:lastColumn="0" w:oddVBand="0" w:evenVBand="0" w:oddHBand="0" w:evenHBand="0" w:firstRowFirstColumn="0" w:firstRowLastColumn="0" w:lastRowFirstColumn="0" w:lastRowLastColumn="0"/>
+            </w:pPr>
+          </w:p>
+        </w:tc>
+      </w:tr>
+      <w:tr>
+        <w:trPr>
+          <w:cnfStyle w:val="000000100000" w:firstRow="0" w:lastRow="0" w:firstColumn="0" w:lastColumn="0" w:oddVBand="0" w:evenVBand="0" w:oddHBand="1" w:evenHBand="0" w:firstRowFirstColumn="0" w:firstRowLastColumn="0" w:lastRowFirstColumn="0" w:lastRowLastColumn="0"/>
+        </w:trPr>
+        <w:tc>
+          <w:tcPr>
+            <w:cnfStyle w:val="001000000000" w:firstRow="0" w:lastRow="0" w:firstColumn="1" w:lastColumn="0" w:oddVBand="0" w:evenVBand="0" w:oddHBand="0" w:evenHBand="0" w:firstRowFirstColumn="0" w:firstRowLastColumn="0" w:lastRowFirstColumn="0" w:lastRowLastColumn="0"/>
+            <w:tcW w:w="0" w:type="auto"/>
+            <w:hideMark/>
+          </w:tcPr>
+          <w:p>
+            <w:pPr>
+              <w:spacing w:line="259" w:lineRule="auto"/>
+            </w:pPr>
+            <w:r>
+              <w:t>Core Principles</w:t>
+            </w:r>
+          </w:p>
+        </w:tc>
+        <w:tc>
+          <w:tcPr>
+            <w:tcW w:w="0" w:type="auto"/>
+            <w:hideMark/>
+          </w:tcPr>
+          <w:p>
+            <w:pPr>
+              <w:spacing w:line="259" w:lineRule="auto"/>
+              <w:cnfStyle w:val="000000100000" w:firstRow="0" w:lastRow="0" w:firstColumn="0" w:lastColumn="0" w:oddVBand="0" w:evenVBand="0" w:oddHBand="1" w:evenHBand="0" w:firstRowFirstColumn="0" w:firstRowLastColumn="0" w:lastRowFirstColumn="0" w:lastRowLastColumn="0"/>
+            </w:pPr>
+            <w:r>
+              <w:t>Energy, water, materials, indoor quality, waste reduction</w:t>
+            </w:r>
+          </w:p>
+        </w:tc>
+        <w:tc>
+          <w:tcPr>
+            <w:tcW w:w="0" w:type="auto"/>
+            <w:hideMark/>
+          </w:tcPr>
+          <w:p>
+            <w:pPr>
+              <w:spacing w:line="259" w:lineRule="auto"/>
+              <w:cnfStyle w:val="000000100000" w:firstRow="0" w:lastRow="0" w:firstColumn="0" w:lastColumn="0" w:oddVBand="0" w:evenVBand="0" w:oddHBand="1" w:evenHBand="0" w:firstRowFirstColumn="0" w:firstRowLastColumn="0" w:lastRowFirstColumn="0" w:lastRowLastColumn="0"/>
+            </w:pPr>
+            <w:r>
+              <w:t>Medium</w:t>
+            </w:r>
+          </w:p>
+        </w:tc>
+        <w:tc>
+          <w:tcPr>
+            <w:tcW w:w="0" w:type="auto"/>
+            <w:hideMark/>
+          </w:tcPr>
+          <w:p>
+            <w:pPr>
+              <w:spacing w:line="259" w:lineRule="auto"/>
+              <w:cnfStyle w:val="000000100000" w:firstRow="0" w:lastRow="0" w:firstColumn="0" w:lastColumn="0" w:oddVBand="0" w:evenVBand="0" w:oddHBand="1" w:evenHBand="0" w:firstRowFirstColumn="0" w:firstRowLastColumn="0" w:lastRowFirstColumn="0" w:lastRowLastColumn="0"/>
+            </w:pPr>
+          </w:p>
+        </w:tc>
+      </w:tr>
+      <w:tr>
+        <w:tc>
+          <w:tcPr>
+            <w:cnfStyle w:val="001000000000" w:firstRow="0" w:lastRow="0" w:firstColumn="1" w:lastColumn="0" w:oddVBand="0" w:evenVBand="0" w:oddHBand="0" w:evenHBand="0" w:firstRowFirstColumn="0" w:firstRowLastColumn="0" w:lastRowFirstColumn="0" w:lastRowLastColumn="0"/>
+            <w:tcW w:w="0" w:type="auto"/>
+            <w:hideMark/>
+          </w:tcPr>
+          <w:p>
+            <w:pPr>
+              <w:spacing w:line="259" w:lineRule="auto"/>
+            </w:pPr>
+            <w:r>
+              <w:t>Benefits</w:t>
+            </w:r>
+          </w:p>
+        </w:tc>
+        <w:tc>
+          <w:tcPr>
+            <w:tcW w:w="0" w:type="auto"/>
+            <w:hideMark/>
+          </w:tcPr>
+          <w:p>
+            <w:pPr>
+              <w:spacing w:line="259" w:lineRule="auto"/>
+              <w:cnfStyle w:val="000000000000" w:firstRow="0" w:lastRow="0" w:firstColumn="0" w:lastColumn="0" w:oddVBand="0" w:evenVBand="0" w:oddHBand="0" w:evenHBand="0" w:firstRowFirstColumn="0" w:firstRowLastColumn="0" w:lastRowFirstColumn="0" w:lastRowLastColumn="0"/>
+            </w:pPr>
+            <w:r>
+              <w:t>Environmental, economic, social benefits</w:t>
+            </w:r>
+          </w:p>
+        </w:tc>
+        <w:tc>
+          <w:tcPr>
+            <w:tcW w:w="0" w:type="auto"/>
+            <w:hideMark/>
+          </w:tcPr>
+          <w:p>
+            <w:pPr>
+              <w:spacing w:line="259" w:lineRule="auto"/>
+              <w:cnfStyle w:val="000000000000" w:firstRow="0" w:lastRow="0" w:firstColumn="0" w:lastColumn="0" w:oddVBand="0" w:evenVBand="0" w:oddHBand="0" w:evenHBand="0" w:firstRowFirstColumn="0" w:firstRowLastColumn="0" w:lastRowFirstColumn="0" w:lastRowLastColumn="0"/>
+            </w:pPr>
+            <w:r>
+              <w:t>Medium</w:t>
+            </w:r>
+          </w:p>
+        </w:tc>
+        <w:tc>
+          <w:tcPr>
+            <w:tcW w:w="0" w:type="auto"/>
+            <w:hideMark/>
+          </w:tcPr>
+          <w:p>
+            <w:pPr>
+              <w:spacing w:line="259" w:lineRule="auto"/>
+              <w:cnfStyle w:val="000000000000" w:firstRow="0" w:lastRow="0" w:firstColumn="0" w:lastColumn="0" w:oddVBand="0" w:evenVBand="0" w:oddHBand="0" w:evenHBand="0" w:firstRowFirstColumn="0" w:firstRowLastColumn="0" w:lastRowFirstColumn="0" w:lastRowLastColumn="0"/>
+            </w:pPr>
+          </w:p>
+        </w:tc>
+      </w:tr>
+      <w:tr>
+        <w:trPr>
+          <w:cnfStyle w:val="000000100000" w:firstRow="0" w:lastRow="0" w:firstColumn="0" w:lastColumn="0" w:oddVBand="0" w:evenVBand="0" w:oddHBand="1" w:evenHBand="0" w:firstRowFirstColumn="0" w:firstRowLastColumn="0" w:lastRowFirstColumn="0" w:lastRowLastColumn="0"/>
+        </w:trPr>
+        <w:tc>
+          <w:tcPr>
+            <w:cnfStyle w:val="001000000000" w:firstRow="0" w:lastRow="0" w:firstColumn="1" w:lastColumn="0" w:oddVBand="0" w:evenVBand="0" w:oddHBand="0" w:evenHBand="0" w:firstRowFirstColumn="0" w:firstRowLastColumn="0" w:lastRowFirstColumn="0" w:lastRowLastColumn="0"/>
+            <w:tcW w:w="0" w:type="auto"/>
+            <w:hideMark/>
+          </w:tcPr>
+          <w:p>
+            <w:pPr>
+              <w:spacing w:line="259" w:lineRule="auto"/>
+            </w:pPr>
+            <w:r>
+              <w:t>4R Concept</w:t>
+            </w:r>
+          </w:p>
+        </w:tc>
+        <w:tc>
+          <w:tcPr>
+            <w:tcW w:w="0" w:type="auto"/>
+            <w:hideMark/>
+          </w:tcPr>
+          <w:p>
+            <w:pPr>
+              <w:spacing w:line="259" w:lineRule="auto"/>
+              <w:cnfStyle w:val="000000100000" w:firstRow="0" w:lastRow="0" w:firstColumn="0" w:lastColumn="0" w:oddVBand="0" w:evenVBand="0" w:oddHBand="1" w:evenHBand="0" w:firstRowFirstColumn="0" w:firstRowLastColumn="0" w:lastRowFirstColumn="0" w:lastRowLastColumn="0"/>
+            </w:pPr>
+            <w:r>
+              <w:t>Refuse</w:t>
+            </w:r>
+          </w:p>
+        </w:tc>
+        <w:tc>
+          <w:tcPr>
+            <w:tcW w:w="0" w:type="auto"/>
+            <w:hideMark/>
+          </w:tcPr>
+          <w:p>
+            <w:pPr>
+              <w:spacing w:line="259" w:lineRule="auto"/>
+              <w:cnfStyle w:val="000000100000" w:firstRow="0" w:lastRow="0" w:firstColumn="0" w:lastColumn="0" w:oddVBand="0" w:evenVBand="0" w:oddHBand="1" w:evenHBand="0" w:firstRowFirstColumn="0" w:firstRowLastColumn="0" w:lastRowFirstColumn="0" w:lastRowLastColumn="0"/>
+            </w:pPr>
+            <w:r>
+              <w:t xml:space="preserve">Avoid unnecessary waste, </w:t>
+            </w:r>
+            <w:proofErr w:type="spellStart"/>
+            <w:r>
+              <w:t>behavioral</w:t>
+            </w:r>
+            <w:proofErr w:type="spellEnd"/>
+            <w:r>
+              <w:t xml:space="preserve"> change</w:t>
+            </w:r>
+          </w:p>
+        </w:tc>
+        <w:tc>
+          <w:tcPr>
+            <w:tcW w:w="0" w:type="auto"/>
+            <w:hideMark/>
+          </w:tcPr>
+          <w:p>
+            <w:pPr>
+              <w:spacing w:line="259" w:lineRule="auto"/>
+              <w:cnfStyle w:val="000000100000" w:firstRow="0" w:lastRow="0" w:firstColumn="0" w:lastColumn="0" w:oddVBand="0" w:evenVBand="0" w:oddHBand="1" w:evenHBand="0" w:firstRowFirstColumn="0" w:firstRowLastColumn="0" w:lastRowFirstColumn="0" w:lastRowLastColumn="0"/>
+            </w:pPr>
+            <w:r>
+              <w:t>Medium</w:t>
+            </w:r>
+          </w:p>
+        </w:tc>
+      </w:tr>
+      <w:tr>
+        <w:tc>
+          <w:tcPr>
+            <w:cnfStyle w:val="001000000000" w:firstRow="0" w:lastRow="0" w:firstColumn="1" w:lastColumn="0" w:oddVBand="0" w:evenVBand="0" w:oddHBand="0" w:evenHBand="0" w:firstRowFirstColumn="0" w:firstRowLastColumn="0" w:lastRowFirstColumn="0" w:lastRowLastColumn="0"/>
+            <w:tcW w:w="0" w:type="auto"/>
+            <w:hideMark/>
+          </w:tcPr>
+          <w:p>
+            <w:pPr>
+              <w:spacing w:line="259" w:lineRule="auto"/>
+            </w:pPr>
+            <w:r>
+              <w:t>Reduce</w:t>
+            </w:r>
+          </w:p>
+        </w:tc>
+        <w:tc>
+          <w:tcPr>
+            <w:tcW w:w="0" w:type="auto"/>
+            <w:hideMark/>
+          </w:tcPr>
+          <w:p>
+            <w:pPr>
+              <w:spacing w:line="259" w:lineRule="auto"/>
+              <w:cnfStyle w:val="000000000000" w:firstRow="0" w:lastRow="0" w:firstColumn="0" w:lastColumn="0" w:oddVBand="0" w:evenVBand="0" w:oddHBand="0" w:evenHBand="0" w:firstRowFirstColumn="0" w:firstRowLastColumn="0" w:lastRowFirstColumn="0" w:lastRowLastColumn="0"/>
+            </w:pPr>
+            <w:r>
+              <w:t>Minimize resource consumption</w:t>
+            </w:r>
+          </w:p>
+        </w:tc>
+        <w:tc>
+          <w:tcPr>
+            <w:tcW w:w="0" w:type="auto"/>
+            <w:hideMark/>
+          </w:tcPr>
+          <w:p>
+            <w:pPr>
+              <w:spacing w:line="259" w:lineRule="auto"/>
+              <w:cnfStyle w:val="000000000000" w:firstRow="0" w:lastRow="0" w:firstColumn="0" w:lastColumn="0" w:oddVBand="0" w:evenVBand="0" w:oddHBand="0" w:evenHBand="0" w:firstRowFirstColumn="0" w:firstRowLastColumn="0" w:lastRowFirstColumn="0" w:lastRowLastColumn="0"/>
+            </w:pPr>
+            <w:r>
+              <w:t>Medium</w:t>
+            </w:r>
+          </w:p>
+        </w:tc>
+        <w:tc>
+          <w:tcPr>
+            <w:tcW w:w="0" w:type="auto"/>
+            <w:hideMark/>
+          </w:tcPr>
+          <w:p>
+            <w:pPr>
+              <w:spacing w:line="259" w:lineRule="auto"/>
+              <w:cnfStyle w:val="000000000000" w:firstRow="0" w:lastRow="0" w:firstColumn="0" w:lastColumn="0" w:oddVBand="0" w:evenVBand="0" w:oddHBand="0" w:evenHBand="0" w:firstRowFirstColumn="0" w:firstRowLastColumn="0" w:lastRowFirstColumn="0" w:lastRowLastColumn="0"/>
+            </w:pPr>
+          </w:p>
+        </w:tc>
+      </w:tr>
+      <w:tr>
+        <w:trPr>
+          <w:cnfStyle w:val="000000100000" w:firstRow="0" w:lastRow="0" w:firstColumn="0" w:lastColumn="0" w:oddVBand="0" w:evenVBand="0" w:oddHBand="1" w:evenHBand="0" w:firstRowFirstColumn="0" w:firstRowLastColumn="0" w:lastRowFirstColumn="0" w:lastRowLastColumn="0"/>
+        </w:trPr>
+        <w:tc>
+          <w:tcPr>
+            <w:cnfStyle w:val="001000000000" w:firstRow="0" w:lastRow="0" w:firstColumn="1" w:lastColumn="0" w:oddVBand="0" w:evenVBand="0" w:oddHBand="0" w:evenHBand="0" w:firstRowFirstColumn="0" w:firstRowLastColumn="0" w:lastRowFirstColumn="0" w:lastRowLastColumn="0"/>
+            <w:tcW w:w="0" w:type="auto"/>
+            <w:hideMark/>
+          </w:tcPr>
+          <w:p>
+            <w:pPr>
+              <w:spacing w:line="259" w:lineRule="auto"/>
+            </w:pPr>
+            <w:r>
+              <w:t>Reuse</w:t>
+            </w:r>
+          </w:p>
+        </w:tc>
+        <w:tc>
+          <w:tcPr>
+            <w:tcW w:w="0" w:type="auto"/>
+            <w:hideMark/>
+          </w:tcPr>
+          <w:p>
+            <w:pPr>
+              <w:spacing w:line="259" w:lineRule="auto"/>
+              <w:cnfStyle w:val="000000100000" w:firstRow="0" w:lastRow="0" w:firstColumn="0" w:lastColumn="0" w:oddVBand="0" w:evenVBand="0" w:oddHBand="1" w:evenHBand="0" w:firstRowFirstColumn="0" w:firstRowLastColumn="0" w:lastRowFirstColumn="0" w:lastRowLastColumn="0"/>
+            </w:pPr>
+            <w:r>
+              <w:t>Extend product life</w:t>
+            </w:r>
+          </w:p>
+        </w:tc>
+        <w:tc>
+          <w:tcPr>
+            <w:tcW w:w="0" w:type="auto"/>
+            <w:hideMark/>
+          </w:tcPr>
+          <w:p>
+            <w:pPr>
+              <w:spacing w:line="259" w:lineRule="auto"/>
+              <w:cnfStyle w:val="000000100000" w:firstRow="0" w:lastRow="0" w:firstColumn="0" w:lastColumn="0" w:oddVBand="0" w:evenVBand="0" w:oddHBand="1" w:evenHBand="0" w:firstRowFirstColumn="0" w:firstRowLastColumn="0" w:lastRowFirstColumn="0" w:lastRowLastColumn="0"/>
+            </w:pPr>
+            <w:r>
+              <w:t>Medium</w:t>
+            </w:r>
+          </w:p>
+        </w:tc>
+        <w:tc>
+          <w:tcPr>
+            <w:tcW w:w="0" w:type="auto"/>
+            <w:hideMark/>
+          </w:tcPr>
+          <w:p>
+            <w:pPr>
+              <w:spacing w:line="259" w:lineRule="auto"/>
+              <w:cnfStyle w:val="000000100000" w:firstRow="0" w:lastRow="0" w:firstColumn="0" w:lastColumn="0" w:oddVBand="0" w:evenVBand="0" w:oddHBand="1" w:evenHBand="0" w:firstRowFirstColumn="0" w:firstRowLastColumn="0" w:lastRowFirstColumn="0" w:lastRowLastColumn="0"/>
+            </w:pPr>
+          </w:p>
+        </w:tc>
+      </w:tr>
+      <w:tr>
+        <w:tc>
+          <w:tcPr>
+            <w:cnfStyle w:val="001000000000" w:firstRow="0" w:lastRow="0" w:firstColumn="1" w:lastColumn="0" w:oddVBand="0" w:evenVBand="0" w:oddHBand="0" w:evenHBand="0" w:firstRowFirstColumn="0" w:firstRowLastColumn="0" w:lastRowFirstColumn="0" w:lastRowLastColumn="0"/>
+            <w:tcW w:w="0" w:type="auto"/>
+            <w:hideMark/>
+          </w:tcPr>
+          <w:p>
+            <w:pPr>
+              <w:spacing w:line="259" w:lineRule="auto"/>
+            </w:pPr>
+            <w:r>
+              <w:t>Recycle</w:t>
+            </w:r>
+          </w:p>
+        </w:tc>
+        <w:tc>
+          <w:tcPr>
+            <w:tcW w:w="0" w:type="auto"/>
+            <w:hideMark/>
+          </w:tcPr>
+          <w:p>
+            <w:pPr>
+              <w:spacing w:line="259" w:lineRule="auto"/>
+              <w:cnfStyle w:val="000000000000" w:firstRow="0" w:lastRow="0" w:firstColumn="0" w:lastColumn="0" w:oddVBand="0" w:evenVBand="0" w:oddHBand="0" w:evenHBand="0" w:firstRowFirstColumn="0" w:firstRowLastColumn="0" w:lastRowFirstColumn="0" w:lastRowLastColumn="0"/>
+            </w:pPr>
+            <w:r>
+              <w:t>Waste processing and reuse</w:t>
+            </w:r>
+          </w:p>
+        </w:tc>
+        <w:tc>
+          <w:tcPr>
+            <w:tcW w:w="0" w:type="auto"/>
+            <w:hideMark/>
+          </w:tcPr>
+          <w:p>
+            <w:pPr>
+              <w:spacing w:line="259" w:lineRule="auto"/>
+              <w:cnfStyle w:val="000000000000" w:firstRow="0" w:lastRow="0" w:firstColumn="0" w:lastColumn="0" w:oddVBand="0" w:evenVBand="0" w:oddHBand="0" w:evenHBand="0" w:firstRowFirstColumn="0" w:firstRowLastColumn="0" w:lastRowFirstColumn="0" w:lastRowLastColumn="0"/>
+            </w:pPr>
+            <w:r>
+              <w:t>Medium</w:t>
+            </w:r>
+          </w:p>
+        </w:tc>
+        <w:tc>
+          <w:tcPr>
+            <w:tcW w:w="0" w:type="auto"/>
+            <w:hideMark/>
+          </w:tcPr>
+          <w:p>
+            <w:pPr>
+              <w:spacing w:line="259" w:lineRule="auto"/>
+              <w:cnfStyle w:val="000000000000" w:firstRow="0" w:lastRow="0" w:firstColumn="0" w:lastColumn="0" w:oddVBand="0" w:evenVBand="0" w:oddHBand="0" w:evenHBand="0" w:firstRowFirstColumn="0" w:firstRowLastColumn="0" w:lastRowFirstColumn="0" w:lastRowLastColumn="0"/>
+            </w:pPr>
+          </w:p>
+        </w:tc>
+      </w:tr>
+      <w:tr>
+        <w:trPr>
+          <w:cnfStyle w:val="000000100000" w:firstRow="0" w:lastRow="0" w:firstColumn="0" w:lastColumn="0" w:oddVBand="0" w:evenVBand="0" w:oddHBand="1" w:evenHBand="0" w:firstRowFirstColumn="0" w:firstRowLastColumn="0" w:lastRowFirstColumn="0" w:lastRowLastColumn="0"/>
+        </w:trPr>
+        <w:tc>
+          <w:tcPr>
+            <w:cnfStyle w:val="001000000000" w:firstRow="0" w:lastRow="0" w:firstColumn="1" w:lastColumn="0" w:oddVBand="0" w:evenVBand="0" w:oddHBand="0" w:evenHBand="0" w:firstRowFirstColumn="0" w:firstRowLastColumn="0" w:lastRowFirstColumn="0" w:lastRowLastColumn="0"/>
+            <w:tcW w:w="0" w:type="auto"/>
+            <w:hideMark/>
+          </w:tcPr>
+          <w:p>
+            <w:pPr>
+              <w:spacing w:line="259" w:lineRule="auto"/>
+            </w:pPr>
+            <w:r>
+              <w:t>Practical Applications</w:t>
+            </w:r>
+          </w:p>
+        </w:tc>
+        <w:tc>
+          <w:tcPr>
+            <w:tcW w:w="0" w:type="auto"/>
+            <w:hideMark/>
+          </w:tcPr>
+          <w:p>
+            <w:pPr>
+              <w:spacing w:line="259" w:lineRule="auto"/>
+              <w:cnfStyle w:val="000000100000" w:firstRow="0" w:lastRow="0" w:firstColumn="0" w:lastColumn="0" w:oddVBand="0" w:evenVBand="0" w:oddHBand="1" w:evenHBand="0" w:firstRowFirstColumn="0" w:firstRowLastColumn="0" w:lastRowFirstColumn="0" w:lastRowLastColumn="0"/>
+            </w:pPr>
+            <w:r>
+              <w:t>Household, industrial, engineering applications</w:t>
+            </w:r>
+          </w:p>
+        </w:tc>
+        <w:tc>
+          <w:tcPr>
+            <w:tcW w:w="0" w:type="auto"/>
+            <w:hideMark/>
+          </w:tcPr>
+          <w:p>
+            <w:pPr>
+              <w:spacing w:line="259" w:lineRule="auto"/>
+              <w:cnfStyle w:val="000000100000" w:firstRow="0" w:lastRow="0" w:firstColumn="0" w:lastColumn="0" w:oddVBand="0" w:evenVBand="0" w:oddHBand="1" w:evenHBand="0" w:firstRowFirstColumn="0" w:firstRowLastColumn="0" w:lastRowFirstColumn="0" w:lastRowLastColumn="0"/>
+            </w:pPr>
+            <w:r>
+              <w:t>Medium</w:t>
+            </w:r>
+          </w:p>
+        </w:tc>
+        <w:tc>
+          <w:tcPr>
+            <w:tcW w:w="0" w:type="auto"/>
+            <w:hideMark/>
+          </w:tcPr>
+          <w:p>
+            <w:pPr>
+              <w:spacing w:line="259" w:lineRule="auto"/>
+              <w:cnfStyle w:val="000000100000" w:firstRow="0" w:lastRow="0" w:firstColumn="0" w:lastColumn="0" w:oddVBand="0" w:evenVBand="0" w:oddHBand="1" w:evenHBand="0" w:firstRowFirstColumn="0" w:firstRowLastColumn="0" w:lastRowFirstColumn="0" w:lastRowLastColumn="0"/>
+            </w:pPr>
+          </w:p>
+        </w:tc>
+      </w:tr>
+    </w:tbl>
+    <w:p>
+      <w:pPr>
+        <w:spacing w:after="0"/>
+      </w:pPr>
+      <w:r>
+        <w:pict w14:anchorId="7684889F">
+          <v:rect id="_x0000_i1461" style="width:0;height:1.5pt" o:hralign="center" o:hrstd="t" o:hr="t" fillcolor="#a0a0a0" stroked="f"/>
+        </w:pict>
+      </w:r>
+    </w:p>
+    <w:p>
+      <w:pPr>
+        <w:spacing w:after="0"/>
+        <w:rPr>
+          <w:b/>
+          <w:bCs/>
+        </w:rPr>
+      </w:pPr>
+    </w:p>
+    <w:p>
+      <w:pPr>
+        <w:spacing w:after="0"/>
+        <w:rPr>
+          <w:b/>
+          <w:bCs/>
+        </w:rPr>
+      </w:pPr>
+    </w:p>
+    <w:p>
+      <w:pPr>
+        <w:spacing w:after="0"/>
+        <w:rPr>
+          <w:b/>
+          <w:bCs/>
+        </w:rPr>
+      </w:pPr>
+      <w:r>
+        <w:rPr>
+          <w:b/>
+          <w:bCs/>
+        </w:rPr>
+        <w:lastRenderedPageBreak/>
+        <w:t>Smart Coverage Strategy for Unit 3</w:t>
+      </w:r>
+    </w:p>
+    <w:p>
+      <w:pPr>
+        <w:spacing w:after="0"/>
+        <w:rPr>
+          <w:b/>
+          <w:bCs/>
+          <w:sz w:val="12"/>
+          <w:szCs w:val="12"/>
+        </w:rPr>
+      </w:pPr>
+    </w:p>
+    <w:tbl>
+      <w:tblPr>
+        <w:tblStyle w:val="PlainTable1"/>
+        <w:tblW w:w="0" w:type="auto"/>
+        <w:tblLook w:val="04A0" w:firstRow="1" w:lastRow="0" w:firstColumn="1" w:lastColumn="0" w:noHBand="0" w:noVBand="1"/>
+      </w:tblPr>
+      <w:tblGrid>
+        <w:gridCol w:w="1680"/>
+        <w:gridCol w:w="4900"/>
+      </w:tblGrid>
+      <w:tr>
+        <w:trPr>
+          <w:cnfStyle w:val="100000000000" w:firstRow="1" w:lastRow="0" w:firstColumn="0" w:lastColumn="0" w:oddVBand="0" w:evenVBand="0" w:oddHBand="0" w:evenHBand="0" w:firstRowFirstColumn="0" w:firstRowLastColumn="0" w:lastRowFirstColumn="0" w:lastRowLastColumn="0"/>
+        </w:trPr>
+        <w:tc>
+          <w:tcPr>
+            <w:cnfStyle w:val="001000000000" w:firstRow="0" w:lastRow="0" w:firstColumn="1" w:lastColumn="0" w:oddVBand="0" w:evenVBand="0" w:oddHBand="0" w:evenHBand="0" w:firstRowFirstColumn="0" w:firstRowLastColumn="0" w:lastRowFirstColumn="0" w:lastRowLastColumn="0"/>
+            <w:tcW w:w="0" w:type="auto"/>
+            <w:hideMark/>
+          </w:tcPr>
+          <w:p>
+            <w:pPr>
+              <w:spacing w:line="259" w:lineRule="auto"/>
+            </w:pPr>
+            <w:r>
+              <w:t>Priority Level</w:t>
+            </w:r>
+          </w:p>
+        </w:tc>
+        <w:tc>
+          <w:tcPr>
+            <w:tcW w:w="0" w:type="auto"/>
+            <w:hideMark/>
+          </w:tcPr>
+          <w:p>
+            <w:pPr>
+              <w:spacing w:line="259" w:lineRule="auto"/>
+              <w:cnfStyle w:val="100000000000" w:firstRow="1" w:lastRow="0" w:firstColumn="0" w:lastColumn="0" w:oddVBand="0" w:evenVBand="0" w:oddHBand="0" w:evenHBand="0" w:firstRowFirstColumn="0" w:firstRowLastColumn="0" w:lastRowFirstColumn="0" w:lastRowLastColumn="0"/>
+            </w:pPr>
+            <w:r>
+              <w:t>Topics</w:t>
+            </w:r>
+          </w:p>
+        </w:tc>
+      </w:tr>
+      <w:tr>
+        <w:trPr>
+          <w:cnfStyle w:val="000000100000" w:firstRow="0" w:lastRow="0" w:firstColumn="0" w:lastColumn="0" w:oddVBand="0" w:evenVBand="0" w:oddHBand="1" w:evenHBand="0" w:firstRowFirstColumn="0" w:firstRowLastColumn="0" w:lastRowFirstColumn="0" w:lastRowLastColumn="0"/>
+        </w:trPr>
+        <w:tc>
+          <w:tcPr>
+            <w:cnfStyle w:val="001000000000" w:firstRow="0" w:lastRow="0" w:firstColumn="1" w:lastColumn="0" w:oddVBand="0" w:evenVBand="0" w:oddHBand="0" w:evenHBand="0" w:firstRowFirstColumn="0" w:firstRowLastColumn="0" w:lastRowFirstColumn="0" w:lastRowLastColumn="0"/>
+            <w:tcW w:w="0" w:type="auto"/>
+            <w:hideMark/>
+          </w:tcPr>
+          <w:p>
+            <w:pPr>
+              <w:spacing w:line="259" w:lineRule="auto"/>
+            </w:pPr>
+            <w:r>
+              <w:t>Very Important</w:t>
+            </w:r>
+          </w:p>
+        </w:tc>
+        <w:tc>
+          <w:tcPr>
+            <w:tcW w:w="0" w:type="auto"/>
+            <w:hideMark/>
+          </w:tcPr>
+          <w:p>
+            <w:pPr>
+              <w:spacing w:line="259" w:lineRule="auto"/>
+              <w:cnfStyle w:val="000000100000" w:firstRow="0" w:lastRow="0" w:firstColumn="0" w:lastColumn="0" w:oddVBand="0" w:evenVBand="0" w:oddHBand="1" w:evenHBand="0" w:firstRowFirstColumn="0" w:firstRowLastColumn="0" w:lastRowFirstColumn="0" w:lastRowLastColumn="0"/>
+            </w:pPr>
+            <w:r>
+              <w:t>Climate Change, Greenhouse Effect, Global Warming</w:t>
+            </w:r>
+          </w:p>
+        </w:tc>
+      </w:tr>
+      <w:tr>
+        <w:tc>
+          <w:tcPr>
+            <w:cnfStyle w:val="001000000000" w:firstRow="0" w:lastRow="0" w:firstColumn="1" w:lastColumn="0" w:oddVBand="0" w:evenVBand="0" w:oddHBand="0" w:evenHBand="0" w:firstRowFirstColumn="0" w:firstRowLastColumn="0" w:lastRowFirstColumn="0" w:lastRowLastColumn="0"/>
+            <w:tcW w:w="0" w:type="auto"/>
+            <w:hideMark/>
+          </w:tcPr>
+          <w:p>
+            <w:pPr>
+              <w:spacing w:line="259" w:lineRule="auto"/>
+            </w:pPr>
+            <w:r>
+              <w:t>High Probability</w:t>
+            </w:r>
+          </w:p>
+        </w:tc>
+        <w:tc>
+          <w:tcPr>
+            <w:tcW w:w="0" w:type="auto"/>
+            <w:hideMark/>
+          </w:tcPr>
+          <w:p>
+            <w:pPr>
+              <w:spacing w:line="259" w:lineRule="auto"/>
+              <w:cnfStyle w:val="000000000000" w:firstRow="0" w:lastRow="0" w:firstColumn="0" w:lastColumn="0" w:oddVBand="0" w:evenVBand="0" w:oddHBand="0" w:evenHBand="0" w:firstRowFirstColumn="0" w:firstRowLastColumn="0" w:lastRowFirstColumn="0" w:lastRowLastColumn="0"/>
+            </w:pPr>
+            <w:r>
+              <w:t>Sustainable Development, Green Building</w:t>
+            </w:r>
+          </w:p>
+        </w:tc>
+      </w:tr>
+      <w:tr>
+        <w:trPr>
+          <w:cnfStyle w:val="000000100000" w:firstRow="0" w:lastRow="0" w:firstColumn="0" w:lastColumn="0" w:oddVBand="0" w:evenVBand="0" w:oddHBand="1" w:evenHBand="0" w:firstRowFirstColumn="0" w:firstRowLastColumn="0" w:lastRowFirstColumn="0" w:lastRowLastColumn="0"/>
+        </w:trPr>
+        <w:tc>
+          <w:tcPr>
+            <w:cnfStyle w:val="001000000000" w:firstRow="0" w:lastRow="0" w:firstColumn="1" w:lastColumn="0" w:oddVBand="0" w:evenVBand="0" w:oddHBand="0" w:evenHBand="0" w:firstRowFirstColumn="0" w:firstRowLastColumn="0" w:lastRowFirstColumn="0" w:lastRowLastColumn="0"/>
+            <w:tcW w:w="0" w:type="auto"/>
+            <w:hideMark/>
+          </w:tcPr>
+          <w:p>
+            <w:pPr>
+              <w:spacing w:line="259" w:lineRule="auto"/>
+            </w:pPr>
+            <w:r>
+              <w:t>High Probability</w:t>
+            </w:r>
+          </w:p>
+        </w:tc>
+        <w:tc>
+          <w:tcPr>
+            <w:tcW w:w="0" w:type="auto"/>
+            <w:hideMark/>
+          </w:tcPr>
+          <w:p>
+            <w:pPr>
+              <w:spacing w:line="259" w:lineRule="auto"/>
+              <w:cnfStyle w:val="000000100000" w:firstRow="0" w:lastRow="0" w:firstColumn="0" w:lastColumn="0" w:oddVBand="0" w:evenVBand="0" w:oddHBand="1" w:evenHBand="0" w:firstRowFirstColumn="0" w:firstRowLastColumn="0" w:lastRowFirstColumn="0" w:lastRowLastColumn="0"/>
+            </w:pPr>
+            <w:r>
+              <w:t>4R’s Concept</w:t>
+            </w:r>
+          </w:p>
+        </w:tc>
+      </w:tr>
+      <w:tr>
+        <w:tc>
+          <w:tcPr>
+            <w:cnfStyle w:val="001000000000" w:firstRow="0" w:lastRow="0" w:firstColumn="1" w:lastColumn="0" w:oddVBand="0" w:evenVBand="0" w:oddHBand="0" w:evenHBand="0" w:firstRowFirstColumn="0" w:firstRowLastColumn="0" w:lastRowFirstColumn="0" w:lastRowLastColumn="0"/>
+            <w:tcW w:w="0" w:type="auto"/>
+            <w:hideMark/>
+          </w:tcPr>
+          <w:p>
+            <w:pPr>
+              <w:spacing w:line="259" w:lineRule="auto"/>
+            </w:pPr>
+            <w:r>
+              <w:t>Moderate</w:t>
+            </w:r>
+          </w:p>
+        </w:tc>
+        <w:tc>
+          <w:tcPr>
+            <w:tcW w:w="0" w:type="auto"/>
+            <w:hideMark/>
+          </w:tcPr>
+          <w:p>
+            <w:pPr>
+              <w:spacing w:line="259" w:lineRule="auto"/>
+              <w:cnfStyle w:val="000000000000" w:firstRow="0" w:lastRow="0" w:firstColumn="0" w:lastColumn="0" w:oddVBand="0" w:evenVBand="0" w:oddHBand="0" w:evenHBand="0" w:firstRowFirstColumn="0" w:firstRowLastColumn="0" w:lastRowFirstColumn="0" w:lastRowLastColumn="0"/>
+            </w:pPr>
+            <w:r>
+              <w:t>SDGs, Circular Economy</w:t>
+            </w:r>
+          </w:p>
+        </w:tc>
+      </w:tr>
+      <w:tr>
+        <w:trPr>
+          <w:cnfStyle w:val="000000100000" w:firstRow="0" w:lastRow="0" w:firstColumn="0" w:lastColumn="0" w:oddVBand="0" w:evenVBand="0" w:oddHBand="1" w:evenHBand="0" w:firstRowFirstColumn="0" w:firstRowLastColumn="0" w:lastRowFirstColumn="0" w:lastRowLastColumn="0"/>
+        </w:trPr>
+        <w:tc>
+          <w:tcPr>
+            <w:cnfStyle w:val="001000000000" w:firstRow="0" w:lastRow="0" w:firstColumn="1" w:lastColumn="0" w:oddVBand="0" w:evenVBand="0" w:oddHBand="0" w:evenHBand="0" w:firstRowFirstColumn="0" w:firstRowLastColumn="0" w:lastRowFirstColumn="0" w:lastRowLastColumn="0"/>
+            <w:tcW w:w="0" w:type="auto"/>
+            <w:hideMark/>
+          </w:tcPr>
+          <w:p>
+            <w:pPr>
+              <w:spacing w:line="259" w:lineRule="auto"/>
+            </w:pPr>
+            <w:r>
+              <w:t>Short Questions</w:t>
+            </w:r>
+          </w:p>
+        </w:tc>
+        <w:tc>
+          <w:tcPr>
+            <w:tcW w:w="0" w:type="auto"/>
+            <w:hideMark/>
+          </w:tcPr>
+          <w:p>
+            <w:pPr>
+              <w:spacing w:line="259" w:lineRule="auto"/>
+              <w:cnfStyle w:val="000000100000" w:firstRow="0" w:lastRow="0" w:firstColumn="0" w:lastColumn="0" w:oddVBand="0" w:evenVBand="0" w:oddHBand="1" w:evenHBand="0" w:firstRowFirstColumn="0" w:firstRowLastColumn="0" w:lastRowFirstColumn="0" w:lastRowLastColumn="0"/>
+            </w:pPr>
+            <w:r>
+              <w:t>Definition of Sustainability, Scope</w:t>
+            </w:r>
+          </w:p>
+        </w:tc>
+      </w:tr>
+    </w:tbl>
+    <w:p>
+      <w:pPr>
+        <w:spacing w:after="0"/>
+      </w:pPr>
+      <w:r>
+        <w:pict w14:anchorId="557A3CA3">
+          <v:rect id="_x0000_i1462" style="width:0;height:1.5pt" o:hralign="center" o:hrstd="t" o:hr="t" fillcolor="#a0a0a0" stroked="f"/>
+        </w:pict>
+      </w:r>
+    </w:p>
+    <w:p>
+      <w:pPr>
+        <w:spacing w:after="0"/>
+        <w:rPr>
+          <w:b/>
+          <w:bCs/>
+        </w:rPr>
+      </w:pPr>
+      <w:r>
+        <w:rPr>
+          <w:b/>
+          <w:bCs/>
+        </w:rPr>
+        <w:t>Core Structure for Any Unit-3 Answer (5 Marks)</w:t>
+      </w:r>
+    </w:p>
+    <w:p>
+      <w:pPr>
+        <w:spacing w:after="0"/>
+      </w:pPr>
+      <w:r>
+        <w:t xml:space="preserve">Use this </w:t>
+      </w:r>
+      <w:r>
+        <w:rPr>
+          <w:b/>
+          <w:bCs/>
+        </w:rPr>
+        <w:t>universal structure</w:t>
+      </w:r>
+      <w:r>
+        <w:t xml:space="preserve"> for maximum marks:</w:t>
+      </w:r>
+    </w:p>
+    <w:p>
+      <w:pPr>
+        <w:numPr>
+          <w:ilvl w:val="0"/>
+          <w:numId w:val="20"/>
+        </w:numPr>
+        <w:spacing w:after="0"/>
+      </w:pPr>
+      <w:r>
+        <w:rPr>
+          <w:b/>
+          <w:bCs/>
+        </w:rPr>
+        <w:t>Definition</w:t>
+      </w:r>
+      <w:r>
+        <w:t xml:space="preserve"> (1–2 lines) </w:t>
+      </w:r>
+    </w:p>
+    <w:p>
+      <w:pPr>
+        <w:numPr>
+          <w:ilvl w:val="0"/>
+          <w:numId w:val="20"/>
+        </w:numPr>
+        <w:spacing w:after="0"/>
+      </w:pPr>
+      <w:r>
+        <w:rPr>
+          <w:b/>
+          <w:bCs/>
+        </w:rPr>
+        <w:t>Concept / Explanation</w:t>
+      </w:r>
+      <w:r>
+        <w:t xml:space="preserve"> (2–3 lines) </w:t>
+      </w:r>
+    </w:p>
+    <w:p>
+      <w:pPr>
+        <w:numPr>
+          <w:ilvl w:val="0"/>
+          <w:numId w:val="20"/>
+        </w:numPr>
+        <w:spacing w:after="0"/>
+      </w:pPr>
+      <w:r>
+        <w:rPr>
+          <w:b/>
+          <w:bCs/>
+        </w:rPr>
+        <w:t>Key Points / Components</w:t>
+      </w:r>
+      <w:r>
+        <w:t xml:space="preserve"> (3–5 points) </w:t>
+      </w:r>
+    </w:p>
+    <w:p>
+      <w:pPr>
+        <w:numPr>
+          <w:ilvl w:val="0"/>
+          <w:numId w:val="20"/>
+        </w:numPr>
+        <w:spacing w:after="0"/>
+      </w:pPr>
+      <w:r>
+        <w:rPr>
+          <w:b/>
+          <w:bCs/>
+        </w:rPr>
+        <w:t>Example / Application</w:t>
+      </w:r>
+      <w:r>
+        <w:t xml:space="preserve"> (1 line) </w:t>
+      </w:r>
+    </w:p>
+    <w:p>
+      <w:pPr>
+        <w:spacing w:after="0"/>
+      </w:pPr>
+      <w:r>
+        <w:pict w14:anchorId="4D75233D">
+          <v:rect id="_x0000_i1463" style="width:0;height:1.5pt" o:hralign="center" o:hrstd="t" o:hr="t" fillcolor="#a0a0a0" stroked="f"/>
+        </w:pict>
+      </w:r>
+    </w:p>
+    <w:p>
+      <w:pPr>
+        <w:spacing w:after="0"/>
+        <w:rPr>
+          <w:b/>
+          <w:bCs/>
+        </w:rPr>
+      </w:pPr>
+      <w:r>
+        <w:rPr>
+          <w:b/>
+          <w:bCs/>
+        </w:rPr>
+        <w:t>Topic-Wise Answer Structure</w:t>
+      </w:r>
+    </w:p>
+    <w:p>
+      <w:pPr>
+        <w:spacing w:after="0"/>
+        <w:rPr>
+          <w:b/>
+          <w:bCs/>
+        </w:rPr>
+      </w:pPr>
+      <w:r>
+        <w:rPr>
+          <w:b/>
+          <w:bCs/>
+        </w:rPr>
+        <w:t>1. Sustainability</w:t>
+      </w:r>
+    </w:p>
+    <w:p>
+      <w:pPr>
+        <w:spacing w:after="0"/>
+      </w:pPr>
+      <w:r>
+        <w:t>Structure:</w:t>
+      </w:r>
+    </w:p>
+    <w:p>
+      <w:pPr>
+        <w:numPr>
+          <w:ilvl w:val="0"/>
+          <w:numId w:val="21"/>
+        </w:numPr>
+        <w:spacing w:after="0"/>
+      </w:pPr>
+      <w:r>
+        <w:t xml:space="preserve">Definition </w:t>
+      </w:r>
+    </w:p>
+    <w:p>
+      <w:pPr>
+        <w:numPr>
+          <w:ilvl w:val="0"/>
+          <w:numId w:val="21"/>
+        </w:numPr>
+        <w:spacing w:after="0"/>
+      </w:pPr>
+      <w:r>
+        <w:t xml:space="preserve">Explanation of balance (present vs future) </w:t>
+      </w:r>
+    </w:p>
+    <w:p>
+      <w:pPr>
+        <w:numPr>
+          <w:ilvl w:val="0"/>
+          <w:numId w:val="21"/>
+        </w:numPr>
+        <w:spacing w:after="0"/>
+      </w:pPr>
+      <w:r>
+        <w:t xml:space="preserve">Scope (4–5 areas) </w:t>
+      </w:r>
+    </w:p>
+    <w:p>
+      <w:pPr>
+        <w:spacing w:after="0"/>
+      </w:pPr>
+      <w:r>
+        <w:t>Points:</w:t>
+      </w:r>
+    </w:p>
+    <w:p>
+      <w:pPr>
+        <w:numPr>
+          <w:ilvl w:val="0"/>
+          <w:numId w:val="22"/>
+        </w:numPr>
+        <w:spacing w:after="0"/>
+      </w:pPr>
+      <w:r>
+        <w:t xml:space="preserve">resource conservation </w:t>
+      </w:r>
+    </w:p>
+    <w:p>
+      <w:pPr>
+        <w:numPr>
+          <w:ilvl w:val="0"/>
+          <w:numId w:val="22"/>
+        </w:numPr>
+        <w:spacing w:after="0"/>
+      </w:pPr>
+      <w:r>
+        <w:t xml:space="preserve">pollution control </w:t>
+      </w:r>
+    </w:p>
+    <w:p>
+      <w:pPr>
+        <w:numPr>
+          <w:ilvl w:val="0"/>
+          <w:numId w:val="22"/>
+        </w:numPr>
+        <w:spacing w:after="0"/>
+      </w:pPr>
+      <w:r>
+        <w:t xml:space="preserve">renewable energy </w:t>
+      </w:r>
+    </w:p>
+    <w:p>
+      <w:pPr>
+        <w:numPr>
+          <w:ilvl w:val="0"/>
+          <w:numId w:val="22"/>
+        </w:numPr>
+        <w:spacing w:after="0"/>
+      </w:pPr>
+      <w:r>
+        <w:t xml:space="preserve">sustainable development </w:t>
+      </w:r>
+    </w:p>
+    <w:p>
+      <w:pPr>
+        <w:spacing w:after="0"/>
+      </w:pPr>
+      <w:r>
+        <w:pict w14:anchorId="21D5B5D3">
+          <v:rect id="_x0000_i1464" style="width:0;height:1.5pt" o:hralign="center" o:hrstd="t" o:hr="t" fillcolor="#a0a0a0" stroked="f"/>
+        </w:pict>
+      </w:r>
+    </w:p>
+    <w:p>
+      <w:pPr>
+        <w:spacing w:after="0"/>
+        <w:rPr>
+          <w:b/>
+          <w:bCs/>
+        </w:rPr>
+      </w:pPr>
+      <w:r>
+        <w:rPr>
+          <w:b/>
+          <w:bCs/>
+        </w:rPr>
+        <w:t>2. Sustainable Development</w:t>
+      </w:r>
+    </w:p>
+    <w:p>
+      <w:pPr>
+        <w:spacing w:after="0"/>
+      </w:pPr>
+      <w:r>
+        <w:t>Structure:</w:t>
+      </w:r>
+    </w:p>
+    <w:p>
+      <w:pPr>
+        <w:numPr>
+          <w:ilvl w:val="0"/>
+          <w:numId w:val="23"/>
+        </w:numPr>
+        <w:spacing w:after="0"/>
+      </w:pPr>
+      <w:r>
+        <w:t xml:space="preserve">Definition </w:t>
+      </w:r>
+    </w:p>
+    <w:p>
+      <w:pPr>
+        <w:numPr>
+          <w:ilvl w:val="0"/>
+          <w:numId w:val="23"/>
+        </w:numPr>
+        <w:spacing w:after="0"/>
+      </w:pPr>
+      <w:r>
+        <w:t xml:space="preserve">Explanation </w:t>
+      </w:r>
+    </w:p>
+    <w:p>
+      <w:pPr>
+        <w:numPr>
+          <w:ilvl w:val="0"/>
+          <w:numId w:val="23"/>
+        </w:numPr>
+        <w:spacing w:after="0"/>
+      </w:pPr>
+      <w:r>
+        <w:t xml:space="preserve">3 pillars </w:t>
+      </w:r>
+    </w:p>
+    <w:p>
+      <w:pPr>
+        <w:numPr>
+          <w:ilvl w:val="0"/>
+          <w:numId w:val="23"/>
+        </w:numPr>
+        <w:spacing w:after="0"/>
+      </w:pPr>
+      <w:r>
+        <w:t xml:space="preserve">Example </w:t>
+      </w:r>
+    </w:p>
+    <w:p>
+      <w:pPr>
+        <w:spacing w:after="0"/>
+      </w:pPr>
+      <w:r>
+        <w:t>Points:</w:t>
+      </w:r>
+    </w:p>
+    <w:p>
+      <w:pPr>
+        <w:numPr>
+          <w:ilvl w:val="0"/>
+          <w:numId w:val="24"/>
+        </w:numPr>
+        <w:spacing w:after="0"/>
+      </w:pPr>
+      <w:r>
+        <w:t xml:space="preserve">environmental protection </w:t>
+      </w:r>
+    </w:p>
+    <w:p>
+      <w:pPr>
+        <w:numPr>
+          <w:ilvl w:val="0"/>
+          <w:numId w:val="24"/>
+        </w:numPr>
+        <w:spacing w:after="0"/>
+      </w:pPr>
+      <w:r>
+        <w:t xml:space="preserve">economic growth </w:t>
+      </w:r>
+    </w:p>
+    <w:p>
+      <w:pPr>
+        <w:numPr>
+          <w:ilvl w:val="0"/>
+          <w:numId w:val="24"/>
+        </w:numPr>
+        <w:spacing w:after="0"/>
+      </w:pPr>
+      <w:r>
+        <w:t xml:space="preserve">social development </w:t>
+      </w:r>
+    </w:p>
+    <w:p>
+      <w:pPr>
+        <w:spacing w:after="0"/>
+      </w:pPr>
+      <w:r>
+        <w:pict w14:anchorId="1EAD3140">
+          <v:rect id="_x0000_i1465" style="width:0;height:1.5pt" o:hralign="center" o:hrstd="t" o:hr="t" fillcolor="#a0a0a0" stroked="f"/>
+        </w:pict>
+      </w:r>
+    </w:p>
+    <w:p>
+      <w:pPr>
+        <w:spacing w:after="0"/>
+        <w:rPr>
+          <w:b/>
+          <w:bCs/>
+        </w:rPr>
+      </w:pPr>
+      <w:r>
+        <w:rPr>
+          <w:b/>
+          <w:bCs/>
+        </w:rPr>
+        <w:t>3. Climate Change</w:t>
+      </w:r>
+    </w:p>
+    <w:p>
+      <w:pPr>
+        <w:spacing w:after="0"/>
+      </w:pPr>
+      <w:r>
+        <w:t>Structure:</w:t>
+      </w:r>
+    </w:p>
+    <w:p>
+      <w:pPr>
+        <w:numPr>
+          <w:ilvl w:val="0"/>
+          <w:numId w:val="25"/>
+        </w:numPr>
+        <w:spacing w:after="0"/>
+      </w:pPr>
+      <w:r>
+        <w:t xml:space="preserve">Definition </w:t>
+      </w:r>
+    </w:p>
+    <w:p>
+      <w:pPr>
+        <w:numPr>
+          <w:ilvl w:val="0"/>
+          <w:numId w:val="25"/>
+        </w:numPr>
+        <w:spacing w:after="0"/>
+      </w:pPr>
+      <w:r>
+        <w:t xml:space="preserve">Causes </w:t>
+      </w:r>
+    </w:p>
+    <w:p>
+      <w:pPr>
+        <w:numPr>
+          <w:ilvl w:val="0"/>
+          <w:numId w:val="25"/>
+        </w:numPr>
+        <w:spacing w:after="0"/>
+      </w:pPr>
+      <w:r>
+        <w:t xml:space="preserve">Effects </w:t>
+      </w:r>
+    </w:p>
+    <w:p>
+      <w:pPr>
+        <w:numPr>
+          <w:ilvl w:val="0"/>
+          <w:numId w:val="25"/>
+        </w:numPr>
+        <w:spacing w:after="0"/>
+      </w:pPr>
+      <w:r>
+        <w:t xml:space="preserve">Mitigation </w:t>
+      </w:r>
+    </w:p>
+    <w:p>
+      <w:pPr>
+        <w:spacing w:after="0"/>
+      </w:pPr>
+      <w:r>
+        <w:t>Points:</w:t>
+      </w:r>
+    </w:p>
+    <w:p>
+      <w:pPr>
+        <w:numPr>
+          <w:ilvl w:val="0"/>
+          <w:numId w:val="26"/>
+        </w:numPr>
+        <w:spacing w:after="0"/>
+      </w:pPr>
+      <w:r>
+        <w:t xml:space="preserve">greenhouse gases </w:t>
+      </w:r>
+    </w:p>
+    <w:p>
+      <w:pPr>
+        <w:numPr>
+          <w:ilvl w:val="0"/>
+          <w:numId w:val="26"/>
+        </w:numPr>
+        <w:spacing w:after="0"/>
+      </w:pPr>
+      <w:r>
+        <w:t xml:space="preserve">global warming </w:t>
+      </w:r>
+    </w:p>
+    <w:p>
+      <w:pPr>
+        <w:numPr>
+          <w:ilvl w:val="0"/>
+          <w:numId w:val="26"/>
+        </w:numPr>
+        <w:spacing w:after="0"/>
+      </w:pPr>
+      <w:r>
+        <w:lastRenderedPageBreak/>
+        <w:t xml:space="preserve">environmental impacts </w:t>
+      </w:r>
+    </w:p>
+    <w:p>
+      <w:pPr>
+        <w:spacing w:after="0"/>
+      </w:pPr>
+      <w:r>
+        <w:pict w14:anchorId="754736AB">
+          <v:rect id="_x0000_i1466" style="width:0;height:1.5pt" o:hralign="center" o:hrstd="t" o:hr="t" fillcolor="#a0a0a0" stroked="f"/>
+        </w:pict>
+      </w:r>
+    </w:p>
+    <w:p>
+      <w:pPr>
+        <w:spacing w:after="0"/>
+        <w:rPr>
+          <w:b/>
+          <w:bCs/>
+        </w:rPr>
+      </w:pPr>
+      <w:r>
+        <w:rPr>
+          <w:b/>
+          <w:bCs/>
+        </w:rPr>
+        <w:t>4. Greenhouse Effect</w:t>
+      </w:r>
+    </w:p>
+    <w:p>
+      <w:pPr>
+        <w:spacing w:after="0"/>
+      </w:pPr>
+      <w:r>
+        <w:t>Structure:</w:t>
+      </w:r>
+    </w:p>
+    <w:p>
+      <w:pPr>
+        <w:numPr>
+          <w:ilvl w:val="0"/>
+          <w:numId w:val="27"/>
+        </w:numPr>
+        <w:spacing w:after="0"/>
+      </w:pPr>
+      <w:r>
+        <w:t xml:space="preserve">Definition </w:t>
+      </w:r>
+    </w:p>
+    <w:p>
+      <w:pPr>
+        <w:numPr>
+          <w:ilvl w:val="0"/>
+          <w:numId w:val="27"/>
+        </w:numPr>
+        <w:spacing w:after="0"/>
+      </w:pPr>
+      <w:r>
+        <w:t xml:space="preserve">Concept </w:t>
+      </w:r>
+    </w:p>
+    <w:p>
+      <w:pPr>
+        <w:numPr>
+          <w:ilvl w:val="0"/>
+          <w:numId w:val="27"/>
+        </w:numPr>
+        <w:spacing w:after="0"/>
+      </w:pPr>
+      <w:r>
+        <w:t xml:space="preserve">Mechanism (steps) </w:t>
+      </w:r>
+    </w:p>
+    <w:p>
+      <w:pPr>
+        <w:numPr>
+          <w:ilvl w:val="0"/>
+          <w:numId w:val="27"/>
+        </w:numPr>
+        <w:spacing w:after="0"/>
+      </w:pPr>
+      <w:r>
+        <w:t xml:space="preserve">Result </w:t>
+      </w:r>
+    </w:p>
+    <w:p>
+      <w:pPr>
+        <w:spacing w:after="0"/>
+      </w:pPr>
+      <w:r>
+        <w:pict w14:anchorId="480936D5">
+          <v:rect id="_x0000_i1467" style="width:0;height:1.5pt" o:hralign="center" o:hrstd="t" o:hr="t" fillcolor="#a0a0a0" stroked="f"/>
+        </w:pict>
+      </w:r>
+    </w:p>
+    <w:p>
+      <w:pPr>
+        <w:spacing w:after="0"/>
+        <w:rPr>
+          <w:b/>
+          <w:bCs/>
+        </w:rPr>
+      </w:pPr>
+      <w:r>
+        <w:rPr>
+          <w:b/>
+          <w:bCs/>
+        </w:rPr>
+        <w:t>5. Green Building</w:t>
+      </w:r>
+    </w:p>
+    <w:p>
+      <w:pPr>
+        <w:spacing w:after="0"/>
+      </w:pPr>
+      <w:r>
+        <w:t>Structure:</w:t>
+      </w:r>
+    </w:p>
+    <w:p>
+      <w:pPr>
+        <w:numPr>
+          <w:ilvl w:val="0"/>
+          <w:numId w:val="28"/>
+        </w:numPr>
+        <w:spacing w:after="0"/>
+      </w:pPr>
+      <w:r>
+        <w:t xml:space="preserve">Definition </w:t>
+      </w:r>
+    </w:p>
+    <w:p>
+      <w:pPr>
+        <w:numPr>
+          <w:ilvl w:val="0"/>
+          <w:numId w:val="28"/>
+        </w:numPr>
+        <w:spacing w:after="0"/>
+      </w:pPr>
+      <w:r>
+        <w:t xml:space="preserve">Objectives </w:t>
+      </w:r>
+    </w:p>
+    <w:p>
+      <w:pPr>
+        <w:numPr>
+          <w:ilvl w:val="0"/>
+          <w:numId w:val="28"/>
+        </w:numPr>
+        <w:spacing w:after="0"/>
+      </w:pPr>
+      <w:r>
+        <w:t xml:space="preserve">Principles </w:t>
+      </w:r>
+    </w:p>
+    <w:p>
+      <w:pPr>
+        <w:numPr>
+          <w:ilvl w:val="0"/>
+          <w:numId w:val="28"/>
+        </w:numPr>
+        <w:spacing w:after="0"/>
+      </w:pPr>
+      <w:r>
+        <w:t xml:space="preserve">Benefits </w:t>
+      </w:r>
+    </w:p>
+    <w:p>
+      <w:pPr>
+        <w:spacing w:after="0"/>
+      </w:pPr>
+      <w:r>
+        <w:pict w14:anchorId="248954D5">
+          <v:rect id="_x0000_i1468" style="width:0;height:1.5pt" o:hralign="center" o:hrstd="t" o:hr="t" fillcolor="#a0a0a0" stroked="f"/>
+        </w:pict>
+      </w:r>
+    </w:p>
+    <w:p>
+      <w:pPr>
+        <w:spacing w:after="0"/>
+        <w:rPr>
+          <w:b/>
+          <w:bCs/>
+        </w:rPr>
+      </w:pPr>
+      <w:r>
+        <w:rPr>
+          <w:b/>
+          <w:bCs/>
+        </w:rPr>
+        <w:t>6. 4R’s Concept</w:t>
+      </w:r>
+    </w:p>
+    <w:p>
+      <w:pPr>
+        <w:spacing w:after="0"/>
+      </w:pPr>
+      <w:r>
+        <w:t>Structure:</w:t>
+      </w:r>
+    </w:p>
+    <w:p>
+      <w:pPr>
+        <w:numPr>
+          <w:ilvl w:val="0"/>
+          <w:numId w:val="29"/>
+        </w:numPr>
+        <w:spacing w:after="0"/>
+      </w:pPr>
+      <w:r>
+        <w:t xml:space="preserve">Definition of 4R’s </w:t>
+      </w:r>
+    </w:p>
+    <w:p>
+      <w:pPr>
+        <w:numPr>
+          <w:ilvl w:val="0"/>
+          <w:numId w:val="29"/>
+        </w:numPr>
+        <w:spacing w:after="0"/>
+      </w:pPr>
+      <w:r>
+        <w:t xml:space="preserve">Explain each R </w:t>
+      </w:r>
+    </w:p>
+    <w:p>
+      <w:pPr>
+        <w:numPr>
+          <w:ilvl w:val="0"/>
+          <w:numId w:val="29"/>
+        </w:numPr>
+        <w:spacing w:after="0"/>
+      </w:pPr>
+      <w:r>
+        <w:t xml:space="preserve">Examples </w:t>
+      </w:r>
+    </w:p>
+    <w:p>
+      <w:pPr>
+        <w:numPr>
+          <w:ilvl w:val="0"/>
+          <w:numId w:val="29"/>
+        </w:numPr>
+        <w:spacing w:after="0"/>
+      </w:pPr>
+      <w:r>
+        <w:t xml:space="preserve">Importance </w:t>
+      </w:r>
+    </w:p>
+    <w:p>
+      <w:pPr>
+        <w:spacing w:after="0"/>
+      </w:pPr>
+      <w:r>
+        <w:pict w14:anchorId="438845D9">
+          <v:rect id="_x0000_i1469" style="width:0;height:1.5pt" o:hralign="center" o:hrstd="t" o:hr="t" fillcolor="#a0a0a0" stroked="f"/>
+        </w:pict>
+      </w:r>
+    </w:p>
+    <w:p>
+      <w:pPr>
+        <w:spacing w:after="0"/>
+        <w:rPr>
+          <w:b/>
+          <w:bCs/>
+        </w:rPr>
+      </w:pPr>
+      <w:r>
+        <w:rPr>
+          <w:b/>
+          <w:bCs/>
+        </w:rPr>
+        <w:t>Minimum Preparation Plan (Unit 3)</w:t>
+      </w:r>
+    </w:p>
+    <w:p>
+      <w:pPr>
+        <w:spacing w:after="0"/>
+      </w:pPr>
+      <w:r>
+        <w:t xml:space="preserve">You only need to fully prepare these </w:t>
+      </w:r>
+      <w:r>
+        <w:rPr>
+          <w:b/>
+          <w:bCs/>
+        </w:rPr>
+        <w:t>5 high-scoring answers</w:t>
+      </w:r>
+      <w:r>
+        <w:t>:</w:t>
+      </w:r>
+    </w:p>
+    <w:p>
+      <w:pPr>
+        <w:numPr>
+          <w:ilvl w:val="0"/>
+          <w:numId w:val="30"/>
+        </w:numPr>
+        <w:spacing w:after="0"/>
+      </w:pPr>
+      <w:r>
+        <w:t xml:space="preserve">Climate Change + Effects + Mitigation </w:t>
+      </w:r>
+    </w:p>
+    <w:p>
+      <w:pPr>
+        <w:numPr>
+          <w:ilvl w:val="0"/>
+          <w:numId w:val="30"/>
+        </w:numPr>
+        <w:spacing w:after="0"/>
+      </w:pPr>
+      <w:r>
+        <w:t xml:space="preserve">Greenhouse Effect (Concept + Mechanism) </w:t>
+      </w:r>
+    </w:p>
+    <w:p>
+      <w:pPr>
+        <w:numPr>
+          <w:ilvl w:val="0"/>
+          <w:numId w:val="30"/>
+        </w:numPr>
+        <w:spacing w:after="0"/>
+      </w:pPr>
+      <w:r>
+        <w:t xml:space="preserve">Sustainable Development </w:t>
+      </w:r>
+    </w:p>
+    <w:p>
+      <w:pPr>
+        <w:numPr>
+          <w:ilvl w:val="0"/>
+          <w:numId w:val="30"/>
+        </w:numPr>
+        <w:spacing w:after="0"/>
+      </w:pPr>
+      <w:r>
+        <w:t xml:space="preserve">Green Building </w:t>
+      </w:r>
+    </w:p>
+    <w:p>
+      <w:pPr>
+        <w:numPr>
+          <w:ilvl w:val="0"/>
+          <w:numId w:val="30"/>
+        </w:numPr>
+        <w:spacing w:after="0"/>
+      </w:pPr>
+      <w:r>
+        <w:t xml:space="preserve">4R’s Concept </w:t>
+      </w:r>
+    </w:p>
+    <w:p>
+      <w:pPr>
+        <w:spacing w:after="0"/>
+      </w:pPr>
+      <w:r>
+        <w:rPr>
+          <w:rFonts w:ascii="Segoe UI Emoji" w:hAnsi="Segoe UI Emoji" w:cs="Segoe UI Emoji"/>
+        </w:rPr>
+        <w:t>👉</w:t>
+      </w:r>
+      <w:r>
+        <w:t xml:space="preserve"> These 5 topics cover almost the </w:t>
+      </w:r>
+      <w:r>
+        <w:rPr>
+          <w:b/>
+          <w:bCs/>
+        </w:rPr>
+        <w:t>entire Unit-3 paper</w:t>
+      </w:r>
+    </w:p>
+    <w:p>
+      <w:pPr>
+        <w:spacing w:after="0"/>
+      </w:pPr>
+      <w:r>
+        <w:pict w14:anchorId="5DEC60D5">
+          <v:rect id="_x0000_i1470" style="width:0;height:1.5pt" o:hralign="center" o:hrstd="t" o:hr="t" fillcolor="#a0a0a0" stroked="f"/>
+        </w:pict>
+      </w:r>
+    </w:p>
+    <w:p>
+      <w:pPr>
+        <w:spacing w:after="0"/>
+        <w:rPr>
+          <w:b/>
+          <w:bCs/>
+        </w:rPr>
+      </w:pPr>
+      <w:r>
+        <w:rPr>
+          <w:b/>
+          <w:bCs/>
+        </w:rPr>
+        <w:t>Quick Memory Shortcut</w:t>
+      </w:r>
+    </w:p>
+    <w:p>
+      <w:pPr>
+        <w:spacing w:after="0"/>
+        <w:rPr>
+          <w:b/>
+          <w:bCs/>
+        </w:rPr>
+      </w:pPr>
+      <w:r>
+        <w:t>Remember:</w:t>
+      </w:r>
+      <w:r>
+        <w:t xml:space="preserve"> </w:t>
+      </w:r>
+      <w:r>
+        <w:rPr>
+          <w:b/>
+          <w:bCs/>
+        </w:rPr>
+        <w:t>S – D – C – G – R</w:t>
+      </w:r>
+    </w:p>
+    <w:p>
+      <w:pPr>
+        <w:spacing w:after="0"/>
+        <w:rPr>
+          <w:sz w:val="12"/>
+          <w:szCs w:val="12"/>
+        </w:rPr>
+      </w:pPr>
+    </w:p>
+    <w:tbl>
+      <w:tblPr>
+        <w:tblStyle w:val="PlainTable1"/>
+        <w:tblW w:w="0" w:type="auto"/>
+        <w:tblLook w:val="04A0" w:firstRow="1" w:lastRow="0" w:firstColumn="1" w:lastColumn="0" w:noHBand="0" w:noVBand="1"/>
+      </w:tblPr>
+      <w:tblGrid>
+        <w:gridCol w:w="749"/>
+        <w:gridCol w:w="2495"/>
+      </w:tblGrid>
+      <w:tr>
+        <w:trPr>
+          <w:cnfStyle w:val="100000000000" w:firstRow="1" w:lastRow="0" w:firstColumn="0" w:lastColumn="0" w:oddVBand="0" w:evenVBand="0" w:oddHBand="0" w:evenHBand="0" w:firstRowFirstColumn="0" w:firstRowLastColumn="0" w:lastRowFirstColumn="0" w:lastRowLastColumn="0"/>
+        </w:trPr>
+        <w:tc>
+          <w:tcPr>
+            <w:cnfStyle w:val="001000000000" w:firstRow="0" w:lastRow="0" w:firstColumn="1" w:lastColumn="0" w:oddVBand="0" w:evenVBand="0" w:oddHBand="0" w:evenHBand="0" w:firstRowFirstColumn="0" w:firstRowLastColumn="0" w:lastRowFirstColumn="0" w:lastRowLastColumn="0"/>
+            <w:tcW w:w="0" w:type="auto"/>
+            <w:hideMark/>
+          </w:tcPr>
+          <w:p>
+            <w:pPr>
+              <w:spacing w:line="259" w:lineRule="auto"/>
+            </w:pPr>
+            <w:r>
+              <w:t>Letter</w:t>
+            </w:r>
+          </w:p>
+        </w:tc>
+        <w:tc>
+          <w:tcPr>
+            <w:tcW w:w="0" w:type="auto"/>
+            <w:hideMark/>
+          </w:tcPr>
+          <w:p>
+            <w:pPr>
+              <w:spacing w:line="259" w:lineRule="auto"/>
+              <w:cnfStyle w:val="100000000000" w:firstRow="1" w:lastRow="0" w:firstColumn="0" w:lastColumn="0" w:oddVBand="0" w:evenVBand="0" w:oddHBand="0" w:evenHBand="0" w:firstRowFirstColumn="0" w:firstRowLastColumn="0" w:lastRowFirstColumn="0" w:lastRowLastColumn="0"/>
+            </w:pPr>
+            <w:r>
+              <w:t>Topic</w:t>
+            </w:r>
+          </w:p>
+        </w:tc>
+      </w:tr>
+      <w:tr>
+        <w:trPr>
+          <w:cnfStyle w:val="000000100000" w:firstRow="0" w:lastRow="0" w:firstColumn="0" w:lastColumn="0" w:oddVBand="0" w:evenVBand="0" w:oddHBand="1" w:evenHBand="0" w:firstRowFirstColumn="0" w:firstRowLastColumn="0" w:lastRowFirstColumn="0" w:lastRowLastColumn="0"/>
+        </w:trPr>
+        <w:tc>
+          <w:tcPr>
+            <w:cnfStyle w:val="001000000000" w:firstRow="0" w:lastRow="0" w:firstColumn="1" w:lastColumn="0" w:oddVBand="0" w:evenVBand="0" w:oddHBand="0" w:evenHBand="0" w:firstRowFirstColumn="0" w:firstRowLastColumn="0" w:lastRowFirstColumn="0" w:lastRowLastColumn="0"/>
+            <w:tcW w:w="0" w:type="auto"/>
+            <w:hideMark/>
+          </w:tcPr>
+          <w:p>
+            <w:pPr>
+              <w:spacing w:line="259" w:lineRule="auto"/>
+            </w:pPr>
+            <w:r>
+              <w:t>S</w:t>
+            </w:r>
+          </w:p>
+        </w:tc>
+        <w:tc>
+          <w:tcPr>
+            <w:tcW w:w="0" w:type="auto"/>
+            <w:hideMark/>
+          </w:tcPr>
+          <w:p>
+            <w:pPr>
+              <w:spacing w:line="259" w:lineRule="auto"/>
+              <w:cnfStyle w:val="000000100000" w:firstRow="0" w:lastRow="0" w:firstColumn="0" w:lastColumn="0" w:oddVBand="0" w:evenVBand="0" w:oddHBand="1" w:evenHBand="0" w:firstRowFirstColumn="0" w:firstRowLastColumn="0" w:lastRowFirstColumn="0" w:lastRowLastColumn="0"/>
+            </w:pPr>
+            <w:r>
+              <w:t>Sustainability</w:t>
+            </w:r>
+          </w:p>
+        </w:tc>
+      </w:tr>
+      <w:tr>
+        <w:tc>
+          <w:tcPr>
+            <w:cnfStyle w:val="001000000000" w:firstRow="0" w:lastRow="0" w:firstColumn="1" w:lastColumn="0" w:oddVBand="0" w:evenVBand="0" w:oddHBand="0" w:evenHBand="0" w:firstRowFirstColumn="0" w:firstRowLastColumn="0" w:lastRowFirstColumn="0" w:lastRowLastColumn="0"/>
+            <w:tcW w:w="0" w:type="auto"/>
+            <w:hideMark/>
+          </w:tcPr>
+          <w:p>
+            <w:pPr>
+              <w:spacing w:line="259" w:lineRule="auto"/>
+            </w:pPr>
+            <w:r>
+              <w:t>D</w:t>
+            </w:r>
+          </w:p>
+        </w:tc>
+        <w:tc>
+          <w:tcPr>
+            <w:tcW w:w="0" w:type="auto"/>
+            <w:hideMark/>
+          </w:tcPr>
+          <w:p>
+            <w:pPr>
+              <w:spacing w:line="259" w:lineRule="auto"/>
+              <w:cnfStyle w:val="000000000000" w:firstRow="0" w:lastRow="0" w:firstColumn="0" w:lastColumn="0" w:oddVBand="0" w:evenVBand="0" w:oddHBand="0" w:evenHBand="0" w:firstRowFirstColumn="0" w:firstRowLastColumn="0" w:lastRowFirstColumn="0" w:lastRowLastColumn="0"/>
+            </w:pPr>
+            <w:r>
+              <w:t>Sustainable Development</w:t>
+            </w:r>
+          </w:p>
+        </w:tc>
+      </w:tr>
+      <w:tr>
+        <w:trPr>
+          <w:cnfStyle w:val="000000100000" w:firstRow="0" w:lastRow="0" w:firstColumn="0" w:lastColumn="0" w:oddVBand="0" w:evenVBand="0" w:oddHBand="1" w:evenHBand="0" w:firstRowFirstColumn="0" w:firstRowLastColumn="0" w:lastRowFirstColumn="0" w:lastRowLastColumn="0"/>
+        </w:trPr>
+        <w:tc>
+          <w:tcPr>
+            <w:cnfStyle w:val="001000000000" w:firstRow="0" w:lastRow="0" w:firstColumn="1" w:lastColumn="0" w:oddVBand="0" w:evenVBand="0" w:oddHBand="0" w:evenHBand="0" w:firstRowFirstColumn="0" w:firstRowLastColumn="0" w:lastRowFirstColumn="0" w:lastRowLastColumn="0"/>
+            <w:tcW w:w="0" w:type="auto"/>
+            <w:hideMark/>
+          </w:tcPr>
+          <w:p>
+            <w:pPr>
+              <w:spacing w:line="259" w:lineRule="auto"/>
+            </w:pPr>
+            <w:r>
+              <w:t>C</w:t>
+            </w:r>
+          </w:p>
+        </w:tc>
+        <w:tc>
+          <w:tcPr>
+            <w:tcW w:w="0" w:type="auto"/>
+            <w:hideMark/>
+          </w:tcPr>
+          <w:p>
+            <w:pPr>
+              <w:spacing w:line="259" w:lineRule="auto"/>
+              <w:cnfStyle w:val="000000100000" w:firstRow="0" w:lastRow="0" w:firstColumn="0" w:lastColumn="0" w:oddVBand="0" w:evenVBand="0" w:oddHBand="1" w:evenHBand="0" w:firstRowFirstColumn="0" w:firstRowLastColumn="0" w:lastRowFirstColumn="0" w:lastRowLastColumn="0"/>
+            </w:pPr>
+            <w:r>
+              <w:t>Climate Change</w:t>
+            </w:r>
+          </w:p>
+        </w:tc>
+      </w:tr>
+      <w:tr>
+        <w:tc>
+          <w:tcPr>
+            <w:cnfStyle w:val="001000000000" w:firstRow="0" w:lastRow="0" w:firstColumn="1" w:lastColumn="0" w:oddVBand="0" w:evenVBand="0" w:oddHBand="0" w:evenHBand="0" w:firstRowFirstColumn="0" w:firstRowLastColumn="0" w:lastRowFirstColumn="0" w:lastRowLastColumn="0"/>
+            <w:tcW w:w="0" w:type="auto"/>
+            <w:hideMark/>
+          </w:tcPr>
+          <w:p>
+            <w:pPr>
+              <w:spacing w:line="259" w:lineRule="auto"/>
+            </w:pPr>
+            <w:r>
+              <w:t>G</w:t>
+            </w:r>
+          </w:p>
+        </w:tc>
+        <w:tc>
+          <w:tcPr>
+            <w:tcW w:w="0" w:type="auto"/>
+            <w:hideMark/>
+          </w:tcPr>
+          <w:p>
+            <w:pPr>
+              <w:spacing w:line="259" w:lineRule="auto"/>
+              <w:cnfStyle w:val="000000000000" w:firstRow="0" w:lastRow="0" w:firstColumn="0" w:lastColumn="0" w:oddVBand="0" w:evenVBand="0" w:oddHBand="0" w:evenHBand="0" w:firstRowFirstColumn="0" w:firstRowLastColumn="0" w:lastRowFirstColumn="0" w:lastRowLastColumn="0"/>
+            </w:pPr>
+            <w:r>
+              <w:t>Green Building</w:t>
+            </w:r>
+          </w:p>
+        </w:tc>
+      </w:tr>
+      <w:tr>
+        <w:trPr>
+          <w:cnfStyle w:val="000000100000" w:firstRow="0" w:lastRow="0" w:firstColumn="0" w:lastColumn="0" w:oddVBand="0" w:evenVBand="0" w:oddHBand="1" w:evenHBand="0" w:firstRowFirstColumn="0" w:firstRowLastColumn="0" w:lastRowFirstColumn="0" w:lastRowLastColumn="0"/>
+        </w:trPr>
+        <w:tc>
+          <w:tcPr>
+            <w:cnfStyle w:val="001000000000" w:firstRow="0" w:lastRow="0" w:firstColumn="1" w:lastColumn="0" w:oddVBand="0" w:evenVBand="0" w:oddHBand="0" w:evenHBand="0" w:firstRowFirstColumn="0" w:firstRowLastColumn="0" w:lastRowFirstColumn="0" w:lastRowLastColumn="0"/>
+            <w:tcW w:w="0" w:type="auto"/>
+            <w:hideMark/>
+          </w:tcPr>
+          <w:p>
+            <w:pPr>
+              <w:spacing w:line="259" w:lineRule="auto"/>
+            </w:pPr>
+            <w:r>
+              <w:t>R</w:t>
+            </w:r>
+          </w:p>
+        </w:tc>
+        <w:tc>
+          <w:tcPr>
+            <w:tcW w:w="0" w:type="auto"/>
+            <w:hideMark/>
+          </w:tcPr>
+          <w:p>
+            <w:pPr>
+              <w:spacing w:line="259" w:lineRule="auto"/>
+              <w:cnfStyle w:val="000000100000" w:firstRow="0" w:lastRow="0" w:firstColumn="0" w:lastColumn="0" w:oddVBand="0" w:evenVBand="0" w:oddHBand="1" w:evenHBand="0" w:firstRowFirstColumn="0" w:firstRowLastColumn="0" w:lastRowFirstColumn="0" w:lastRowLastColumn="0"/>
+            </w:pPr>
+            <w:r>
+              <w:t>4R’s</w:t>
+            </w:r>
+          </w:p>
+        </w:tc>
+      </w:tr>
+    </w:tbl>
+    <w:p>
+      <w:pPr>
+        <w:spacing w:after="0"/>
+      </w:pPr>
+      <w:r>
+        <w:rPr>
+          <w:rFonts w:ascii="Segoe UI Emoji" w:hAnsi="Segoe UI Emoji" w:cs="Segoe UI Emoji"/>
+        </w:rPr>
+        <w:t>👉</w:t>
+      </w:r>
+      <w:r>
+        <w:t xml:space="preserve"> These 5 = full unit coverage</w:t>
+      </w:r>
+    </w:p>
+    <w:p>
+      <w:pPr>
+        <w:spacing w:after="0"/>
+      </w:pPr>
+      <w:r>
+        <w:pict w14:anchorId="504BC4C3">
+          <v:rect id="_x0000_i1471" style="width:0;height:1.5pt" o:hralign="center" o:hrstd="t" o:hr="t" fillcolor="#a0a0a0" stroked="f"/>
+        </w:pict>
+      </w:r>
+    </w:p>
+    <w:p>
+      <w:pPr>
+        <w:spacing w:after="0"/>
+        <w:rPr>
+          <w:b/>
+          <w:bCs/>
+        </w:rPr>
+      </w:pPr>
+      <w:r>
+        <w:rPr>
+          <w:b/>
+          <w:bCs/>
+        </w:rPr>
+        <w:t>Exam Strategy Insight</w:t>
+      </w:r>
+    </w:p>
+    <w:p>
+      <w:pPr>
+        <w:numPr>
+          <w:ilvl w:val="0"/>
+          <w:numId w:val="31"/>
+        </w:numPr>
+        <w:spacing w:after="0"/>
+      </w:pPr>
+      <w:r>
+        <w:t xml:space="preserve">Unit-3 is </w:t>
+      </w:r>
+      <w:r>
+        <w:rPr>
+          <w:b/>
+          <w:bCs/>
+        </w:rPr>
+        <w:t>conceptual + application based</w:t>
+      </w:r>
+      <w:r>
+        <w:t xml:space="preserve"> </w:t>
+      </w:r>
+    </w:p>
+    <w:p>
+      <w:pPr>
+        <w:numPr>
+          <w:ilvl w:val="0"/>
+          <w:numId w:val="31"/>
+        </w:numPr>
+        <w:spacing w:after="0"/>
+      </w:pPr>
+      <w:r>
+        <w:t xml:space="preserve">Questions are mostly </w:t>
+      </w:r>
+      <w:r>
+        <w:rPr>
+          <w:b/>
+          <w:bCs/>
+        </w:rPr>
+        <w:t>theory + explanation</w:t>
+      </w:r>
+      <w:r>
+        <w:t xml:space="preserve"> </w:t>
+      </w:r>
+    </w:p>
+    <w:p>
+      <w:pPr>
+        <w:numPr>
+          <w:ilvl w:val="0"/>
+          <w:numId w:val="31"/>
+        </w:numPr>
+        <w:spacing w:after="0"/>
+      </w:pPr>
+      <w:r>
+        <w:t xml:space="preserve">Focus on: </w:t>
+      </w:r>
+    </w:p>
+    <w:p>
+      <w:pPr>
+        <w:numPr>
+          <w:ilvl w:val="1"/>
+          <w:numId w:val="31"/>
+        </w:numPr>
+        <w:spacing w:after="0"/>
+      </w:pPr>
+      <w:r>
+        <w:t xml:space="preserve">definitions </w:t>
+      </w:r>
+    </w:p>
+    <w:p>
+      <w:pPr>
+        <w:numPr>
+          <w:ilvl w:val="1"/>
+          <w:numId w:val="31"/>
+        </w:numPr>
+        <w:spacing w:after="0"/>
+      </w:pPr>
+      <w:r>
+        <w:lastRenderedPageBreak/>
+        <w:t xml:space="preserve">structured answers </w:t>
+      </w:r>
+    </w:p>
+    <w:p>
+      <w:pPr>
+        <w:numPr>
+          <w:ilvl w:val="1"/>
+          <w:numId w:val="31"/>
+        </w:numPr>
+        <w:spacing w:after="0"/>
+      </w:pPr>
+      <w:r>
+        <w:t xml:space="preserve">real-world examples </w:t>
+      </w:r>
+    </w:p>
+    <w:p>
+      <w:pPr>
+        <w:spacing w:after="0"/>
+      </w:pPr>
+      <w:r>
+        <w:pict w14:anchorId="05C85093">
+          <v:rect id="_x0000_i1472" style="width:0;height:1.5pt" o:hralign="center" o:hrstd="t" o:hr="t" fillcolor="#a0a0a0" stroked="f"/>
+        </w:pict>
+      </w:r>
+    </w:p>
+    <w:p>
+      <w:pPr>
+        <w:spacing w:after="0"/>
+        <w:rPr>
+          <w:b/>
+          <w:bCs/>
+        </w:rPr>
+      </w:pPr>
+      <w:r>
+        <w:rPr>
+          <w:b/>
+          <w:bCs/>
+        </w:rPr>
+        <w:t>Final Insight</w:t>
+      </w:r>
+    </w:p>
+    <w:p>
+      <w:pPr>
+        <w:spacing w:after="0"/>
+      </w:pPr>
+      <w:r>
+        <w:t xml:space="preserve">Unit-3 is the </w:t>
+      </w:r>
+      <w:r>
+        <w:rPr>
+          <w:b/>
+          <w:bCs/>
+        </w:rPr>
+        <w:t>most scoring unit</w:t>
+      </w:r>
+      <w:r>
+        <w:t xml:space="preserve"> because:</w:t>
+      </w:r>
+    </w:p>
+    <w:p>
+      <w:pPr>
+        <w:numPr>
+          <w:ilvl w:val="0"/>
+          <w:numId w:val="32"/>
+        </w:numPr>
+        <w:spacing w:after="0"/>
+      </w:pPr>
+      <w:r>
+        <w:t xml:space="preserve">concepts are easy to understand </w:t>
+      </w:r>
+    </w:p>
+    <w:p>
+      <w:pPr>
+        <w:numPr>
+          <w:ilvl w:val="0"/>
+          <w:numId w:val="32"/>
+        </w:numPr>
+        <w:spacing w:after="0"/>
+      </w:pPr>
+      <w:r>
+        <w:t xml:space="preserve">answers are predictable </w:t>
+      </w:r>
+    </w:p>
+    <w:p>
+      <w:pPr>
+        <w:numPr>
+          <w:ilvl w:val="0"/>
+          <w:numId w:val="32"/>
+        </w:numPr>
+        <w:spacing w:after="0"/>
+      </w:pPr>
+      <w:r>
+        <w:t xml:space="preserve">structure is repetitive </w:t>
+      </w:r>
+    </w:p>
+    <w:p>
+      <w:pPr>
+        <w:spacing w:after="0"/>
+      </w:pPr>
+      <w:r>
+        <w:rPr>
+          <w:rFonts w:ascii="Segoe UI Emoji" w:hAnsi="Segoe UI Emoji" w:cs="Segoe UI Emoji"/>
+        </w:rPr>
+        <w:t>👉</w:t>
+      </w:r>
+      <w:r>
+        <w:t xml:space="preserve"> If prepared properly, you can </w:t>
+      </w:r>
+      <w:r>
+        <w:rPr>
+          <w:b/>
+          <w:bCs/>
+        </w:rPr>
+        <w:t>secure full 10/10 in this unit</w:t>
+      </w:r>
+    </w:p>
+    <w:p>
+      <w:pPr>
+        <w:spacing w:after="0"/>
+      </w:pPr>
     </w:p>
     <w:sectPr>
       <w:headerReference w:type="even" r:id="rId7"/>
@@ -10626,7 +13684,7 @@
               </v:handles>
               <o:lock v:ext="edit" text="t" shapetype="t"/>
             </v:shapetype>
-            <v:shape id="PowerPlusWaterMarkObject182548" o:spid="_x0000_s1025" type="#_x0000_t136" style="position:absolute;margin-left:0;margin-top:0;width:523.95pt;height:112.25pt;rotation:315;z-index:-251657216;mso-position-horizontal:center;mso-position-horizontal-relative:margin;mso-position-vertical:center;mso-position-vertical-relative:margin" o:allowincell="f" fillcolor="silver" stroked="f">
+            <v:shape id="PowerPlusWaterMarkObject182548" o:spid="_x0000_s1025" type="#_x0000_t136" style="position:absolute;margin-left:0;margin-top:0;width:523.95pt;height:112.25pt;rotation:315;z-index:-251658752;mso-position-horizontal:center;mso-position-horizontal-relative:margin;mso-position-vertical:center;mso-position-vertical-relative:margin" o:allowincell="f" fillcolor="silver" stroked="f">
               <v:fill opacity=".5"/>
               <v:textpath style="font-family:&quot;Calibri&quot;;font-size:1pt" string="DhruvPatel16120"/>
               <w10:wrap anchorx="margin" anchory="margin"/>
@@ -10651,6 +13709,11 @@
 
 <file path=word/numbering.xml><?xml version="1.0" encoding="utf-8"?>
 <w:numbering xmlns:wpc="http://schemas.microsoft.com/office/word/2010/wordprocessingCanvas" xmlns:cx="http://schemas.microsoft.com/office/drawing/2014/chartex" xmlns:cx1="http://schemas.microsoft.com/office/drawing/2015/9/8/chartex" xmlns:cx2="http://schemas.microsoft.com/office/drawing/2015/10/21/chartex" xmlns:cx3="http://schemas.microsoft.com/office/drawing/2016/5/9/chartex" xmlns:cx4="http://schemas.microsoft.com/office/drawing/2016/5/10/chartex" xmlns:cx5="http://schemas.microsoft.com/office/drawing/2016/5/11/chartex" xmlns:cx6="http://schemas.microsoft.com/office/drawing/2016/5/12/chartex" xmlns:cx7="http://schemas.microsoft.com/office/drawing/2016/5/13/chartex" xmlns:cx8="http://schemas.microsoft.com/office/drawing/2016/5/14/chartex" xmlns:mc="http://schemas.openxmlformats.org/markup-compatibility/2006" xmlns:aink="http://schemas.microsoft.com/office/drawing/2016/ink" xmlns:am3d="http://schemas.microsoft.com/office/drawing/2017/model3d" xmlns:o="urn:schemas-microsoft-com:office:office" xmlns:oel="http://schemas.microsoft.com/office/2019/extlst" xmlns:r="http://schemas.openxmlformats.org/officeDocument/2006/relationships" xmlns:m="http://schemas.openxmlformats.org/officeDocument/2006/math" xmlns:v="urn:schemas-microsoft-com:vml" xmlns:wp14="http://schemas.microsoft.com/office/word/2010/wordprocessingDrawing" xmlns:wp="http://schemas.openxmlformats.org/drawingml/2006/wordprocessingDrawing" xmlns:w10="urn:schemas-microsoft-com:office:word" xmlns:w="http://schemas.openxmlformats.org/wordprocessingml/2006/main" xmlns:w14="http://schemas.microsoft.com/office/word/2010/wordml" xmlns:w15="http://schemas.microsoft.com/office/word/2012/wordml" xmlns:w16cex="http://schemas.microsoft.com/office/word/2018/wordml/cex" xmlns:w16cid="http://schemas.microsoft.com/office/word/2016/wordml/cid" xmlns:w16="http://schemas.microsoft.com/office/word/2018/wordml" xmlns:w16du="http://schemas.microsoft.com/office/word/2023/wordml/word16du" xmlns:w16sdtdh="http://schemas.microsoft.com/office/word/2020/wordml/sdtdatahash" xmlns:w16sdtfl="http://schemas.microsoft.com/office/word/2024/wordml/sdtformatlock" xmlns:w16se="http://schemas.microsoft.com/office/word/2015/wordml/symex" xmlns:wpg="http://schemas.microsoft.com/office/word/2010/wordprocessingGroup" xmlns:wpi="http://schemas.microsoft.com/office/word/2010/wordprocessingInk" xmlns:wne="http://schemas.microsoft.com/office/word/2006/wordml" xmlns:wps="http://schemas.microsoft.com/office/word/2010/wordprocessingShape" mc:Ignorable="w14 w15 w16se w16cid w16 w16cex w16sdtdh w16sdtfl w16du wp14">
+  <w:numPicBullet w:numPicBulletId="0">
+    <w:pict>
+      <v:rect id="_x0000_i1055" style="width:0;height:1.5pt" o:hralign="center" o:bullet="t" o:hrstd="t" o:hr="t" fillcolor="#a0a0a0" stroked="f"/>
+    </w:pict>
+  </w:numPicBullet>
   <w:abstractNum w:abstractNumId="0" w15:restartNumberingAfterBreak="0">
     <w:nsid w:val="1A9D2A91"/>
     <w:multiLevelType w:val="multilevel"/>
@@ -10914,6 +13977,268 @@
     </w:lvl>
   </w:abstractNum>
   <w:abstractNum w:abstractNumId="2" w15:restartNumberingAfterBreak="0">
+    <w:nsid w:val="225F44F1"/>
+    <w:multiLevelType w:val="multilevel"/>
+    <w:tmpl w:val="0732857E"/>
+    <w:lvl w:ilvl="0">
+      <w:start w:val="1"/>
+      <w:numFmt w:val="bullet"/>
+      <w:lvlText w:val=""/>
+      <w:lvlJc w:val="left"/>
+      <w:pPr>
+        <w:tabs>
+          <w:tab w:val="num" w:pos="720"/>
+        </w:tabs>
+        <w:ind w:left="720" w:hanging="360"/>
+      </w:pPr>
+      <w:rPr>
+        <w:rFonts w:ascii="Symbol" w:hAnsi="Symbol" w:hint="default"/>
+        <w:sz w:val="20"/>
+      </w:rPr>
+    </w:lvl>
+    <w:lvl w:ilvl="1" w:tentative="1">
+      <w:start w:val="1"/>
+      <w:numFmt w:val="bullet"/>
+      <w:lvlText w:val="o"/>
+      <w:lvlJc w:val="left"/>
+      <w:pPr>
+        <w:tabs>
+          <w:tab w:val="num" w:pos="1440"/>
+        </w:tabs>
+        <w:ind w:left="1440" w:hanging="360"/>
+      </w:pPr>
+      <w:rPr>
+        <w:rFonts w:ascii="Courier New" w:hAnsi="Courier New" w:hint="default"/>
+        <w:sz w:val="20"/>
+      </w:rPr>
+    </w:lvl>
+    <w:lvl w:ilvl="2" w:tentative="1">
+      <w:start w:val="1"/>
+      <w:numFmt w:val="bullet"/>
+      <w:lvlText w:val=""/>
+      <w:lvlJc w:val="left"/>
+      <w:pPr>
+        <w:tabs>
+          <w:tab w:val="num" w:pos="2160"/>
+        </w:tabs>
+        <w:ind w:left="2160" w:hanging="360"/>
+      </w:pPr>
+      <w:rPr>
+        <w:rFonts w:ascii="Wingdings" w:hAnsi="Wingdings" w:hint="default"/>
+        <w:sz w:val="20"/>
+      </w:rPr>
+    </w:lvl>
+    <w:lvl w:ilvl="3" w:tentative="1">
+      <w:start w:val="1"/>
+      <w:numFmt w:val="bullet"/>
+      <w:lvlText w:val=""/>
+      <w:lvlJc w:val="left"/>
+      <w:pPr>
+        <w:tabs>
+          <w:tab w:val="num" w:pos="2880"/>
+        </w:tabs>
+        <w:ind w:left="2880" w:hanging="360"/>
+      </w:pPr>
+      <w:rPr>
+        <w:rFonts w:ascii="Wingdings" w:hAnsi="Wingdings" w:hint="default"/>
+        <w:sz w:val="20"/>
+      </w:rPr>
+    </w:lvl>
+    <w:lvl w:ilvl="4" w:tentative="1">
+      <w:start w:val="1"/>
+      <w:numFmt w:val="bullet"/>
+      <w:lvlText w:val=""/>
+      <w:lvlJc w:val="left"/>
+      <w:pPr>
+        <w:tabs>
+          <w:tab w:val="num" w:pos="3600"/>
+        </w:tabs>
+        <w:ind w:left="3600" w:hanging="360"/>
+      </w:pPr>
+      <w:rPr>
+        <w:rFonts w:ascii="Wingdings" w:hAnsi="Wingdings" w:hint="default"/>
+        <w:sz w:val="20"/>
+      </w:rPr>
+    </w:lvl>
+    <w:lvl w:ilvl="5" w:tentative="1">
+      <w:start w:val="1"/>
+      <w:numFmt w:val="bullet"/>
+      <w:lvlText w:val=""/>
+      <w:lvlJc w:val="left"/>
+      <w:pPr>
+        <w:tabs>
+          <w:tab w:val="num" w:pos="4320"/>
+        </w:tabs>
+        <w:ind w:left="4320" w:hanging="360"/>
+      </w:pPr>
+      <w:rPr>
+        <w:rFonts w:ascii="Wingdings" w:hAnsi="Wingdings" w:hint="default"/>
+        <w:sz w:val="20"/>
+      </w:rPr>
+    </w:lvl>
+    <w:lvl w:ilvl="6" w:tentative="1">
+      <w:start w:val="1"/>
+      <w:numFmt w:val="bullet"/>
+      <w:lvlText w:val=""/>
+      <w:lvlJc w:val="left"/>
+      <w:pPr>
+        <w:tabs>
+          <w:tab w:val="num" w:pos="5040"/>
+        </w:tabs>
+        <w:ind w:left="5040" w:hanging="360"/>
+      </w:pPr>
+      <w:rPr>
+        <w:rFonts w:ascii="Wingdings" w:hAnsi="Wingdings" w:hint="default"/>
+        <w:sz w:val="20"/>
+      </w:rPr>
+    </w:lvl>
+    <w:lvl w:ilvl="7" w:tentative="1">
+      <w:start w:val="1"/>
+      <w:numFmt w:val="bullet"/>
+      <w:lvlText w:val=""/>
+      <w:lvlJc w:val="left"/>
+      <w:pPr>
+        <w:tabs>
+          <w:tab w:val="num" w:pos="5760"/>
+        </w:tabs>
+        <w:ind w:left="5760" w:hanging="360"/>
+      </w:pPr>
+      <w:rPr>
+        <w:rFonts w:ascii="Wingdings" w:hAnsi="Wingdings" w:hint="default"/>
+        <w:sz w:val="20"/>
+      </w:rPr>
+    </w:lvl>
+    <w:lvl w:ilvl="8" w:tentative="1">
+      <w:start w:val="1"/>
+      <w:numFmt w:val="bullet"/>
+      <w:lvlText w:val=""/>
+      <w:lvlJc w:val="left"/>
+      <w:pPr>
+        <w:tabs>
+          <w:tab w:val="num" w:pos="6480"/>
+        </w:tabs>
+        <w:ind w:left="6480" w:hanging="360"/>
+      </w:pPr>
+      <w:rPr>
+        <w:rFonts w:ascii="Wingdings" w:hAnsi="Wingdings" w:hint="default"/>
+        <w:sz w:val="20"/>
+      </w:rPr>
+    </w:lvl>
+  </w:abstractNum>
+  <w:abstractNum w:abstractNumId="3" w15:restartNumberingAfterBreak="0">
+    <w:nsid w:val="27E47F8B"/>
+    <w:multiLevelType w:val="multilevel"/>
+    <w:tmpl w:val="B8FC336C"/>
+    <w:lvl w:ilvl="0">
+      <w:start w:val="1"/>
+      <w:numFmt w:val="decimal"/>
+      <w:lvlText w:val="%1."/>
+      <w:lvlJc w:val="left"/>
+      <w:pPr>
+        <w:tabs>
+          <w:tab w:val="num" w:pos="720"/>
+        </w:tabs>
+        <w:ind w:left="720" w:hanging="360"/>
+      </w:pPr>
+    </w:lvl>
+    <w:lvl w:ilvl="1" w:tentative="1">
+      <w:start w:val="1"/>
+      <w:numFmt w:val="decimal"/>
+      <w:lvlText w:val="%2."/>
+      <w:lvlJc w:val="left"/>
+      <w:pPr>
+        <w:tabs>
+          <w:tab w:val="num" w:pos="1440"/>
+        </w:tabs>
+        <w:ind w:left="1440" w:hanging="360"/>
+      </w:pPr>
+    </w:lvl>
+    <w:lvl w:ilvl="2" w:tentative="1">
+      <w:start w:val="1"/>
+      <w:numFmt w:val="decimal"/>
+      <w:lvlText w:val="%3."/>
+      <w:lvlJc w:val="left"/>
+      <w:pPr>
+        <w:tabs>
+          <w:tab w:val="num" w:pos="2160"/>
+        </w:tabs>
+        <w:ind w:left="2160" w:hanging="360"/>
+      </w:pPr>
+    </w:lvl>
+    <w:lvl w:ilvl="3" w:tentative="1">
+      <w:start w:val="1"/>
+      <w:numFmt w:val="decimal"/>
+      <w:lvlText w:val="%4."/>
+      <w:lvlJc w:val="left"/>
+      <w:pPr>
+        <w:tabs>
+          <w:tab w:val="num" w:pos="2880"/>
+        </w:tabs>
+        <w:ind w:left="2880" w:hanging="360"/>
+      </w:pPr>
+    </w:lvl>
+    <w:lvl w:ilvl="4" w:tentative="1">
+      <w:start w:val="1"/>
+      <w:numFmt w:val="decimal"/>
+      <w:lvlText w:val="%5."/>
+      <w:lvlJc w:val="left"/>
+      <w:pPr>
+        <w:tabs>
+          <w:tab w:val="num" w:pos="3600"/>
+        </w:tabs>
+        <w:ind w:left="3600" w:hanging="360"/>
+      </w:pPr>
+    </w:lvl>
+    <w:lvl w:ilvl="5" w:tentative="1">
+      <w:start w:val="1"/>
+      <w:numFmt w:val="decimal"/>
+      <w:lvlText w:val="%6."/>
+      <w:lvlJc w:val="left"/>
+      <w:pPr>
+        <w:tabs>
+          <w:tab w:val="num" w:pos="4320"/>
+        </w:tabs>
+        <w:ind w:left="4320" w:hanging="360"/>
+      </w:pPr>
+    </w:lvl>
+    <w:lvl w:ilvl="6" w:tentative="1">
+      <w:start w:val="1"/>
+      <w:numFmt w:val="decimal"/>
+      <w:lvlText w:val="%7."/>
+      <w:lvlJc w:val="left"/>
+      <w:pPr>
+        <w:tabs>
+          <w:tab w:val="num" w:pos="5040"/>
+        </w:tabs>
+        <w:ind w:left="5040" w:hanging="360"/>
+      </w:pPr>
+    </w:lvl>
+    <w:lvl w:ilvl="7" w:tentative="1">
+      <w:start w:val="1"/>
+      <w:numFmt w:val="decimal"/>
+      <w:lvlText w:val="%8."/>
+      <w:lvlJc w:val="left"/>
+      <w:pPr>
+        <w:tabs>
+          <w:tab w:val="num" w:pos="5760"/>
+        </w:tabs>
+        <w:ind w:left="5760" w:hanging="360"/>
+      </w:pPr>
+    </w:lvl>
+    <w:lvl w:ilvl="8" w:tentative="1">
+      <w:start w:val="1"/>
+      <w:numFmt w:val="decimal"/>
+      <w:lvlText w:val="%9."/>
+      <w:lvlJc w:val="left"/>
+      <w:pPr>
+        <w:tabs>
+          <w:tab w:val="num" w:pos="6480"/>
+        </w:tabs>
+        <w:ind w:left="6480" w:hanging="360"/>
+      </w:pPr>
+    </w:lvl>
+  </w:abstractNum>
+  <w:abstractNum w:abstractNumId="4" w15:restartNumberingAfterBreak="0">
     <w:nsid w:val="2FFC150B"/>
     <w:multiLevelType w:val="multilevel"/>
     <w:tmpl w:val="D2524F16"/>
@@ -11026,7 +14351,7 @@
       </w:pPr>
     </w:lvl>
   </w:abstractNum>
-  <w:abstractNum w:abstractNumId="3" w15:restartNumberingAfterBreak="0">
+  <w:abstractNum w:abstractNumId="5" w15:restartNumberingAfterBreak="0">
     <w:nsid w:val="31FF5098"/>
     <w:multiLevelType w:val="multilevel"/>
     <w:tmpl w:val="31666486"/>
@@ -11139,7 +14464,305 @@
       </w:pPr>
     </w:lvl>
   </w:abstractNum>
-  <w:abstractNum w:abstractNumId="4" w15:restartNumberingAfterBreak="0">
+  <w:abstractNum w:abstractNumId="6" w15:restartNumberingAfterBreak="0">
+    <w:nsid w:val="345B3274"/>
+    <w:multiLevelType w:val="multilevel"/>
+    <w:tmpl w:val="9E8AB35A"/>
+    <w:lvl w:ilvl="0">
+      <w:start w:val="1"/>
+      <w:numFmt w:val="bullet"/>
+      <w:lvlText w:val=""/>
+      <w:lvlJc w:val="left"/>
+      <w:pPr>
+        <w:tabs>
+          <w:tab w:val="num" w:pos="720"/>
+        </w:tabs>
+        <w:ind w:left="720" w:hanging="360"/>
+      </w:pPr>
+      <w:rPr>
+        <w:rFonts w:ascii="Symbol" w:hAnsi="Symbol" w:hint="default"/>
+        <w:sz w:val="20"/>
+      </w:rPr>
+    </w:lvl>
+    <w:lvl w:ilvl="1" w:tentative="1">
+      <w:start w:val="1"/>
+      <w:numFmt w:val="bullet"/>
+      <w:lvlText w:val="o"/>
+      <w:lvlJc w:val="left"/>
+      <w:pPr>
+        <w:tabs>
+          <w:tab w:val="num" w:pos="1440"/>
+        </w:tabs>
+        <w:ind w:left="1440" w:hanging="360"/>
+      </w:pPr>
+      <w:rPr>
+        <w:rFonts w:ascii="Courier New" w:hAnsi="Courier New" w:hint="default"/>
+        <w:sz w:val="20"/>
+      </w:rPr>
+    </w:lvl>
+    <w:lvl w:ilvl="2" w:tentative="1">
+      <w:start w:val="1"/>
+      <w:numFmt w:val="bullet"/>
+      <w:lvlText w:val=""/>
+      <w:lvlJc w:val="left"/>
+      <w:pPr>
+        <w:tabs>
+          <w:tab w:val="num" w:pos="2160"/>
+        </w:tabs>
+        <w:ind w:left="2160" w:hanging="360"/>
+      </w:pPr>
+      <w:rPr>
+        <w:rFonts w:ascii="Wingdings" w:hAnsi="Wingdings" w:hint="default"/>
+        <w:sz w:val="20"/>
+      </w:rPr>
+    </w:lvl>
+    <w:lvl w:ilvl="3" w:tentative="1">
+      <w:start w:val="1"/>
+      <w:numFmt w:val="bullet"/>
+      <w:lvlText w:val=""/>
+      <w:lvlJc w:val="left"/>
+      <w:pPr>
+        <w:tabs>
+          <w:tab w:val="num" w:pos="2880"/>
+        </w:tabs>
+        <w:ind w:left="2880" w:hanging="360"/>
+      </w:pPr>
+      <w:rPr>
+        <w:rFonts w:ascii="Wingdings" w:hAnsi="Wingdings" w:hint="default"/>
+        <w:sz w:val="20"/>
+      </w:rPr>
+    </w:lvl>
+    <w:lvl w:ilvl="4" w:tentative="1">
+      <w:start w:val="1"/>
+      <w:numFmt w:val="bullet"/>
+      <w:lvlText w:val=""/>
+      <w:lvlJc w:val="left"/>
+      <w:pPr>
+        <w:tabs>
+          <w:tab w:val="num" w:pos="3600"/>
+        </w:tabs>
+        <w:ind w:left="3600" w:hanging="360"/>
+      </w:pPr>
+      <w:rPr>
+        <w:rFonts w:ascii="Wingdings" w:hAnsi="Wingdings" w:hint="default"/>
+        <w:sz w:val="20"/>
+      </w:rPr>
+    </w:lvl>
+    <w:lvl w:ilvl="5" w:tentative="1">
+      <w:start w:val="1"/>
+      <w:numFmt w:val="bullet"/>
+      <w:lvlText w:val=""/>
+      <w:lvlJc w:val="left"/>
+      <w:pPr>
+        <w:tabs>
+          <w:tab w:val="num" w:pos="4320"/>
+        </w:tabs>
+        <w:ind w:left="4320" w:hanging="360"/>
+      </w:pPr>
+      <w:rPr>
+        <w:rFonts w:ascii="Wingdings" w:hAnsi="Wingdings" w:hint="default"/>
+        <w:sz w:val="20"/>
+      </w:rPr>
+    </w:lvl>
+    <w:lvl w:ilvl="6" w:tentative="1">
+      <w:start w:val="1"/>
+      <w:numFmt w:val="bullet"/>
+      <w:lvlText w:val=""/>
+      <w:lvlJc w:val="left"/>
+      <w:pPr>
+        <w:tabs>
+          <w:tab w:val="num" w:pos="5040"/>
+        </w:tabs>
+        <w:ind w:left="5040" w:hanging="360"/>
+      </w:pPr>
+      <w:rPr>
+        <w:rFonts w:ascii="Wingdings" w:hAnsi="Wingdings" w:hint="default"/>
+        <w:sz w:val="20"/>
+      </w:rPr>
+    </w:lvl>
+    <w:lvl w:ilvl="7" w:tentative="1">
+      <w:start w:val="1"/>
+      <w:numFmt w:val="bullet"/>
+      <w:lvlText w:val=""/>
+      <w:lvlJc w:val="left"/>
+      <w:pPr>
+        <w:tabs>
+          <w:tab w:val="num" w:pos="5760"/>
+        </w:tabs>
+        <w:ind w:left="5760" w:hanging="360"/>
+      </w:pPr>
+      <w:rPr>
+        <w:rFonts w:ascii="Wingdings" w:hAnsi="Wingdings" w:hint="default"/>
+        <w:sz w:val="20"/>
+      </w:rPr>
+    </w:lvl>
+    <w:lvl w:ilvl="8" w:tentative="1">
+      <w:start w:val="1"/>
+      <w:numFmt w:val="bullet"/>
+      <w:lvlText w:val=""/>
+      <w:lvlJc w:val="left"/>
+      <w:pPr>
+        <w:tabs>
+          <w:tab w:val="num" w:pos="6480"/>
+        </w:tabs>
+        <w:ind w:left="6480" w:hanging="360"/>
+      </w:pPr>
+      <w:rPr>
+        <w:rFonts w:ascii="Wingdings" w:hAnsi="Wingdings" w:hint="default"/>
+        <w:sz w:val="20"/>
+      </w:rPr>
+    </w:lvl>
+  </w:abstractNum>
+  <w:abstractNum w:abstractNumId="7" w15:restartNumberingAfterBreak="0">
+    <w:nsid w:val="3F9E4725"/>
+    <w:multiLevelType w:val="multilevel"/>
+    <w:tmpl w:val="2F5C4938"/>
+    <w:lvl w:ilvl="0">
+      <w:start w:val="1"/>
+      <w:numFmt w:val="bullet"/>
+      <w:lvlText w:val=""/>
+      <w:lvlJc w:val="left"/>
+      <w:pPr>
+        <w:tabs>
+          <w:tab w:val="num" w:pos="720"/>
+        </w:tabs>
+        <w:ind w:left="720" w:hanging="360"/>
+      </w:pPr>
+      <w:rPr>
+        <w:rFonts w:ascii="Symbol" w:hAnsi="Symbol" w:hint="default"/>
+        <w:sz w:val="20"/>
+      </w:rPr>
+    </w:lvl>
+    <w:lvl w:ilvl="1" w:tentative="1">
+      <w:start w:val="1"/>
+      <w:numFmt w:val="bullet"/>
+      <w:lvlText w:val="o"/>
+      <w:lvlJc w:val="left"/>
+      <w:pPr>
+        <w:tabs>
+          <w:tab w:val="num" w:pos="1440"/>
+        </w:tabs>
+        <w:ind w:left="1440" w:hanging="360"/>
+      </w:pPr>
+      <w:rPr>
+        <w:rFonts w:ascii="Courier New" w:hAnsi="Courier New" w:hint="default"/>
+        <w:sz w:val="20"/>
+      </w:rPr>
+    </w:lvl>
+    <w:lvl w:ilvl="2" w:tentative="1">
+      <w:start w:val="1"/>
+      <w:numFmt w:val="bullet"/>
+      <w:lvlText w:val=""/>
+      <w:lvlJc w:val="left"/>
+      <w:pPr>
+        <w:tabs>
+          <w:tab w:val="num" w:pos="2160"/>
+        </w:tabs>
+        <w:ind w:left="2160" w:hanging="360"/>
+      </w:pPr>
+      <w:rPr>
+        <w:rFonts w:ascii="Wingdings" w:hAnsi="Wingdings" w:hint="default"/>
+        <w:sz w:val="20"/>
+      </w:rPr>
+    </w:lvl>
+    <w:lvl w:ilvl="3" w:tentative="1">
+      <w:start w:val="1"/>
+      <w:numFmt w:val="bullet"/>
+      <w:lvlText w:val=""/>
+      <w:lvlJc w:val="left"/>
+      <w:pPr>
+        <w:tabs>
+          <w:tab w:val="num" w:pos="2880"/>
+        </w:tabs>
+        <w:ind w:left="2880" w:hanging="360"/>
+      </w:pPr>
+      <w:rPr>
+        <w:rFonts w:ascii="Wingdings" w:hAnsi="Wingdings" w:hint="default"/>
+        <w:sz w:val="20"/>
+      </w:rPr>
+    </w:lvl>
+    <w:lvl w:ilvl="4" w:tentative="1">
+      <w:start w:val="1"/>
+      <w:numFmt w:val="bullet"/>
+      <w:lvlText w:val=""/>
+      <w:lvlJc w:val="left"/>
+      <w:pPr>
+        <w:tabs>
+          <w:tab w:val="num" w:pos="3600"/>
+        </w:tabs>
+        <w:ind w:left="3600" w:hanging="360"/>
+      </w:pPr>
+      <w:rPr>
+        <w:rFonts w:ascii="Wingdings" w:hAnsi="Wingdings" w:hint="default"/>
+        <w:sz w:val="20"/>
+      </w:rPr>
+    </w:lvl>
+    <w:lvl w:ilvl="5" w:tentative="1">
+      <w:start w:val="1"/>
+      <w:numFmt w:val="bullet"/>
+      <w:lvlText w:val=""/>
+      <w:lvlJc w:val="left"/>
+      <w:pPr>
+        <w:tabs>
+          <w:tab w:val="num" w:pos="4320"/>
+        </w:tabs>
+        <w:ind w:left="4320" w:hanging="360"/>
+      </w:pPr>
+      <w:rPr>
+        <w:rFonts w:ascii="Wingdings" w:hAnsi="Wingdings" w:hint="default"/>
+        <w:sz w:val="20"/>
+      </w:rPr>
+    </w:lvl>
+    <w:lvl w:ilvl="6" w:tentative="1">
+      <w:start w:val="1"/>
+      <w:numFmt w:val="bullet"/>
+      <w:lvlText w:val=""/>
+      <w:lvlJc w:val="left"/>
+      <w:pPr>
+        <w:tabs>
+          <w:tab w:val="num" w:pos="5040"/>
+        </w:tabs>
+        <w:ind w:left="5040" w:hanging="360"/>
+      </w:pPr>
+      <w:rPr>
+        <w:rFonts w:ascii="Wingdings" w:hAnsi="Wingdings" w:hint="default"/>
+        <w:sz w:val="20"/>
+      </w:rPr>
+    </w:lvl>
+    <w:lvl w:ilvl="7" w:tentative="1">
+      <w:start w:val="1"/>
+      <w:numFmt w:val="bullet"/>
+      <w:lvlText w:val=""/>
+      <w:lvlJc w:val="left"/>
+      <w:pPr>
+        <w:tabs>
+          <w:tab w:val="num" w:pos="5760"/>
+        </w:tabs>
+        <w:ind w:left="5760" w:hanging="360"/>
+      </w:pPr>
+      <w:rPr>
+        <w:rFonts w:ascii="Wingdings" w:hAnsi="Wingdings" w:hint="default"/>
+        <w:sz w:val="20"/>
+      </w:rPr>
+    </w:lvl>
+    <w:lvl w:ilvl="8" w:tentative="1">
+      <w:start w:val="1"/>
+      <w:numFmt w:val="bullet"/>
+      <w:lvlText w:val=""/>
+      <w:lvlJc w:val="left"/>
+      <w:pPr>
+        <w:tabs>
+          <w:tab w:val="num" w:pos="6480"/>
+        </w:tabs>
+        <w:ind w:left="6480" w:hanging="360"/>
+      </w:pPr>
+      <w:rPr>
+        <w:rFonts w:ascii="Wingdings" w:hAnsi="Wingdings" w:hint="default"/>
+        <w:sz w:val="20"/>
+      </w:rPr>
+    </w:lvl>
+  </w:abstractNum>
+  <w:abstractNum w:abstractNumId="8" w15:restartNumberingAfterBreak="0">
     <w:nsid w:val="411F7212"/>
     <w:multiLevelType w:val="multilevel"/>
     <w:tmpl w:val="CD802E4C"/>
@@ -11252,7 +14875,7 @@
       </w:pPr>
     </w:lvl>
   </w:abstractNum>
-  <w:abstractNum w:abstractNumId="5" w15:restartNumberingAfterBreak="0">
+  <w:abstractNum w:abstractNumId="9" w15:restartNumberingAfterBreak="0">
     <w:nsid w:val="43165EB3"/>
     <w:multiLevelType w:val="multilevel"/>
     <w:tmpl w:val="9920D9E6"/>
@@ -11365,7 +14988,603 @@
       </w:pPr>
     </w:lvl>
   </w:abstractNum>
-  <w:abstractNum w:abstractNumId="6" w15:restartNumberingAfterBreak="0">
+  <w:abstractNum w:abstractNumId="10" w15:restartNumberingAfterBreak="0">
+    <w:nsid w:val="46417112"/>
+    <w:multiLevelType w:val="multilevel"/>
+    <w:tmpl w:val="0612512C"/>
+    <w:lvl w:ilvl="0">
+      <w:start w:val="1"/>
+      <w:numFmt w:val="bullet"/>
+      <w:lvlText w:val=""/>
+      <w:lvlJc w:val="left"/>
+      <w:pPr>
+        <w:tabs>
+          <w:tab w:val="num" w:pos="720"/>
+        </w:tabs>
+        <w:ind w:left="720" w:hanging="360"/>
+      </w:pPr>
+      <w:rPr>
+        <w:rFonts w:ascii="Symbol" w:hAnsi="Symbol" w:hint="default"/>
+        <w:sz w:val="20"/>
+      </w:rPr>
+    </w:lvl>
+    <w:lvl w:ilvl="1" w:tentative="1">
+      <w:start w:val="1"/>
+      <w:numFmt w:val="bullet"/>
+      <w:lvlText w:val="o"/>
+      <w:lvlJc w:val="left"/>
+      <w:pPr>
+        <w:tabs>
+          <w:tab w:val="num" w:pos="1440"/>
+        </w:tabs>
+        <w:ind w:left="1440" w:hanging="360"/>
+      </w:pPr>
+      <w:rPr>
+        <w:rFonts w:ascii="Courier New" w:hAnsi="Courier New" w:hint="default"/>
+        <w:sz w:val="20"/>
+      </w:rPr>
+    </w:lvl>
+    <w:lvl w:ilvl="2" w:tentative="1">
+      <w:start w:val="1"/>
+      <w:numFmt w:val="bullet"/>
+      <w:lvlText w:val=""/>
+      <w:lvlJc w:val="left"/>
+      <w:pPr>
+        <w:tabs>
+          <w:tab w:val="num" w:pos="2160"/>
+        </w:tabs>
+        <w:ind w:left="2160" w:hanging="360"/>
+      </w:pPr>
+      <w:rPr>
+        <w:rFonts w:ascii="Wingdings" w:hAnsi="Wingdings" w:hint="default"/>
+        <w:sz w:val="20"/>
+      </w:rPr>
+    </w:lvl>
+    <w:lvl w:ilvl="3" w:tentative="1">
+      <w:start w:val="1"/>
+      <w:numFmt w:val="bullet"/>
+      <w:lvlText w:val=""/>
+      <w:lvlJc w:val="left"/>
+      <w:pPr>
+        <w:tabs>
+          <w:tab w:val="num" w:pos="2880"/>
+        </w:tabs>
+        <w:ind w:left="2880" w:hanging="360"/>
+      </w:pPr>
+      <w:rPr>
+        <w:rFonts w:ascii="Wingdings" w:hAnsi="Wingdings" w:hint="default"/>
+        <w:sz w:val="20"/>
+      </w:rPr>
+    </w:lvl>
+    <w:lvl w:ilvl="4" w:tentative="1">
+      <w:start w:val="1"/>
+      <w:numFmt w:val="bullet"/>
+      <w:lvlText w:val=""/>
+      <w:lvlJc w:val="left"/>
+      <w:pPr>
+        <w:tabs>
+          <w:tab w:val="num" w:pos="3600"/>
+        </w:tabs>
+        <w:ind w:left="3600" w:hanging="360"/>
+      </w:pPr>
+      <w:rPr>
+        <w:rFonts w:ascii="Wingdings" w:hAnsi="Wingdings" w:hint="default"/>
+        <w:sz w:val="20"/>
+      </w:rPr>
+    </w:lvl>
+    <w:lvl w:ilvl="5" w:tentative="1">
+      <w:start w:val="1"/>
+      <w:numFmt w:val="bullet"/>
+      <w:lvlText w:val=""/>
+      <w:lvlJc w:val="left"/>
+      <w:pPr>
+        <w:tabs>
+          <w:tab w:val="num" w:pos="4320"/>
+        </w:tabs>
+        <w:ind w:left="4320" w:hanging="360"/>
+      </w:pPr>
+      <w:rPr>
+        <w:rFonts w:ascii="Wingdings" w:hAnsi="Wingdings" w:hint="default"/>
+        <w:sz w:val="20"/>
+      </w:rPr>
+    </w:lvl>
+    <w:lvl w:ilvl="6" w:tentative="1">
+      <w:start w:val="1"/>
+      <w:numFmt w:val="bullet"/>
+      <w:lvlText w:val=""/>
+      <w:lvlJc w:val="left"/>
+      <w:pPr>
+        <w:tabs>
+          <w:tab w:val="num" w:pos="5040"/>
+        </w:tabs>
+        <w:ind w:left="5040" w:hanging="360"/>
+      </w:pPr>
+      <w:rPr>
+        <w:rFonts w:ascii="Wingdings" w:hAnsi="Wingdings" w:hint="default"/>
+        <w:sz w:val="20"/>
+      </w:rPr>
+    </w:lvl>
+    <w:lvl w:ilvl="7" w:tentative="1">
+      <w:start w:val="1"/>
+      <w:numFmt w:val="bullet"/>
+      <w:lvlText w:val=""/>
+      <w:lvlJc w:val="left"/>
+      <w:pPr>
+        <w:tabs>
+          <w:tab w:val="num" w:pos="5760"/>
+        </w:tabs>
+        <w:ind w:left="5760" w:hanging="360"/>
+      </w:pPr>
+      <w:rPr>
+        <w:rFonts w:ascii="Wingdings" w:hAnsi="Wingdings" w:hint="default"/>
+        <w:sz w:val="20"/>
+      </w:rPr>
+    </w:lvl>
+    <w:lvl w:ilvl="8" w:tentative="1">
+      <w:start w:val="1"/>
+      <w:numFmt w:val="bullet"/>
+      <w:lvlText w:val=""/>
+      <w:lvlJc w:val="left"/>
+      <w:pPr>
+        <w:tabs>
+          <w:tab w:val="num" w:pos="6480"/>
+        </w:tabs>
+        <w:ind w:left="6480" w:hanging="360"/>
+      </w:pPr>
+      <w:rPr>
+        <w:rFonts w:ascii="Wingdings" w:hAnsi="Wingdings" w:hint="default"/>
+        <w:sz w:val="20"/>
+      </w:rPr>
+    </w:lvl>
+  </w:abstractNum>
+  <w:abstractNum w:abstractNumId="11" w15:restartNumberingAfterBreak="0">
+    <w:nsid w:val="47107DAF"/>
+    <w:multiLevelType w:val="multilevel"/>
+    <w:tmpl w:val="F86E5642"/>
+    <w:lvl w:ilvl="0">
+      <w:start w:val="1"/>
+      <w:numFmt w:val="bullet"/>
+      <w:lvlText w:val=""/>
+      <w:lvlJc w:val="left"/>
+      <w:pPr>
+        <w:tabs>
+          <w:tab w:val="num" w:pos="720"/>
+        </w:tabs>
+        <w:ind w:left="720" w:hanging="360"/>
+      </w:pPr>
+      <w:rPr>
+        <w:rFonts w:ascii="Symbol" w:hAnsi="Symbol" w:hint="default"/>
+        <w:sz w:val="20"/>
+      </w:rPr>
+    </w:lvl>
+    <w:lvl w:ilvl="1" w:tentative="1">
+      <w:start w:val="1"/>
+      <w:numFmt w:val="bullet"/>
+      <w:lvlText w:val="o"/>
+      <w:lvlJc w:val="left"/>
+      <w:pPr>
+        <w:tabs>
+          <w:tab w:val="num" w:pos="1440"/>
+        </w:tabs>
+        <w:ind w:left="1440" w:hanging="360"/>
+      </w:pPr>
+      <w:rPr>
+        <w:rFonts w:ascii="Courier New" w:hAnsi="Courier New" w:hint="default"/>
+        <w:sz w:val="20"/>
+      </w:rPr>
+    </w:lvl>
+    <w:lvl w:ilvl="2" w:tentative="1">
+      <w:start w:val="1"/>
+      <w:numFmt w:val="bullet"/>
+      <w:lvlText w:val=""/>
+      <w:lvlJc w:val="left"/>
+      <w:pPr>
+        <w:tabs>
+          <w:tab w:val="num" w:pos="2160"/>
+        </w:tabs>
+        <w:ind w:left="2160" w:hanging="360"/>
+      </w:pPr>
+      <w:rPr>
+        <w:rFonts w:ascii="Wingdings" w:hAnsi="Wingdings" w:hint="default"/>
+        <w:sz w:val="20"/>
+      </w:rPr>
+    </w:lvl>
+    <w:lvl w:ilvl="3" w:tentative="1">
+      <w:start w:val="1"/>
+      <w:numFmt w:val="bullet"/>
+      <w:lvlText w:val=""/>
+      <w:lvlJc w:val="left"/>
+      <w:pPr>
+        <w:tabs>
+          <w:tab w:val="num" w:pos="2880"/>
+        </w:tabs>
+        <w:ind w:left="2880" w:hanging="360"/>
+      </w:pPr>
+      <w:rPr>
+        <w:rFonts w:ascii="Wingdings" w:hAnsi="Wingdings" w:hint="default"/>
+        <w:sz w:val="20"/>
+      </w:rPr>
+    </w:lvl>
+    <w:lvl w:ilvl="4" w:tentative="1">
+      <w:start w:val="1"/>
+      <w:numFmt w:val="bullet"/>
+      <w:lvlText w:val=""/>
+      <w:lvlJc w:val="left"/>
+      <w:pPr>
+        <w:tabs>
+          <w:tab w:val="num" w:pos="3600"/>
+        </w:tabs>
+        <w:ind w:left="3600" w:hanging="360"/>
+      </w:pPr>
+      <w:rPr>
+        <w:rFonts w:ascii="Wingdings" w:hAnsi="Wingdings" w:hint="default"/>
+        <w:sz w:val="20"/>
+      </w:rPr>
+    </w:lvl>
+    <w:lvl w:ilvl="5" w:tentative="1">
+      <w:start w:val="1"/>
+      <w:numFmt w:val="bullet"/>
+      <w:lvlText w:val=""/>
+      <w:lvlJc w:val="left"/>
+      <w:pPr>
+        <w:tabs>
+          <w:tab w:val="num" w:pos="4320"/>
+        </w:tabs>
+        <w:ind w:left="4320" w:hanging="360"/>
+      </w:pPr>
+      <w:rPr>
+        <w:rFonts w:ascii="Wingdings" w:hAnsi="Wingdings" w:hint="default"/>
+        <w:sz w:val="20"/>
+      </w:rPr>
+    </w:lvl>
+    <w:lvl w:ilvl="6" w:tentative="1">
+      <w:start w:val="1"/>
+      <w:numFmt w:val="bullet"/>
+      <w:lvlText w:val=""/>
+      <w:lvlJc w:val="left"/>
+      <w:pPr>
+        <w:tabs>
+          <w:tab w:val="num" w:pos="5040"/>
+        </w:tabs>
+        <w:ind w:left="5040" w:hanging="360"/>
+      </w:pPr>
+      <w:rPr>
+        <w:rFonts w:ascii="Wingdings" w:hAnsi="Wingdings" w:hint="default"/>
+        <w:sz w:val="20"/>
+      </w:rPr>
+    </w:lvl>
+    <w:lvl w:ilvl="7" w:tentative="1">
+      <w:start w:val="1"/>
+      <w:numFmt w:val="bullet"/>
+      <w:lvlText w:val=""/>
+      <w:lvlJc w:val="left"/>
+      <w:pPr>
+        <w:tabs>
+          <w:tab w:val="num" w:pos="5760"/>
+        </w:tabs>
+        <w:ind w:left="5760" w:hanging="360"/>
+      </w:pPr>
+      <w:rPr>
+        <w:rFonts w:ascii="Wingdings" w:hAnsi="Wingdings" w:hint="default"/>
+        <w:sz w:val="20"/>
+      </w:rPr>
+    </w:lvl>
+    <w:lvl w:ilvl="8" w:tentative="1">
+      <w:start w:val="1"/>
+      <w:numFmt w:val="bullet"/>
+      <w:lvlText w:val=""/>
+      <w:lvlJc w:val="left"/>
+      <w:pPr>
+        <w:tabs>
+          <w:tab w:val="num" w:pos="6480"/>
+        </w:tabs>
+        <w:ind w:left="6480" w:hanging="360"/>
+      </w:pPr>
+      <w:rPr>
+        <w:rFonts w:ascii="Wingdings" w:hAnsi="Wingdings" w:hint="default"/>
+        <w:sz w:val="20"/>
+      </w:rPr>
+    </w:lvl>
+  </w:abstractNum>
+  <w:abstractNum w:abstractNumId="12" w15:restartNumberingAfterBreak="0">
+    <w:nsid w:val="4833069E"/>
+    <w:multiLevelType w:val="multilevel"/>
+    <w:tmpl w:val="309C29BE"/>
+    <w:lvl w:ilvl="0">
+      <w:start w:val="1"/>
+      <w:numFmt w:val="bullet"/>
+      <w:lvlText w:val=""/>
+      <w:lvlJc w:val="left"/>
+      <w:pPr>
+        <w:tabs>
+          <w:tab w:val="num" w:pos="720"/>
+        </w:tabs>
+        <w:ind w:left="720" w:hanging="360"/>
+      </w:pPr>
+      <w:rPr>
+        <w:rFonts w:ascii="Symbol" w:hAnsi="Symbol" w:hint="default"/>
+        <w:sz w:val="20"/>
+      </w:rPr>
+    </w:lvl>
+    <w:lvl w:ilvl="1">
+      <w:start w:val="1"/>
+      <w:numFmt w:val="bullet"/>
+      <w:lvlText w:val="o"/>
+      <w:lvlJc w:val="left"/>
+      <w:pPr>
+        <w:tabs>
+          <w:tab w:val="num" w:pos="1440"/>
+        </w:tabs>
+        <w:ind w:left="1440" w:hanging="360"/>
+      </w:pPr>
+      <w:rPr>
+        <w:rFonts w:ascii="Courier New" w:hAnsi="Courier New" w:hint="default"/>
+        <w:sz w:val="20"/>
+      </w:rPr>
+    </w:lvl>
+    <w:lvl w:ilvl="2" w:tentative="1">
+      <w:start w:val="1"/>
+      <w:numFmt w:val="bullet"/>
+      <w:lvlText w:val=""/>
+      <w:lvlJc w:val="left"/>
+      <w:pPr>
+        <w:tabs>
+          <w:tab w:val="num" w:pos="2160"/>
+        </w:tabs>
+        <w:ind w:left="2160" w:hanging="360"/>
+      </w:pPr>
+      <w:rPr>
+        <w:rFonts w:ascii="Wingdings" w:hAnsi="Wingdings" w:hint="default"/>
+        <w:sz w:val="20"/>
+      </w:rPr>
+    </w:lvl>
+    <w:lvl w:ilvl="3" w:tentative="1">
+      <w:start w:val="1"/>
+      <w:numFmt w:val="bullet"/>
+      <w:lvlText w:val=""/>
+      <w:lvlJc w:val="left"/>
+      <w:pPr>
+        <w:tabs>
+          <w:tab w:val="num" w:pos="2880"/>
+        </w:tabs>
+        <w:ind w:left="2880" w:hanging="360"/>
+      </w:pPr>
+      <w:rPr>
+        <w:rFonts w:ascii="Wingdings" w:hAnsi="Wingdings" w:hint="default"/>
+        <w:sz w:val="20"/>
+      </w:rPr>
+    </w:lvl>
+    <w:lvl w:ilvl="4" w:tentative="1">
+      <w:start w:val="1"/>
+      <w:numFmt w:val="bullet"/>
+      <w:lvlText w:val=""/>
+      <w:lvlJc w:val="left"/>
+      <w:pPr>
+        <w:tabs>
+          <w:tab w:val="num" w:pos="3600"/>
+        </w:tabs>
+        <w:ind w:left="3600" w:hanging="360"/>
+      </w:pPr>
+      <w:rPr>
+        <w:rFonts w:ascii="Wingdings" w:hAnsi="Wingdings" w:hint="default"/>
+        <w:sz w:val="20"/>
+      </w:rPr>
+    </w:lvl>
+    <w:lvl w:ilvl="5" w:tentative="1">
+      <w:start w:val="1"/>
+      <w:numFmt w:val="bullet"/>
+      <w:lvlText w:val=""/>
+      <w:lvlJc w:val="left"/>
+      <w:pPr>
+        <w:tabs>
+          <w:tab w:val="num" w:pos="4320"/>
+        </w:tabs>
+        <w:ind w:left="4320" w:hanging="360"/>
+      </w:pPr>
+      <w:rPr>
+        <w:rFonts w:ascii="Wingdings" w:hAnsi="Wingdings" w:hint="default"/>
+        <w:sz w:val="20"/>
+      </w:rPr>
+    </w:lvl>
+    <w:lvl w:ilvl="6" w:tentative="1">
+      <w:start w:val="1"/>
+      <w:numFmt w:val="bullet"/>
+      <w:lvlText w:val=""/>
+      <w:lvlJc w:val="left"/>
+      <w:pPr>
+        <w:tabs>
+          <w:tab w:val="num" w:pos="5040"/>
+        </w:tabs>
+        <w:ind w:left="5040" w:hanging="360"/>
+      </w:pPr>
+      <w:rPr>
+        <w:rFonts w:ascii="Wingdings" w:hAnsi="Wingdings" w:hint="default"/>
+        <w:sz w:val="20"/>
+      </w:rPr>
+    </w:lvl>
+    <w:lvl w:ilvl="7" w:tentative="1">
+      <w:start w:val="1"/>
+      <w:numFmt w:val="bullet"/>
+      <w:lvlText w:val=""/>
+      <w:lvlJc w:val="left"/>
+      <w:pPr>
+        <w:tabs>
+          <w:tab w:val="num" w:pos="5760"/>
+        </w:tabs>
+        <w:ind w:left="5760" w:hanging="360"/>
+      </w:pPr>
+      <w:rPr>
+        <w:rFonts w:ascii="Wingdings" w:hAnsi="Wingdings" w:hint="default"/>
+        <w:sz w:val="20"/>
+      </w:rPr>
+    </w:lvl>
+    <w:lvl w:ilvl="8" w:tentative="1">
+      <w:start w:val="1"/>
+      <w:numFmt w:val="bullet"/>
+      <w:lvlText w:val=""/>
+      <w:lvlJc w:val="left"/>
+      <w:pPr>
+        <w:tabs>
+          <w:tab w:val="num" w:pos="6480"/>
+        </w:tabs>
+        <w:ind w:left="6480" w:hanging="360"/>
+      </w:pPr>
+      <w:rPr>
+        <w:rFonts w:ascii="Wingdings" w:hAnsi="Wingdings" w:hint="default"/>
+        <w:sz w:val="20"/>
+      </w:rPr>
+    </w:lvl>
+  </w:abstractNum>
+  <w:abstractNum w:abstractNumId="13" w15:restartNumberingAfterBreak="0">
+    <w:nsid w:val="484D62E2"/>
+    <w:multiLevelType w:val="multilevel"/>
+    <w:tmpl w:val="A50C3DA2"/>
+    <w:lvl w:ilvl="0">
+      <w:start w:val="1"/>
+      <w:numFmt w:val="bullet"/>
+      <w:lvlText w:val=""/>
+      <w:lvlJc w:val="left"/>
+      <w:pPr>
+        <w:tabs>
+          <w:tab w:val="num" w:pos="720"/>
+        </w:tabs>
+        <w:ind w:left="720" w:hanging="360"/>
+      </w:pPr>
+      <w:rPr>
+        <w:rFonts w:ascii="Symbol" w:hAnsi="Symbol" w:hint="default"/>
+        <w:sz w:val="20"/>
+      </w:rPr>
+    </w:lvl>
+    <w:lvl w:ilvl="1" w:tentative="1">
+      <w:start w:val="1"/>
+      <w:numFmt w:val="bullet"/>
+      <w:lvlText w:val="o"/>
+      <w:lvlJc w:val="left"/>
+      <w:pPr>
+        <w:tabs>
+          <w:tab w:val="num" w:pos="1440"/>
+        </w:tabs>
+        <w:ind w:left="1440" w:hanging="360"/>
+      </w:pPr>
+      <w:rPr>
+        <w:rFonts w:ascii="Courier New" w:hAnsi="Courier New" w:hint="default"/>
+        <w:sz w:val="20"/>
+      </w:rPr>
+    </w:lvl>
+    <w:lvl w:ilvl="2" w:tentative="1">
+      <w:start w:val="1"/>
+      <w:numFmt w:val="bullet"/>
+      <w:lvlText w:val=""/>
+      <w:lvlJc w:val="left"/>
+      <w:pPr>
+        <w:tabs>
+          <w:tab w:val="num" w:pos="2160"/>
+        </w:tabs>
+        <w:ind w:left="2160" w:hanging="360"/>
+      </w:pPr>
+      <w:rPr>
+        <w:rFonts w:ascii="Wingdings" w:hAnsi="Wingdings" w:hint="default"/>
+        <w:sz w:val="20"/>
+      </w:rPr>
+    </w:lvl>
+    <w:lvl w:ilvl="3" w:tentative="1">
+      <w:start w:val="1"/>
+      <w:numFmt w:val="bullet"/>
+      <w:lvlText w:val=""/>
+      <w:lvlJc w:val="left"/>
+      <w:pPr>
+        <w:tabs>
+          <w:tab w:val="num" w:pos="2880"/>
+        </w:tabs>
+        <w:ind w:left="2880" w:hanging="360"/>
+      </w:pPr>
+      <w:rPr>
+        <w:rFonts w:ascii="Wingdings" w:hAnsi="Wingdings" w:hint="default"/>
+        <w:sz w:val="20"/>
+      </w:rPr>
+    </w:lvl>
+    <w:lvl w:ilvl="4" w:tentative="1">
+      <w:start w:val="1"/>
+      <w:numFmt w:val="bullet"/>
+      <w:lvlText w:val=""/>
+      <w:lvlJc w:val="left"/>
+      <w:pPr>
+        <w:tabs>
+          <w:tab w:val="num" w:pos="3600"/>
+        </w:tabs>
+        <w:ind w:left="3600" w:hanging="360"/>
+      </w:pPr>
+      <w:rPr>
+        <w:rFonts w:ascii="Wingdings" w:hAnsi="Wingdings" w:hint="default"/>
+        <w:sz w:val="20"/>
+      </w:rPr>
+    </w:lvl>
+    <w:lvl w:ilvl="5" w:tentative="1">
+      <w:start w:val="1"/>
+      <w:numFmt w:val="bullet"/>
+      <w:lvlText w:val=""/>
+      <w:lvlJc w:val="left"/>
+      <w:pPr>
+        <w:tabs>
+          <w:tab w:val="num" w:pos="4320"/>
+        </w:tabs>
+        <w:ind w:left="4320" w:hanging="360"/>
+      </w:pPr>
+      <w:rPr>
+        <w:rFonts w:ascii="Wingdings" w:hAnsi="Wingdings" w:hint="default"/>
+        <w:sz w:val="20"/>
+      </w:rPr>
+    </w:lvl>
+    <w:lvl w:ilvl="6" w:tentative="1">
+      <w:start w:val="1"/>
+      <w:numFmt w:val="bullet"/>
+      <w:lvlText w:val=""/>
+      <w:lvlJc w:val="left"/>
+      <w:pPr>
+        <w:tabs>
+          <w:tab w:val="num" w:pos="5040"/>
+        </w:tabs>
+        <w:ind w:left="5040" w:hanging="360"/>
+      </w:pPr>
+      <w:rPr>
+        <w:rFonts w:ascii="Wingdings" w:hAnsi="Wingdings" w:hint="default"/>
+        <w:sz w:val="20"/>
+      </w:rPr>
+    </w:lvl>
+    <w:lvl w:ilvl="7" w:tentative="1">
+      <w:start w:val="1"/>
+      <w:numFmt w:val="bullet"/>
+      <w:lvlText w:val=""/>
+      <w:lvlJc w:val="left"/>
+      <w:pPr>
+        <w:tabs>
+          <w:tab w:val="num" w:pos="5760"/>
+        </w:tabs>
+        <w:ind w:left="5760" w:hanging="360"/>
+      </w:pPr>
+      <w:rPr>
+        <w:rFonts w:ascii="Wingdings" w:hAnsi="Wingdings" w:hint="default"/>
+        <w:sz w:val="20"/>
+      </w:rPr>
+    </w:lvl>
+    <w:lvl w:ilvl="8" w:tentative="1">
+      <w:start w:val="1"/>
+      <w:numFmt w:val="bullet"/>
+      <w:lvlText w:val=""/>
+      <w:lvlJc w:val="left"/>
+      <w:pPr>
+        <w:tabs>
+          <w:tab w:val="num" w:pos="6480"/>
+        </w:tabs>
+        <w:ind w:left="6480" w:hanging="360"/>
+      </w:pPr>
+      <w:rPr>
+        <w:rFonts w:ascii="Wingdings" w:hAnsi="Wingdings" w:hint="default"/>
+        <w:sz w:val="20"/>
+      </w:rPr>
+    </w:lvl>
+  </w:abstractNum>
+  <w:abstractNum w:abstractNumId="14" w15:restartNumberingAfterBreak="0">
     <w:nsid w:val="48BB705D"/>
     <w:multiLevelType w:val="multilevel"/>
     <w:tmpl w:val="C0B2E440"/>
@@ -11478,7 +15697,7 @@
       </w:pPr>
     </w:lvl>
   </w:abstractNum>
-  <w:abstractNum w:abstractNumId="7" w15:restartNumberingAfterBreak="0">
+  <w:abstractNum w:abstractNumId="15" w15:restartNumberingAfterBreak="0">
     <w:nsid w:val="4CAE7283"/>
     <w:multiLevelType w:val="multilevel"/>
     <w:tmpl w:val="C4E40942"/>
@@ -11627,7 +15846,7 @@
       </w:rPr>
     </w:lvl>
   </w:abstractNum>
-  <w:abstractNum w:abstractNumId="8" w15:restartNumberingAfterBreak="0">
+  <w:abstractNum w:abstractNumId="16" w15:restartNumberingAfterBreak="0">
     <w:nsid w:val="4DB974CB"/>
     <w:multiLevelType w:val="multilevel"/>
     <w:tmpl w:val="AFACE8CA"/>
@@ -11776,7 +15995,7 @@
       </w:rPr>
     </w:lvl>
   </w:abstractNum>
-  <w:abstractNum w:abstractNumId="9" w15:restartNumberingAfterBreak="0">
+  <w:abstractNum w:abstractNumId="17" w15:restartNumberingAfterBreak="0">
     <w:nsid w:val="50701EAE"/>
     <w:multiLevelType w:val="multilevel"/>
     <w:tmpl w:val="518CDD20"/>
@@ -11925,7 +16144,7 @@
       </w:rPr>
     </w:lvl>
   </w:abstractNum>
-  <w:abstractNum w:abstractNumId="10" w15:restartNumberingAfterBreak="0">
+  <w:abstractNum w:abstractNumId="18" w15:restartNumberingAfterBreak="0">
     <w:nsid w:val="55E45C62"/>
     <w:multiLevelType w:val="multilevel"/>
     <w:tmpl w:val="BF3CF1F2"/>
@@ -12074,7 +16293,120 @@
       </w:rPr>
     </w:lvl>
   </w:abstractNum>
-  <w:abstractNum w:abstractNumId="11" w15:restartNumberingAfterBreak="0">
+  <w:abstractNum w:abstractNumId="19" w15:restartNumberingAfterBreak="0">
+    <w:nsid w:val="60555D9B"/>
+    <w:multiLevelType w:val="multilevel"/>
+    <w:tmpl w:val="A71EBF78"/>
+    <w:lvl w:ilvl="0">
+      <w:start w:val="1"/>
+      <w:numFmt w:val="decimal"/>
+      <w:lvlText w:val="%1."/>
+      <w:lvlJc w:val="left"/>
+      <w:pPr>
+        <w:tabs>
+          <w:tab w:val="num" w:pos="720"/>
+        </w:tabs>
+        <w:ind w:left="720" w:hanging="360"/>
+      </w:pPr>
+    </w:lvl>
+    <w:lvl w:ilvl="1" w:tentative="1">
+      <w:start w:val="1"/>
+      <w:numFmt w:val="decimal"/>
+      <w:lvlText w:val="%2."/>
+      <w:lvlJc w:val="left"/>
+      <w:pPr>
+        <w:tabs>
+          <w:tab w:val="num" w:pos="1440"/>
+        </w:tabs>
+        <w:ind w:left="1440" w:hanging="360"/>
+      </w:pPr>
+    </w:lvl>
+    <w:lvl w:ilvl="2" w:tentative="1">
+      <w:start w:val="1"/>
+      <w:numFmt w:val="decimal"/>
+      <w:lvlText w:val="%3."/>
+      <w:lvlJc w:val="left"/>
+      <w:pPr>
+        <w:tabs>
+          <w:tab w:val="num" w:pos="2160"/>
+        </w:tabs>
+        <w:ind w:left="2160" w:hanging="360"/>
+      </w:pPr>
+    </w:lvl>
+    <w:lvl w:ilvl="3" w:tentative="1">
+      <w:start w:val="1"/>
+      <w:numFmt w:val="decimal"/>
+      <w:lvlText w:val="%4."/>
+      <w:lvlJc w:val="left"/>
+      <w:pPr>
+        <w:tabs>
+          <w:tab w:val="num" w:pos="2880"/>
+        </w:tabs>
+        <w:ind w:left="2880" w:hanging="360"/>
+      </w:pPr>
+    </w:lvl>
+    <w:lvl w:ilvl="4" w:tentative="1">
+      <w:start w:val="1"/>
+      <w:numFmt w:val="decimal"/>
+      <w:lvlText w:val="%5."/>
+      <w:lvlJc w:val="left"/>
+      <w:pPr>
+        <w:tabs>
+          <w:tab w:val="num" w:pos="3600"/>
+        </w:tabs>
+        <w:ind w:left="3600" w:hanging="360"/>
+      </w:pPr>
+    </w:lvl>
+    <w:lvl w:ilvl="5" w:tentative="1">
+      <w:start w:val="1"/>
+      <w:numFmt w:val="decimal"/>
+      <w:lvlText w:val="%6."/>
+      <w:lvlJc w:val="left"/>
+      <w:pPr>
+        <w:tabs>
+          <w:tab w:val="num" w:pos="4320"/>
+        </w:tabs>
+        <w:ind w:left="4320" w:hanging="360"/>
+      </w:pPr>
+    </w:lvl>
+    <w:lvl w:ilvl="6" w:tentative="1">
+      <w:start w:val="1"/>
+      <w:numFmt w:val="decimal"/>
+      <w:lvlText w:val="%7."/>
+      <w:lvlJc w:val="left"/>
+      <w:pPr>
+        <w:tabs>
+          <w:tab w:val="num" w:pos="5040"/>
+        </w:tabs>
+        <w:ind w:left="5040" w:hanging="360"/>
+      </w:pPr>
+    </w:lvl>
+    <w:lvl w:ilvl="7" w:tentative="1">
+      <w:start w:val="1"/>
+      <w:numFmt w:val="decimal"/>
+      <w:lvlText w:val="%8."/>
+      <w:lvlJc w:val="left"/>
+      <w:pPr>
+        <w:tabs>
+          <w:tab w:val="num" w:pos="5760"/>
+        </w:tabs>
+        <w:ind w:left="5760" w:hanging="360"/>
+      </w:pPr>
+    </w:lvl>
+    <w:lvl w:ilvl="8" w:tentative="1">
+      <w:start w:val="1"/>
+      <w:numFmt w:val="decimal"/>
+      <w:lvlText w:val="%9."/>
+      <w:lvlJc w:val="left"/>
+      <w:pPr>
+        <w:tabs>
+          <w:tab w:val="num" w:pos="6480"/>
+        </w:tabs>
+        <w:ind w:left="6480" w:hanging="360"/>
+      </w:pPr>
+    </w:lvl>
+  </w:abstractNum>
+  <w:abstractNum w:abstractNumId="20" w15:restartNumberingAfterBreak="0">
     <w:nsid w:val="632A1C00"/>
     <w:multiLevelType w:val="multilevel"/>
     <w:tmpl w:val="DB1C7472"/>
@@ -12187,7 +16519,156 @@
       </w:pPr>
     </w:lvl>
   </w:abstractNum>
-  <w:abstractNum w:abstractNumId="12" w15:restartNumberingAfterBreak="0">
+  <w:abstractNum w:abstractNumId="21" w15:restartNumberingAfterBreak="0">
+    <w:nsid w:val="64E62209"/>
+    <w:multiLevelType w:val="multilevel"/>
+    <w:tmpl w:val="B43CE7A0"/>
+    <w:lvl w:ilvl="0">
+      <w:start w:val="1"/>
+      <w:numFmt w:val="bullet"/>
+      <w:lvlText w:val=""/>
+      <w:lvlJc w:val="left"/>
+      <w:pPr>
+        <w:tabs>
+          <w:tab w:val="num" w:pos="720"/>
+        </w:tabs>
+        <w:ind w:left="720" w:hanging="360"/>
+      </w:pPr>
+      <w:rPr>
+        <w:rFonts w:ascii="Symbol" w:hAnsi="Symbol" w:hint="default"/>
+        <w:sz w:val="20"/>
+      </w:rPr>
+    </w:lvl>
+    <w:lvl w:ilvl="1" w:tentative="1">
+      <w:start w:val="1"/>
+      <w:numFmt w:val="bullet"/>
+      <w:lvlText w:val="o"/>
+      <w:lvlJc w:val="left"/>
+      <w:pPr>
+        <w:tabs>
+          <w:tab w:val="num" w:pos="1440"/>
+        </w:tabs>
+        <w:ind w:left="1440" w:hanging="360"/>
+      </w:pPr>
+      <w:rPr>
+        <w:rFonts w:ascii="Courier New" w:hAnsi="Courier New" w:hint="default"/>
+        <w:sz w:val="20"/>
+      </w:rPr>
+    </w:lvl>
+    <w:lvl w:ilvl="2" w:tentative="1">
+      <w:start w:val="1"/>
+      <w:numFmt w:val="bullet"/>
+      <w:lvlText w:val=""/>
+      <w:lvlJc w:val="left"/>
+      <w:pPr>
+        <w:tabs>
+          <w:tab w:val="num" w:pos="2160"/>
+        </w:tabs>
+        <w:ind w:left="2160" w:hanging="360"/>
+      </w:pPr>
+      <w:rPr>
+        <w:rFonts w:ascii="Wingdings" w:hAnsi="Wingdings" w:hint="default"/>
+        <w:sz w:val="20"/>
+      </w:rPr>
+    </w:lvl>
+    <w:lvl w:ilvl="3" w:tentative="1">
+      <w:start w:val="1"/>
+      <w:numFmt w:val="bullet"/>
+      <w:lvlText w:val=""/>
+      <w:lvlJc w:val="left"/>
+      <w:pPr>
+        <w:tabs>
+          <w:tab w:val="num" w:pos="2880"/>
+        </w:tabs>
+        <w:ind w:left="2880" w:hanging="360"/>
+      </w:pPr>
+      <w:rPr>
+        <w:rFonts w:ascii="Wingdings" w:hAnsi="Wingdings" w:hint="default"/>
+        <w:sz w:val="20"/>
+      </w:rPr>
+    </w:lvl>
+    <w:lvl w:ilvl="4" w:tentative="1">
+      <w:start w:val="1"/>
+      <w:numFmt w:val="bullet"/>
+      <w:lvlText w:val=""/>
+      <w:lvlJc w:val="left"/>
+      <w:pPr>
+        <w:tabs>
+          <w:tab w:val="num" w:pos="3600"/>
+        </w:tabs>
+        <w:ind w:left="3600" w:hanging="360"/>
+      </w:pPr>
+      <w:rPr>
+        <w:rFonts w:ascii="Wingdings" w:hAnsi="Wingdings" w:hint="default"/>
+        <w:sz w:val="20"/>
+      </w:rPr>
+    </w:lvl>
+    <w:lvl w:ilvl="5" w:tentative="1">
+      <w:start w:val="1"/>
+      <w:numFmt w:val="bullet"/>
+      <w:lvlText w:val=""/>
+      <w:lvlJc w:val="left"/>
+      <w:pPr>
+        <w:tabs>
+          <w:tab w:val="num" w:pos="4320"/>
+        </w:tabs>
+        <w:ind w:left="4320" w:hanging="360"/>
+      </w:pPr>
+      <w:rPr>
+        <w:rFonts w:ascii="Wingdings" w:hAnsi="Wingdings" w:hint="default"/>
+        <w:sz w:val="20"/>
+      </w:rPr>
+    </w:lvl>
+    <w:lvl w:ilvl="6" w:tentative="1">
+      <w:start w:val="1"/>
+      <w:numFmt w:val="bullet"/>
+      <w:lvlText w:val=""/>
+      <w:lvlJc w:val="left"/>
+      <w:pPr>
+        <w:tabs>
+          <w:tab w:val="num" w:pos="5040"/>
+        </w:tabs>
+        <w:ind w:left="5040" w:hanging="360"/>
+      </w:pPr>
+      <w:rPr>
+        <w:rFonts w:ascii="Wingdings" w:hAnsi="Wingdings" w:hint="default"/>
+        <w:sz w:val="20"/>
+      </w:rPr>
+    </w:lvl>
+    <w:lvl w:ilvl="7" w:tentative="1">
+      <w:start w:val="1"/>
+      <w:numFmt w:val="bullet"/>
+      <w:lvlText w:val=""/>
+      <w:lvlJc w:val="left"/>
+      <w:pPr>
+        <w:tabs>
+          <w:tab w:val="num" w:pos="5760"/>
+        </w:tabs>
+        <w:ind w:left="5760" w:hanging="360"/>
+      </w:pPr>
+      <w:rPr>
+        <w:rFonts w:ascii="Wingdings" w:hAnsi="Wingdings" w:hint="default"/>
+        <w:sz w:val="20"/>
+      </w:rPr>
+    </w:lvl>
+    <w:lvl w:ilvl="8" w:tentative="1">
+      <w:start w:val="1"/>
+      <w:numFmt w:val="bullet"/>
+      <w:lvlText w:val=""/>
+      <w:lvlJc w:val="left"/>
+      <w:pPr>
+        <w:tabs>
+          <w:tab w:val="num" w:pos="6480"/>
+        </w:tabs>
+        <w:ind w:left="6480" w:hanging="360"/>
+      </w:pPr>
+      <w:rPr>
+        <w:rFonts w:ascii="Wingdings" w:hAnsi="Wingdings" w:hint="default"/>
+        <w:sz w:val="20"/>
+      </w:rPr>
+    </w:lvl>
+  </w:abstractNum>
+  <w:abstractNum w:abstractNumId="22" w15:restartNumberingAfterBreak="0">
     <w:nsid w:val="68DC0140"/>
     <w:multiLevelType w:val="multilevel"/>
     <w:tmpl w:val="4AD06758"/>
@@ -12336,7 +16817,305 @@
       </w:rPr>
     </w:lvl>
   </w:abstractNum>
-  <w:abstractNum w:abstractNumId="13" w15:restartNumberingAfterBreak="0">
+  <w:abstractNum w:abstractNumId="23" w15:restartNumberingAfterBreak="0">
+    <w:nsid w:val="69FF2CE0"/>
+    <w:multiLevelType w:val="multilevel"/>
+    <w:tmpl w:val="B82E5EB4"/>
+    <w:lvl w:ilvl="0">
+      <w:start w:val="1"/>
+      <w:numFmt w:val="bullet"/>
+      <w:lvlText w:val=""/>
+      <w:lvlJc w:val="left"/>
+      <w:pPr>
+        <w:tabs>
+          <w:tab w:val="num" w:pos="720"/>
+        </w:tabs>
+        <w:ind w:left="720" w:hanging="360"/>
+      </w:pPr>
+      <w:rPr>
+        <w:rFonts w:ascii="Symbol" w:hAnsi="Symbol" w:hint="default"/>
+        <w:sz w:val="20"/>
+      </w:rPr>
+    </w:lvl>
+    <w:lvl w:ilvl="1" w:tentative="1">
+      <w:start w:val="1"/>
+      <w:numFmt w:val="bullet"/>
+      <w:lvlText w:val="o"/>
+      <w:lvlJc w:val="left"/>
+      <w:pPr>
+        <w:tabs>
+          <w:tab w:val="num" w:pos="1440"/>
+        </w:tabs>
+        <w:ind w:left="1440" w:hanging="360"/>
+      </w:pPr>
+      <w:rPr>
+        <w:rFonts w:ascii="Courier New" w:hAnsi="Courier New" w:hint="default"/>
+        <w:sz w:val="20"/>
+      </w:rPr>
+    </w:lvl>
+    <w:lvl w:ilvl="2" w:tentative="1">
+      <w:start w:val="1"/>
+      <w:numFmt w:val="bullet"/>
+      <w:lvlText w:val=""/>
+      <w:lvlJc w:val="left"/>
+      <w:pPr>
+        <w:tabs>
+          <w:tab w:val="num" w:pos="2160"/>
+        </w:tabs>
+        <w:ind w:left="2160" w:hanging="360"/>
+      </w:pPr>
+      <w:rPr>
+        <w:rFonts w:ascii="Wingdings" w:hAnsi="Wingdings" w:hint="default"/>
+        <w:sz w:val="20"/>
+      </w:rPr>
+    </w:lvl>
+    <w:lvl w:ilvl="3" w:tentative="1">
+      <w:start w:val="1"/>
+      <w:numFmt w:val="bullet"/>
+      <w:lvlText w:val=""/>
+      <w:lvlJc w:val="left"/>
+      <w:pPr>
+        <w:tabs>
+          <w:tab w:val="num" w:pos="2880"/>
+        </w:tabs>
+        <w:ind w:left="2880" w:hanging="360"/>
+      </w:pPr>
+      <w:rPr>
+        <w:rFonts w:ascii="Wingdings" w:hAnsi="Wingdings" w:hint="default"/>
+        <w:sz w:val="20"/>
+      </w:rPr>
+    </w:lvl>
+    <w:lvl w:ilvl="4" w:tentative="1">
+      <w:start w:val="1"/>
+      <w:numFmt w:val="bullet"/>
+      <w:lvlText w:val=""/>
+      <w:lvlJc w:val="left"/>
+      <w:pPr>
+        <w:tabs>
+          <w:tab w:val="num" w:pos="3600"/>
+        </w:tabs>
+        <w:ind w:left="3600" w:hanging="360"/>
+      </w:pPr>
+      <w:rPr>
+        <w:rFonts w:ascii="Wingdings" w:hAnsi="Wingdings" w:hint="default"/>
+        <w:sz w:val="20"/>
+      </w:rPr>
+    </w:lvl>
+    <w:lvl w:ilvl="5" w:tentative="1">
+      <w:start w:val="1"/>
+      <w:numFmt w:val="bullet"/>
+      <w:lvlText w:val=""/>
+      <w:lvlJc w:val="left"/>
+      <w:pPr>
+        <w:tabs>
+          <w:tab w:val="num" w:pos="4320"/>
+        </w:tabs>
+        <w:ind w:left="4320" w:hanging="360"/>
+      </w:pPr>
+      <w:rPr>
+        <w:rFonts w:ascii="Wingdings" w:hAnsi="Wingdings" w:hint="default"/>
+        <w:sz w:val="20"/>
+      </w:rPr>
+    </w:lvl>
+    <w:lvl w:ilvl="6" w:tentative="1">
+      <w:start w:val="1"/>
+      <w:numFmt w:val="bullet"/>
+      <w:lvlText w:val=""/>
+      <w:lvlJc w:val="left"/>
+      <w:pPr>
+        <w:tabs>
+          <w:tab w:val="num" w:pos="5040"/>
+        </w:tabs>
+        <w:ind w:left="5040" w:hanging="360"/>
+      </w:pPr>
+      <w:rPr>
+        <w:rFonts w:ascii="Wingdings" w:hAnsi="Wingdings" w:hint="default"/>
+        <w:sz w:val="20"/>
+      </w:rPr>
+    </w:lvl>
+    <w:lvl w:ilvl="7" w:tentative="1">
+      <w:start w:val="1"/>
+      <w:numFmt w:val="bullet"/>
+      <w:lvlText w:val=""/>
+      <w:lvlJc w:val="left"/>
+      <w:pPr>
+        <w:tabs>
+          <w:tab w:val="num" w:pos="5760"/>
+        </w:tabs>
+        <w:ind w:left="5760" w:hanging="360"/>
+      </w:pPr>
+      <w:rPr>
+        <w:rFonts w:ascii="Wingdings" w:hAnsi="Wingdings" w:hint="default"/>
+        <w:sz w:val="20"/>
+      </w:rPr>
+    </w:lvl>
+    <w:lvl w:ilvl="8" w:tentative="1">
+      <w:start w:val="1"/>
+      <w:numFmt w:val="bullet"/>
+      <w:lvlText w:val=""/>
+      <w:lvlJc w:val="left"/>
+      <w:pPr>
+        <w:tabs>
+          <w:tab w:val="num" w:pos="6480"/>
+        </w:tabs>
+        <w:ind w:left="6480" w:hanging="360"/>
+      </w:pPr>
+      <w:rPr>
+        <w:rFonts w:ascii="Wingdings" w:hAnsi="Wingdings" w:hint="default"/>
+        <w:sz w:val="20"/>
+      </w:rPr>
+    </w:lvl>
+  </w:abstractNum>
+  <w:abstractNum w:abstractNumId="24" w15:restartNumberingAfterBreak="0">
+    <w:nsid w:val="6A4224DE"/>
+    <w:multiLevelType w:val="multilevel"/>
+    <w:tmpl w:val="3EA0FAC6"/>
+    <w:lvl w:ilvl="0">
+      <w:start w:val="1"/>
+      <w:numFmt w:val="bullet"/>
+      <w:lvlText w:val=""/>
+      <w:lvlJc w:val="left"/>
+      <w:pPr>
+        <w:tabs>
+          <w:tab w:val="num" w:pos="720"/>
+        </w:tabs>
+        <w:ind w:left="720" w:hanging="360"/>
+      </w:pPr>
+      <w:rPr>
+        <w:rFonts w:ascii="Symbol" w:hAnsi="Symbol" w:hint="default"/>
+        <w:sz w:val="20"/>
+      </w:rPr>
+    </w:lvl>
+    <w:lvl w:ilvl="1" w:tentative="1">
+      <w:start w:val="1"/>
+      <w:numFmt w:val="bullet"/>
+      <w:lvlText w:val="o"/>
+      <w:lvlJc w:val="left"/>
+      <w:pPr>
+        <w:tabs>
+          <w:tab w:val="num" w:pos="1440"/>
+        </w:tabs>
+        <w:ind w:left="1440" w:hanging="360"/>
+      </w:pPr>
+      <w:rPr>
+        <w:rFonts w:ascii="Courier New" w:hAnsi="Courier New" w:hint="default"/>
+        <w:sz w:val="20"/>
+      </w:rPr>
+    </w:lvl>
+    <w:lvl w:ilvl="2" w:tentative="1">
+      <w:start w:val="1"/>
+      <w:numFmt w:val="bullet"/>
+      <w:lvlText w:val=""/>
+      <w:lvlJc w:val="left"/>
+      <w:pPr>
+        <w:tabs>
+          <w:tab w:val="num" w:pos="2160"/>
+        </w:tabs>
+        <w:ind w:left="2160" w:hanging="360"/>
+      </w:pPr>
+      <w:rPr>
+        <w:rFonts w:ascii="Wingdings" w:hAnsi="Wingdings" w:hint="default"/>
+        <w:sz w:val="20"/>
+      </w:rPr>
+    </w:lvl>
+    <w:lvl w:ilvl="3" w:tentative="1">
+      <w:start w:val="1"/>
+      <w:numFmt w:val="bullet"/>
+      <w:lvlText w:val=""/>
+      <w:lvlJc w:val="left"/>
+      <w:pPr>
+        <w:tabs>
+          <w:tab w:val="num" w:pos="2880"/>
+        </w:tabs>
+        <w:ind w:left="2880" w:hanging="360"/>
+      </w:pPr>
+      <w:rPr>
+        <w:rFonts w:ascii="Wingdings" w:hAnsi="Wingdings" w:hint="default"/>
+        <w:sz w:val="20"/>
+      </w:rPr>
+    </w:lvl>
+    <w:lvl w:ilvl="4" w:tentative="1">
+      <w:start w:val="1"/>
+      <w:numFmt w:val="bullet"/>
+      <w:lvlText w:val=""/>
+      <w:lvlJc w:val="left"/>
+      <w:pPr>
+        <w:tabs>
+          <w:tab w:val="num" w:pos="3600"/>
+        </w:tabs>
+        <w:ind w:left="3600" w:hanging="360"/>
+      </w:pPr>
+      <w:rPr>
+        <w:rFonts w:ascii="Wingdings" w:hAnsi="Wingdings" w:hint="default"/>
+        <w:sz w:val="20"/>
+      </w:rPr>
+    </w:lvl>
+    <w:lvl w:ilvl="5" w:tentative="1">
+      <w:start w:val="1"/>
+      <w:numFmt w:val="bullet"/>
+      <w:lvlText w:val=""/>
+      <w:lvlJc w:val="left"/>
+      <w:pPr>
+        <w:tabs>
+          <w:tab w:val="num" w:pos="4320"/>
+        </w:tabs>
+        <w:ind w:left="4320" w:hanging="360"/>
+      </w:pPr>
+      <w:rPr>
+        <w:rFonts w:ascii="Wingdings" w:hAnsi="Wingdings" w:hint="default"/>
+        <w:sz w:val="20"/>
+      </w:rPr>
+    </w:lvl>
+    <w:lvl w:ilvl="6" w:tentative="1">
+      <w:start w:val="1"/>
+      <w:numFmt w:val="bullet"/>
+      <w:lvlText w:val=""/>
+      <w:lvlJc w:val="left"/>
+      <w:pPr>
+        <w:tabs>
+          <w:tab w:val="num" w:pos="5040"/>
+        </w:tabs>
+        <w:ind w:left="5040" w:hanging="360"/>
+      </w:pPr>
+      <w:rPr>
+        <w:rFonts w:ascii="Wingdings" w:hAnsi="Wingdings" w:hint="default"/>
+        <w:sz w:val="20"/>
+      </w:rPr>
+    </w:lvl>
+    <w:lvl w:ilvl="7" w:tentative="1">
+      <w:start w:val="1"/>
+      <w:numFmt w:val="bullet"/>
+      <w:lvlText w:val=""/>
+      <w:lvlJc w:val="left"/>
+      <w:pPr>
+        <w:tabs>
+          <w:tab w:val="num" w:pos="5760"/>
+        </w:tabs>
+        <w:ind w:left="5760" w:hanging="360"/>
+      </w:pPr>
+      <w:rPr>
+        <w:rFonts w:ascii="Wingdings" w:hAnsi="Wingdings" w:hint="default"/>
+        <w:sz w:val="20"/>
+      </w:rPr>
+    </w:lvl>
+    <w:lvl w:ilvl="8" w:tentative="1">
+      <w:start w:val="1"/>
+      <w:numFmt w:val="bullet"/>
+      <w:lvlText w:val=""/>
+      <w:lvlJc w:val="left"/>
+      <w:pPr>
+        <w:tabs>
+          <w:tab w:val="num" w:pos="6480"/>
+        </w:tabs>
+        <w:ind w:left="6480" w:hanging="360"/>
+      </w:pPr>
+      <w:rPr>
+        <w:rFonts w:ascii="Wingdings" w:hAnsi="Wingdings" w:hint="default"/>
+        <w:sz w:val="20"/>
+      </w:rPr>
+    </w:lvl>
+  </w:abstractNum>
+  <w:abstractNum w:abstractNumId="25" w15:restartNumberingAfterBreak="0">
     <w:nsid w:val="6EB72067"/>
     <w:multiLevelType w:val="multilevel"/>
     <w:tmpl w:val="7B1E974C"/>
@@ -12485,7 +17264,7 @@
       </w:rPr>
     </w:lvl>
   </w:abstractNum>
-  <w:abstractNum w:abstractNumId="14" w15:restartNumberingAfterBreak="0">
+  <w:abstractNum w:abstractNumId="26" w15:restartNumberingAfterBreak="0">
     <w:nsid w:val="712619F8"/>
     <w:multiLevelType w:val="multilevel"/>
     <w:tmpl w:val="E7B0DCC4"/>
@@ -12598,7 +17377,7 @@
       </w:pPr>
     </w:lvl>
   </w:abstractNum>
-  <w:abstractNum w:abstractNumId="15" w15:restartNumberingAfterBreak="0">
+  <w:abstractNum w:abstractNumId="27" w15:restartNumberingAfterBreak="0">
     <w:nsid w:val="73427071"/>
     <w:multiLevelType w:val="multilevel"/>
     <w:tmpl w:val="EEF82C16"/>
@@ -12747,7 +17526,7 @@
       </w:rPr>
     </w:lvl>
   </w:abstractNum>
-  <w:abstractNum w:abstractNumId="16" w15:restartNumberingAfterBreak="0">
+  <w:abstractNum w:abstractNumId="28" w15:restartNumberingAfterBreak="0">
     <w:nsid w:val="7D45148C"/>
     <w:multiLevelType w:val="multilevel"/>
     <w:tmpl w:val="CF9E956E"/>
@@ -12860,7 +17639,7 @@
       </w:pPr>
     </w:lvl>
   </w:abstractNum>
-  <w:abstractNum w:abstractNumId="17" w15:restartNumberingAfterBreak="0">
+  <w:abstractNum w:abstractNumId="29" w15:restartNumberingAfterBreak="0">
     <w:nsid w:val="7E9161DE"/>
     <w:multiLevelType w:val="multilevel"/>
     <w:tmpl w:val="A0F08B96"/>
@@ -12973,7 +17752,156 @@
       </w:pPr>
     </w:lvl>
   </w:abstractNum>
-  <w:abstractNum w:abstractNumId="18" w15:restartNumberingAfterBreak="0">
+  <w:abstractNum w:abstractNumId="30" w15:restartNumberingAfterBreak="0">
+    <w:nsid w:val="7EE86F34"/>
+    <w:multiLevelType w:val="multilevel"/>
+    <w:tmpl w:val="DA047290"/>
+    <w:lvl w:ilvl="0">
+      <w:start w:val="1"/>
+      <w:numFmt w:val="bullet"/>
+      <w:lvlText w:val=""/>
+      <w:lvlJc w:val="left"/>
+      <w:pPr>
+        <w:tabs>
+          <w:tab w:val="num" w:pos="720"/>
+        </w:tabs>
+        <w:ind w:left="720" w:hanging="360"/>
+      </w:pPr>
+      <w:rPr>
+        <w:rFonts w:ascii="Symbol" w:hAnsi="Symbol" w:hint="default"/>
+        <w:sz w:val="20"/>
+      </w:rPr>
+    </w:lvl>
+    <w:lvl w:ilvl="1" w:tentative="1">
+      <w:start w:val="1"/>
+      <w:numFmt w:val="bullet"/>
+      <w:lvlText w:val="o"/>
+      <w:lvlJc w:val="left"/>
+      <w:pPr>
+        <w:tabs>
+          <w:tab w:val="num" w:pos="1440"/>
+        </w:tabs>
+        <w:ind w:left="1440" w:hanging="360"/>
+      </w:pPr>
+      <w:rPr>
+        <w:rFonts w:ascii="Courier New" w:hAnsi="Courier New" w:hint="default"/>
+        <w:sz w:val="20"/>
+      </w:rPr>
+    </w:lvl>
+    <w:lvl w:ilvl="2" w:tentative="1">
+      <w:start w:val="1"/>
+      <w:numFmt w:val="bullet"/>
+      <w:lvlText w:val=""/>
+      <w:lvlJc w:val="left"/>
+      <w:pPr>
+        <w:tabs>
+          <w:tab w:val="num" w:pos="2160"/>
+        </w:tabs>
+        <w:ind w:left="2160" w:hanging="360"/>
+      </w:pPr>
+      <w:rPr>
+        <w:rFonts w:ascii="Wingdings" w:hAnsi="Wingdings" w:hint="default"/>
+        <w:sz w:val="20"/>
+      </w:rPr>
+    </w:lvl>
+    <w:lvl w:ilvl="3" w:tentative="1">
+      <w:start w:val="1"/>
+      <w:numFmt w:val="bullet"/>
+      <w:lvlText w:val=""/>
+      <w:lvlJc w:val="left"/>
+      <w:pPr>
+        <w:tabs>
+          <w:tab w:val="num" w:pos="2880"/>
+        </w:tabs>
+        <w:ind w:left="2880" w:hanging="360"/>
+      </w:pPr>
+      <w:rPr>
+        <w:rFonts w:ascii="Wingdings" w:hAnsi="Wingdings" w:hint="default"/>
+        <w:sz w:val="20"/>
+      </w:rPr>
+    </w:lvl>
+    <w:lvl w:ilvl="4" w:tentative="1">
+      <w:start w:val="1"/>
+      <w:numFmt w:val="bullet"/>
+      <w:lvlText w:val=""/>
+      <w:lvlJc w:val="left"/>
+      <w:pPr>
+        <w:tabs>
+          <w:tab w:val="num" w:pos="3600"/>
+        </w:tabs>
+        <w:ind w:left="3600" w:hanging="360"/>
+      </w:pPr>
+      <w:rPr>
+        <w:rFonts w:ascii="Wingdings" w:hAnsi="Wingdings" w:hint="default"/>
+        <w:sz w:val="20"/>
+      </w:rPr>
+    </w:lvl>
+    <w:lvl w:ilvl="5" w:tentative="1">
+      <w:start w:val="1"/>
+      <w:numFmt w:val="bullet"/>
+      <w:lvlText w:val=""/>
+      <w:lvlJc w:val="left"/>
+      <w:pPr>
+        <w:tabs>
+          <w:tab w:val="num" w:pos="4320"/>
+        </w:tabs>
+        <w:ind w:left="4320" w:hanging="360"/>
+      </w:pPr>
+      <w:rPr>
+        <w:rFonts w:ascii="Wingdings" w:hAnsi="Wingdings" w:hint="default"/>
+        <w:sz w:val="20"/>
+      </w:rPr>
+    </w:lvl>
+    <w:lvl w:ilvl="6" w:tentative="1">
+      <w:start w:val="1"/>
+      <w:numFmt w:val="bullet"/>
+      <w:lvlText w:val=""/>
+      <w:lvlJc w:val="left"/>
+      <w:pPr>
+        <w:tabs>
+          <w:tab w:val="num" w:pos="5040"/>
+        </w:tabs>
+        <w:ind w:left="5040" w:hanging="360"/>
+      </w:pPr>
+      <w:rPr>
+        <w:rFonts w:ascii="Wingdings" w:hAnsi="Wingdings" w:hint="default"/>
+        <w:sz w:val="20"/>
+      </w:rPr>
+    </w:lvl>
+    <w:lvl w:ilvl="7" w:tentative="1">
+      <w:start w:val="1"/>
+      <w:numFmt w:val="bullet"/>
+      <w:lvlText w:val=""/>
+      <w:lvlJc w:val="left"/>
+      <w:pPr>
+        <w:tabs>
+          <w:tab w:val="num" w:pos="5760"/>
+        </w:tabs>
+        <w:ind w:left="5760" w:hanging="360"/>
+      </w:pPr>
+      <w:rPr>
+        <w:rFonts w:ascii="Wingdings" w:hAnsi="Wingdings" w:hint="default"/>
+        <w:sz w:val="20"/>
+      </w:rPr>
+    </w:lvl>
+    <w:lvl w:ilvl="8" w:tentative="1">
+      <w:start w:val="1"/>
+      <w:numFmt w:val="bullet"/>
+      <w:lvlText w:val=""/>
+      <w:lvlJc w:val="left"/>
+      <w:pPr>
+        <w:tabs>
+          <w:tab w:val="num" w:pos="6480"/>
+        </w:tabs>
+        <w:ind w:left="6480" w:hanging="360"/>
+      </w:pPr>
+      <w:rPr>
+        <w:rFonts w:ascii="Wingdings" w:hAnsi="Wingdings" w:hint="default"/>
+        <w:sz w:val="20"/>
+      </w:rPr>
+    </w:lvl>
+  </w:abstractNum>
+  <w:abstractNum w:abstractNumId="31" w15:restartNumberingAfterBreak="0">
     <w:nsid w:val="7F9F41F5"/>
     <w:multiLevelType w:val="multilevel"/>
     <w:tmpl w:val="1EE204D4"/>
@@ -13123,61 +18051,100 @@
     </w:lvl>
   </w:abstractNum>
   <w:num w:numId="1" w16cid:durableId="782461276">
-    <w:abstractNumId w:val="17"/>
+    <w:abstractNumId w:val="29"/>
   </w:num>
   <w:num w:numId="2" w16cid:durableId="485322517">
     <w:abstractNumId w:val="0"/>
   </w:num>
   <w:num w:numId="3" w16cid:durableId="1300380153">
+    <w:abstractNumId w:val="8"/>
+  </w:num>
+  <w:num w:numId="4" w16cid:durableId="1026516821">
+    <w:abstractNumId w:val="31"/>
+  </w:num>
+  <w:num w:numId="5" w16cid:durableId="1280525705">
+    <w:abstractNumId w:val="20"/>
+  </w:num>
+  <w:num w:numId="6" w16cid:durableId="509023211">
+    <w:abstractNumId w:val="22"/>
+  </w:num>
+  <w:num w:numId="7" w16cid:durableId="192114623">
+    <w:abstractNumId w:val="14"/>
+  </w:num>
+  <w:num w:numId="8" w16cid:durableId="1666468658">
+    <w:abstractNumId w:val="17"/>
+  </w:num>
+  <w:num w:numId="9" w16cid:durableId="534385837">
+    <w:abstractNumId w:val="28"/>
+  </w:num>
+  <w:num w:numId="10" w16cid:durableId="1956985690">
+    <w:abstractNumId w:val="25"/>
+  </w:num>
+  <w:num w:numId="11" w16cid:durableId="978917626">
     <w:abstractNumId w:val="4"/>
   </w:num>
-  <w:num w:numId="4" w16cid:durableId="1026516821">
+  <w:num w:numId="12" w16cid:durableId="1057438941">
     <w:abstractNumId w:val="18"/>
-  </w:num>
-  <w:num w:numId="5" w16cid:durableId="1280525705">
-    <w:abstractNumId w:val="11"/>
-  </w:num>
-  <w:num w:numId="6" w16cid:durableId="509023211">
-    <w:abstractNumId w:val="12"/>
-  </w:num>
-  <w:num w:numId="7" w16cid:durableId="192114623">
-    <w:abstractNumId w:val="6"/>
-  </w:num>
-  <w:num w:numId="8" w16cid:durableId="1666468658">
-    <w:abstractNumId w:val="9"/>
-  </w:num>
-  <w:num w:numId="9" w16cid:durableId="534385837">
-    <w:abstractNumId w:val="16"/>
-  </w:num>
-  <w:num w:numId="10" w16cid:durableId="1956985690">
-    <w:abstractNumId w:val="13"/>
-  </w:num>
-  <w:num w:numId="11" w16cid:durableId="978917626">
-    <w:abstractNumId w:val="2"/>
-  </w:num>
-  <w:num w:numId="12" w16cid:durableId="1057438941">
-    <w:abstractNumId w:val="10"/>
   </w:num>
   <w:num w:numId="13" w16cid:durableId="190338441">
     <w:abstractNumId w:val="1"/>
   </w:num>
   <w:num w:numId="14" w16cid:durableId="2038315103">
+    <w:abstractNumId w:val="5"/>
+  </w:num>
+  <w:num w:numId="15" w16cid:durableId="380714663">
+    <w:abstractNumId w:val="16"/>
+  </w:num>
+  <w:num w:numId="16" w16cid:durableId="1365594583">
+    <w:abstractNumId w:val="15"/>
+  </w:num>
+  <w:num w:numId="17" w16cid:durableId="1873761815">
+    <w:abstractNumId w:val="26"/>
+  </w:num>
+  <w:num w:numId="18" w16cid:durableId="1309089297">
+    <w:abstractNumId w:val="27"/>
+  </w:num>
+  <w:num w:numId="19" w16cid:durableId="2035156939">
+    <w:abstractNumId w:val="9"/>
+  </w:num>
+  <w:num w:numId="20" w16cid:durableId="364253201">
     <w:abstractNumId w:val="3"/>
   </w:num>
-  <w:num w:numId="15" w16cid:durableId="380714663">
-    <w:abstractNumId w:val="8"/>
+  <w:num w:numId="21" w16cid:durableId="1262957285">
+    <w:abstractNumId w:val="30"/>
   </w:num>
-  <w:num w:numId="16" w16cid:durableId="1365594583">
+  <w:num w:numId="22" w16cid:durableId="1598829652">
+    <w:abstractNumId w:val="11"/>
+  </w:num>
+  <w:num w:numId="23" w16cid:durableId="2114282019">
+    <w:abstractNumId w:val="13"/>
+  </w:num>
+  <w:num w:numId="24" w16cid:durableId="2064450632">
+    <w:abstractNumId w:val="6"/>
+  </w:num>
+  <w:num w:numId="25" w16cid:durableId="988555294">
+    <w:abstractNumId w:val="23"/>
+  </w:num>
+  <w:num w:numId="26" w16cid:durableId="1036811443">
+    <w:abstractNumId w:val="10"/>
+  </w:num>
+  <w:num w:numId="27" w16cid:durableId="1345400490">
+    <w:abstractNumId w:val="2"/>
+  </w:num>
+  <w:num w:numId="28" w16cid:durableId="140197594">
+    <w:abstractNumId w:val="24"/>
+  </w:num>
+  <w:num w:numId="29" w16cid:durableId="993217659">
+    <w:abstractNumId w:val="21"/>
+  </w:num>
+  <w:num w:numId="30" w16cid:durableId="1897275993">
+    <w:abstractNumId w:val="19"/>
+  </w:num>
+  <w:num w:numId="31" w16cid:durableId="1805465518">
+    <w:abstractNumId w:val="12"/>
+  </w:num>
+  <w:num w:numId="32" w16cid:durableId="458299379">
     <w:abstractNumId w:val="7"/>
-  </w:num>
-  <w:num w:numId="17" w16cid:durableId="1873761815">
-    <w:abstractNumId w:val="14"/>
-  </w:num>
-  <w:num w:numId="18" w16cid:durableId="1309089297">
-    <w:abstractNumId w:val="15"/>
-  </w:num>
-  <w:num w:numId="19" w16cid:durableId="2035156939">
-    <w:abstractNumId w:val="5"/>
   </w:num>
 </w:numbering>
 </file>
@@ -13785,7 +18752,6 @@
   <w:style w:type="character" w:default="1" w:styleId="DefaultParagraphFont">
     <w:name w:val="Default Paragraph Font"/>
     <w:uiPriority w:val="1"/>
-    <w:semiHidden/>
     <w:unhideWhenUsed/>
   </w:style>
   <w:style w:type="table" w:default="1" w:styleId="TableNormal">
